--- a/Document/fuClaw AIoT Agent 技術教學手冊.docx
+++ b/Document/fuClaw AIoT Agent 技術教學手冊.docx
@@ -1,11 +1,13 @@
 
 <file path=word/document.xml><?xml version="1.0" encoding="utf-8"?>
-<w:document xmlns:wpc="http://schemas.microsoft.com/office/word/2010/wordprocessingCanvas" xmlns:cx="http://schemas.microsoft.com/office/drawing/2014/chartex" xmlns:cx1="http://schemas.microsoft.com/office/drawing/2015/9/8/chartex" xmlns:cx2="http://schemas.microsoft.com/office/drawing/2015/10/21/chartex" xmlns:cx3="http://schemas.microsoft.com/office/drawing/2016/5/9/chartex" xmlns:cx4="http://schemas.microsoft.com/office/drawing/2016/5/10/chartex" xmlns:cx5="http://schemas.microsoft.com/office/drawing/2016/5/11/chartex" xmlns:cx6="http://schemas.microsoft.com/office/drawing/2016/5/12/chartex" xmlns:cx7="http://schemas.microsoft.com/office/drawing/2016/5/13/chartex" xmlns:cx8="http://schemas.microsoft.com/office/drawing/2016/5/14/chartex" xmlns:mc="http://schemas.openxmlformats.org/markup-compatibility/2006" xmlns:aink="http://schemas.microsoft.com/office/drawing/2016/ink" xmlns:am3d="http://schemas.microsoft.com/office/drawing/2017/model3d" xmlns:o="urn:schemas-microsoft-com:office:office" xmlns:r="http://schemas.openxmlformats.org/officeDocument/2006/relationships" xmlns:m="http://schemas.openxmlformats.org/officeDocument/2006/math" xmlns:v="urn:schemas-microsoft-com:vml" xmlns:wp14="http://schemas.microsoft.com/office/word/2010/wordprocessingDrawing" xmlns:wp="http://schemas.openxmlformats.org/drawingml/2006/wordprocessingDrawing" xmlns:w10="urn:schemas-microsoft-com:office:word" xmlns:w="http://schemas.openxmlformats.org/wordprocessingml/2006/main" xmlns:w14="http://schemas.microsoft.com/office/word/2010/wordml" xmlns:w15="http://schemas.microsoft.com/office/word/2012/wordml" xmlns:w16cid="http://schemas.microsoft.com/office/word/2016/wordml/cid" xmlns:w16se="http://schemas.microsoft.com/office/word/2015/wordml/symex" xmlns:wpg="http://schemas.microsoft.com/office/word/2010/wordprocessingGroup" xmlns:wpi="http://schemas.microsoft.com/office/word/2010/wordprocessingInk" xmlns:wne="http://schemas.microsoft.com/office/word/2006/wordml" xmlns:wps="http://schemas.microsoft.com/office/word/2010/wordprocessingShape" mc:Ignorable="w14 w15 w16se w16cid wp14">
+<w:document xmlns:wpc="http://schemas.microsoft.com/office/word/2010/wordprocessingCanvas" xmlns:mc="http://schemas.openxmlformats.org/markup-compatibility/2006" xmlns:o="urn:schemas-microsoft-com:office:office" xmlns:r="http://schemas.openxmlformats.org/officeDocument/2006/relationships" xmlns:m="http://schemas.openxmlformats.org/officeDocument/2006/math" xmlns:v="urn:schemas-microsoft-com:vml" xmlns:wp14="http://schemas.microsoft.com/office/word/2010/wordprocessingDrawing" xmlns:wp="http://schemas.openxmlformats.org/drawingml/2006/wordprocessingDrawing" xmlns:w10="urn:schemas-microsoft-com:office:word" xmlns:w="http://schemas.openxmlformats.org/wordprocessingml/2006/main" xmlns:w14="http://schemas.microsoft.com/office/word/2010/wordml" xmlns:wpg="http://schemas.microsoft.com/office/word/2010/wordprocessingGroup" xmlns:wpi="http://schemas.microsoft.com/office/word/2010/wordprocessingInk" xmlns:wne="http://schemas.microsoft.com/office/word/2006/wordml" xmlns:wps="http://schemas.microsoft.com/office/word/2010/wordprocessingShape" mc:Ignorable="w14 wp14">
   <w:body>
     <w:p>
       <w:pPr>
         <w:spacing w:after="480"/>
       </w:pPr>
+      <w:bookmarkStart w:id="0" w:name="_GoBack"/>
+      <w:bookmarkEnd w:id="0"/>
     </w:p>
     <w:p>
       <w:pPr>
@@ -18,7 +20,6 @@
         <w:shd w:val="clear" w:color="auto" w:fill="1F4E79"/>
         <w:jc w:val="center"/>
       </w:pPr>
-      <w:bookmarkStart w:id="0" w:name="_GoBack"/>
       <w:proofErr w:type="spellStart"/>
       <w:r>
         <w:rPr>
@@ -85,7 +86,6 @@
         <w:t>技術教學手冊</w:t>
       </w:r>
     </w:p>
-    <w:bookmarkEnd w:id="0"/>
     <w:p>
       <w:pPr>
         <w:shd w:val="clear" w:color="auto" w:fill="1F4E79"/>
@@ -1363,7 +1363,23 @@
           <w:rFonts w:eastAsia="Arial"/>
           <w:color w:val="FFFFFF"/>
         </w:rPr>
-        <w:t xml:space="preserve"> 的本質：從 IoT 到 AI Agent 的進化</w:t>
+        <w:t xml:space="preserve"> 的本質：從 </w:t>
+      </w:r>
+      <w:proofErr w:type="spellStart"/>
+      <w:r>
+        <w:rPr>
+          <w:rFonts w:eastAsia="Arial"/>
+          <w:color w:val="FFFFFF"/>
+        </w:rPr>
+        <w:t>IoT</w:t>
+      </w:r>
+      <w:proofErr w:type="spellEnd"/>
+      <w:r>
+        <w:rPr>
+          <w:rFonts w:eastAsia="Arial"/>
+          <w:color w:val="FFFFFF"/>
+        </w:rPr>
+        <w:t xml:space="preserve"> 到 AI Agent 的進化</w:t>
       </w:r>
     </w:p>
     <w:p>
@@ -1388,7 +1404,23 @@
           <w:rFonts w:eastAsia="Arial"/>
           <w:color w:val="404040"/>
         </w:rPr>
-        <w:t>傳統 IoT 裝置只能被動地「接收指令 → 執行動作」，缺乏自主判斷能力。</w:t>
+        <w:t xml:space="preserve">傳統 </w:t>
+      </w:r>
+      <w:proofErr w:type="spellStart"/>
+      <w:r>
+        <w:rPr>
+          <w:rFonts w:eastAsia="Arial"/>
+          <w:color w:val="404040"/>
+        </w:rPr>
+        <w:t>IoT</w:t>
+      </w:r>
+      <w:proofErr w:type="spellEnd"/>
+      <w:r>
+        <w:rPr>
+          <w:rFonts w:eastAsia="Arial"/>
+          <w:color w:val="404040"/>
+        </w:rPr>
+        <w:t xml:space="preserve"> 裝置只能被動地「接收指令 → 執行動作」，缺乏自主判斷能力。</w:t>
       </w:r>
       <w:proofErr w:type="spellStart"/>
       <w:r>
@@ -3335,7 +3367,6 @@
             </w:tcMar>
           </w:tcPr>
           <w:p>
-            <w:proofErr w:type="gramStart"/>
             <w:r>
               <w:rPr>
                 <w:rFonts w:ascii="Courier New" w:eastAsia="Courier New" w:hAnsi="Courier New" w:cs="Courier New"/>
@@ -3343,9 +3374,131 @@
                 <w:sz w:val="18"/>
                 <w:szCs w:val="18"/>
               </w:rPr>
-              <w:t>setup(</w:t>
-            </w:r>
-            <w:proofErr w:type="gramEnd"/>
+              <w:t>setup()</w:t>
+            </w:r>
+          </w:p>
+        </w:tc>
+        <w:tc>
+          <w:tcPr>
+            <w:tcW w:w="5760" w:type="dxa"/>
+            <w:tcBorders>
+              <w:top w:val="single" w:sz="1" w:space="0" w:color="D9D9D9"/>
+              <w:left w:val="single" w:sz="1" w:space="0" w:color="D9D9D9"/>
+              <w:bottom w:val="single" w:sz="1" w:space="0" w:color="D9D9D9"/>
+              <w:right w:val="single" w:sz="1" w:space="0" w:color="D9D9D9"/>
+            </w:tcBorders>
+            <w:shd w:val="clear" w:color="auto" w:fill="D6E4F0"/>
+            <w:tcMar>
+              <w:top w:w="80" w:type="dxa"/>
+              <w:left w:w="120" w:type="dxa"/>
+              <w:bottom w:w="80" w:type="dxa"/>
+              <w:right w:w="120" w:type="dxa"/>
+            </w:tcMar>
+          </w:tcPr>
+          <w:p>
+            <w:r>
+              <w:rPr>
+                <w:rFonts w:eastAsia="Arial"/>
+                <w:color w:val="404040"/>
+                <w:sz w:val="20"/>
+                <w:szCs w:val="20"/>
+              </w:rPr>
+              <w:t xml:space="preserve">SD 卡讀取設定 → </w:t>
+            </w:r>
+            <w:proofErr w:type="spellStart"/>
+            <w:r>
+              <w:rPr>
+                <w:rFonts w:eastAsia="Arial"/>
+                <w:color w:val="404040"/>
+                <w:sz w:val="20"/>
+                <w:szCs w:val="20"/>
+              </w:rPr>
+              <w:t>WiFi</w:t>
+            </w:r>
+            <w:proofErr w:type="spellEnd"/>
+            <w:r>
+              <w:rPr>
+                <w:rFonts w:eastAsia="Arial"/>
+                <w:color w:val="404040"/>
+                <w:sz w:val="20"/>
+                <w:szCs w:val="20"/>
+              </w:rPr>
+              <w:t xml:space="preserve"> 連線 → 相機初始化 → </w:t>
+            </w:r>
+            <w:proofErr w:type="spellStart"/>
+            <w:r>
+              <w:rPr>
+                <w:rFonts w:eastAsia="Arial"/>
+                <w:color w:val="404040"/>
+                <w:sz w:val="20"/>
+                <w:szCs w:val="20"/>
+              </w:rPr>
+              <w:t>FreeRTOS</w:t>
+            </w:r>
+            <w:proofErr w:type="spellEnd"/>
+            <w:r>
+              <w:rPr>
+                <w:rFonts w:eastAsia="Arial"/>
+                <w:color w:val="404040"/>
+                <w:sz w:val="20"/>
+                <w:szCs w:val="20"/>
+              </w:rPr>
+              <w:t xml:space="preserve"> 任務建立 → 系統提示詞組建 → 對話歷史還原</w:t>
+            </w:r>
+          </w:p>
+        </w:tc>
+      </w:tr>
+      <w:tr>
+        <w:tc>
+          <w:tcPr>
+            <w:tcW w:w="1800" w:type="dxa"/>
+            <w:tcBorders>
+              <w:top w:val="single" w:sz="1" w:space="0" w:color="D9D9D9"/>
+              <w:left w:val="single" w:sz="1" w:space="0" w:color="D9D9D9"/>
+              <w:bottom w:val="single" w:sz="1" w:space="0" w:color="D9D9D9"/>
+              <w:right w:val="single" w:sz="1" w:space="0" w:color="D9D9D9"/>
+            </w:tcBorders>
+            <w:shd w:val="clear" w:color="auto" w:fill="FFFFFF"/>
+            <w:tcMar>
+              <w:top w:w="80" w:type="dxa"/>
+              <w:left w:w="120" w:type="dxa"/>
+              <w:bottom w:w="80" w:type="dxa"/>
+              <w:right w:w="120" w:type="dxa"/>
+            </w:tcMar>
+          </w:tcPr>
+          <w:p>
+            <w:r>
+              <w:rPr>
+                <w:rFonts w:eastAsia="Arial"/>
+                <w:b/>
+                <w:bCs/>
+                <w:color w:val="1F4E79"/>
+                <w:sz w:val="20"/>
+                <w:szCs w:val="20"/>
+              </w:rPr>
+              <w:t>② 持續輪詢</w:t>
+            </w:r>
+          </w:p>
+        </w:tc>
+        <w:tc>
+          <w:tcPr>
+            <w:tcW w:w="1800" w:type="dxa"/>
+            <w:tcBorders>
+              <w:top w:val="single" w:sz="1" w:space="0" w:color="D9D9D9"/>
+              <w:left w:val="single" w:sz="1" w:space="0" w:color="D9D9D9"/>
+              <w:bottom w:val="single" w:sz="1" w:space="0" w:color="D9D9D9"/>
+              <w:right w:val="single" w:sz="1" w:space="0" w:color="D9D9D9"/>
+            </w:tcBorders>
+            <w:shd w:val="clear" w:color="auto" w:fill="FFFFFF"/>
+            <w:tcMar>
+              <w:top w:w="80" w:type="dxa"/>
+              <w:left w:w="120" w:type="dxa"/>
+              <w:bottom w:w="80" w:type="dxa"/>
+              <w:right w:w="120" w:type="dxa"/>
+            </w:tcMar>
+          </w:tcPr>
+          <w:p>
+            <w:proofErr w:type="spellStart"/>
             <w:r>
               <w:rPr>
                 <w:rFonts w:ascii="Courier New" w:eastAsia="Courier New" w:hAnsi="Courier New" w:cs="Courier New"/>
@@ -3353,131 +3506,9 @@
                 <w:sz w:val="18"/>
                 <w:szCs w:val="18"/>
               </w:rPr>
-              <w:t>)</w:t>
-            </w:r>
-          </w:p>
-        </w:tc>
-        <w:tc>
-          <w:tcPr>
-            <w:tcW w:w="5760" w:type="dxa"/>
-            <w:tcBorders>
-              <w:top w:val="single" w:sz="1" w:space="0" w:color="D9D9D9"/>
-              <w:left w:val="single" w:sz="1" w:space="0" w:color="D9D9D9"/>
-              <w:bottom w:val="single" w:sz="1" w:space="0" w:color="D9D9D9"/>
-              <w:right w:val="single" w:sz="1" w:space="0" w:color="D9D9D9"/>
-            </w:tcBorders>
-            <w:shd w:val="clear" w:color="auto" w:fill="D6E4F0"/>
-            <w:tcMar>
-              <w:top w:w="80" w:type="dxa"/>
-              <w:left w:w="120" w:type="dxa"/>
-              <w:bottom w:w="80" w:type="dxa"/>
-              <w:right w:w="120" w:type="dxa"/>
-            </w:tcMar>
-          </w:tcPr>
-          <w:p>
-            <w:r>
-              <w:rPr>
-                <w:rFonts w:eastAsia="Arial"/>
-                <w:color w:val="404040"/>
-                <w:sz w:val="20"/>
-                <w:szCs w:val="20"/>
-              </w:rPr>
-              <w:t xml:space="preserve">SD 卡讀取設定 → </w:t>
-            </w:r>
-            <w:proofErr w:type="spellStart"/>
-            <w:r>
-              <w:rPr>
-                <w:rFonts w:eastAsia="Arial"/>
-                <w:color w:val="404040"/>
-                <w:sz w:val="20"/>
-                <w:szCs w:val="20"/>
-              </w:rPr>
-              <w:t>WiFi</w:t>
+              <w:t>getTelegramMessage_task</w:t>
             </w:r>
             <w:proofErr w:type="spellEnd"/>
-            <w:r>
-              <w:rPr>
-                <w:rFonts w:eastAsia="Arial"/>
-                <w:color w:val="404040"/>
-                <w:sz w:val="20"/>
-                <w:szCs w:val="20"/>
-              </w:rPr>
-              <w:t xml:space="preserve"> 連線 → 相機初始化 → </w:t>
-            </w:r>
-            <w:proofErr w:type="spellStart"/>
-            <w:r>
-              <w:rPr>
-                <w:rFonts w:eastAsia="Arial"/>
-                <w:color w:val="404040"/>
-                <w:sz w:val="20"/>
-                <w:szCs w:val="20"/>
-              </w:rPr>
-              <w:t>FreeRTOS</w:t>
-            </w:r>
-            <w:proofErr w:type="spellEnd"/>
-            <w:r>
-              <w:rPr>
-                <w:rFonts w:eastAsia="Arial"/>
-                <w:color w:val="404040"/>
-                <w:sz w:val="20"/>
-                <w:szCs w:val="20"/>
-              </w:rPr>
-              <w:t xml:space="preserve"> 任務建立 → 系統提示詞組建 → 對話歷史還原</w:t>
-            </w:r>
-          </w:p>
-        </w:tc>
-      </w:tr>
-      <w:tr>
-        <w:tc>
-          <w:tcPr>
-            <w:tcW w:w="1800" w:type="dxa"/>
-            <w:tcBorders>
-              <w:top w:val="single" w:sz="1" w:space="0" w:color="D9D9D9"/>
-              <w:left w:val="single" w:sz="1" w:space="0" w:color="D9D9D9"/>
-              <w:bottom w:val="single" w:sz="1" w:space="0" w:color="D9D9D9"/>
-              <w:right w:val="single" w:sz="1" w:space="0" w:color="D9D9D9"/>
-            </w:tcBorders>
-            <w:shd w:val="clear" w:color="auto" w:fill="FFFFFF"/>
-            <w:tcMar>
-              <w:top w:w="80" w:type="dxa"/>
-              <w:left w:w="120" w:type="dxa"/>
-              <w:bottom w:w="80" w:type="dxa"/>
-              <w:right w:w="120" w:type="dxa"/>
-            </w:tcMar>
-          </w:tcPr>
-          <w:p>
-            <w:r>
-              <w:rPr>
-                <w:rFonts w:eastAsia="Arial"/>
-                <w:b/>
-                <w:bCs/>
-                <w:color w:val="1F4E79"/>
-                <w:sz w:val="20"/>
-                <w:szCs w:val="20"/>
-              </w:rPr>
-              <w:t>② 持續輪詢</w:t>
-            </w:r>
-          </w:p>
-        </w:tc>
-        <w:tc>
-          <w:tcPr>
-            <w:tcW w:w="1800" w:type="dxa"/>
-            <w:tcBorders>
-              <w:top w:val="single" w:sz="1" w:space="0" w:color="D9D9D9"/>
-              <w:left w:val="single" w:sz="1" w:space="0" w:color="D9D9D9"/>
-              <w:bottom w:val="single" w:sz="1" w:space="0" w:color="D9D9D9"/>
-              <w:right w:val="single" w:sz="1" w:space="0" w:color="D9D9D9"/>
-            </w:tcBorders>
-            <w:shd w:val="clear" w:color="auto" w:fill="FFFFFF"/>
-            <w:tcMar>
-              <w:top w:w="80" w:type="dxa"/>
-              <w:left w:w="120" w:type="dxa"/>
-              <w:bottom w:w="80" w:type="dxa"/>
-              <w:right w:w="120" w:type="dxa"/>
-            </w:tcMar>
-          </w:tcPr>
-          <w:p>
-            <w:proofErr w:type="spellStart"/>
             <w:r>
               <w:rPr>
                 <w:rFonts w:ascii="Courier New" w:eastAsia="Courier New" w:hAnsi="Courier New" w:cs="Courier New"/>
@@ -3485,9 +3516,111 @@
                 <w:sz w:val="18"/>
                 <w:szCs w:val="18"/>
               </w:rPr>
-              <w:t>getTelegramMessage_</w:t>
+              <w:t>()</w:t>
+            </w:r>
+          </w:p>
+        </w:tc>
+        <w:tc>
+          <w:tcPr>
+            <w:tcW w:w="5760" w:type="dxa"/>
+            <w:tcBorders>
+              <w:top w:val="single" w:sz="1" w:space="0" w:color="D9D9D9"/>
+              <w:left w:val="single" w:sz="1" w:space="0" w:color="D9D9D9"/>
+              <w:bottom w:val="single" w:sz="1" w:space="0" w:color="D9D9D9"/>
+              <w:right w:val="single" w:sz="1" w:space="0" w:color="D9D9D9"/>
+            </w:tcBorders>
+            <w:shd w:val="clear" w:color="auto" w:fill="FFFFFF"/>
+            <w:tcMar>
+              <w:top w:w="80" w:type="dxa"/>
+              <w:left w:w="120" w:type="dxa"/>
+              <w:bottom w:w="80" w:type="dxa"/>
+              <w:right w:w="120" w:type="dxa"/>
+            </w:tcMar>
+          </w:tcPr>
+          <w:p>
+            <w:r>
+              <w:rPr>
+                <w:rFonts w:eastAsia="Arial"/>
+                <w:color w:val="404040"/>
+                <w:sz w:val="20"/>
+                <w:szCs w:val="20"/>
+              </w:rPr>
+              <w:t xml:space="preserve">每 1 </w:t>
             </w:r>
             <w:proofErr w:type="gramStart"/>
+            <w:r>
+              <w:rPr>
+                <w:rFonts w:eastAsia="Arial"/>
+                <w:color w:val="404040"/>
+                <w:sz w:val="20"/>
+                <w:szCs w:val="20"/>
+              </w:rPr>
+              <w:t>秒向</w:t>
+            </w:r>
+            <w:proofErr w:type="gramEnd"/>
+            <w:r>
+              <w:rPr>
+                <w:rFonts w:eastAsia="Arial"/>
+                <w:color w:val="404040"/>
+                <w:sz w:val="20"/>
+                <w:szCs w:val="20"/>
+              </w:rPr>
+              <w:t xml:space="preserve"> Telegram API 發送請求，偵測新訊息（文字或語音）</w:t>
+            </w:r>
+          </w:p>
+        </w:tc>
+      </w:tr>
+      <w:tr>
+        <w:tc>
+          <w:tcPr>
+            <w:tcW w:w="1800" w:type="dxa"/>
+            <w:tcBorders>
+              <w:top w:val="single" w:sz="1" w:space="0" w:color="D9D9D9"/>
+              <w:left w:val="single" w:sz="1" w:space="0" w:color="D9D9D9"/>
+              <w:bottom w:val="single" w:sz="1" w:space="0" w:color="D9D9D9"/>
+              <w:right w:val="single" w:sz="1" w:space="0" w:color="D9D9D9"/>
+            </w:tcBorders>
+            <w:shd w:val="clear" w:color="auto" w:fill="D6E4F0"/>
+            <w:tcMar>
+              <w:top w:w="80" w:type="dxa"/>
+              <w:left w:w="120" w:type="dxa"/>
+              <w:bottom w:w="80" w:type="dxa"/>
+              <w:right w:w="120" w:type="dxa"/>
+            </w:tcMar>
+          </w:tcPr>
+          <w:p>
+            <w:r>
+              <w:rPr>
+                <w:rFonts w:eastAsia="Arial"/>
+                <w:b/>
+                <w:bCs/>
+                <w:color w:val="1F4E79"/>
+                <w:sz w:val="20"/>
+                <w:szCs w:val="20"/>
+              </w:rPr>
+              <w:t>③ 週期檢查</w:t>
+            </w:r>
+          </w:p>
+        </w:tc>
+        <w:tc>
+          <w:tcPr>
+            <w:tcW w:w="1800" w:type="dxa"/>
+            <w:tcBorders>
+              <w:top w:val="single" w:sz="1" w:space="0" w:color="D9D9D9"/>
+              <w:left w:val="single" w:sz="1" w:space="0" w:color="D9D9D9"/>
+              <w:bottom w:val="single" w:sz="1" w:space="0" w:color="D9D9D9"/>
+              <w:right w:val="single" w:sz="1" w:space="0" w:color="D9D9D9"/>
+            </w:tcBorders>
+            <w:shd w:val="clear" w:color="auto" w:fill="D6E4F0"/>
+            <w:tcMar>
+              <w:top w:w="80" w:type="dxa"/>
+              <w:left w:w="120" w:type="dxa"/>
+              <w:bottom w:w="80" w:type="dxa"/>
+              <w:right w:w="120" w:type="dxa"/>
+            </w:tcMar>
+          </w:tcPr>
+          <w:p>
+            <w:proofErr w:type="spellStart"/>
             <w:r>
               <w:rPr>
                 <w:rFonts w:ascii="Courier New" w:eastAsia="Courier New" w:hAnsi="Courier New" w:cs="Courier New"/>
@@ -3495,7 +3628,7 @@
                 <w:sz w:val="18"/>
                 <w:szCs w:val="18"/>
               </w:rPr>
-              <w:t>task</w:t>
+              <w:t>periodicCheck_task</w:t>
             </w:r>
             <w:proofErr w:type="spellEnd"/>
             <w:r>
@@ -3505,159 +3638,7 @@
                 <w:sz w:val="18"/>
                 <w:szCs w:val="18"/>
               </w:rPr>
-              <w:t>(</w:t>
-            </w:r>
-            <w:proofErr w:type="gramEnd"/>
-            <w:r>
-              <w:rPr>
-                <w:rFonts w:ascii="Courier New" w:eastAsia="Courier New" w:hAnsi="Courier New" w:cs="Courier New"/>
-                <w:color w:val="1B6B6B"/>
-                <w:sz w:val="18"/>
-                <w:szCs w:val="18"/>
-              </w:rPr>
-              <w:t>)</w:t>
-            </w:r>
-          </w:p>
-        </w:tc>
-        <w:tc>
-          <w:tcPr>
-            <w:tcW w:w="5760" w:type="dxa"/>
-            <w:tcBorders>
-              <w:top w:val="single" w:sz="1" w:space="0" w:color="D9D9D9"/>
-              <w:left w:val="single" w:sz="1" w:space="0" w:color="D9D9D9"/>
-              <w:bottom w:val="single" w:sz="1" w:space="0" w:color="D9D9D9"/>
-              <w:right w:val="single" w:sz="1" w:space="0" w:color="D9D9D9"/>
-            </w:tcBorders>
-            <w:shd w:val="clear" w:color="auto" w:fill="FFFFFF"/>
-            <w:tcMar>
-              <w:top w:w="80" w:type="dxa"/>
-              <w:left w:w="120" w:type="dxa"/>
-              <w:bottom w:w="80" w:type="dxa"/>
-              <w:right w:w="120" w:type="dxa"/>
-            </w:tcMar>
-          </w:tcPr>
-          <w:p>
-            <w:r>
-              <w:rPr>
-                <w:rFonts w:eastAsia="Arial"/>
-                <w:color w:val="404040"/>
-                <w:sz w:val="20"/>
-                <w:szCs w:val="20"/>
-              </w:rPr>
-              <w:t xml:space="preserve">每 1 </w:t>
-            </w:r>
-            <w:proofErr w:type="gramStart"/>
-            <w:r>
-              <w:rPr>
-                <w:rFonts w:eastAsia="Arial"/>
-                <w:color w:val="404040"/>
-                <w:sz w:val="20"/>
-                <w:szCs w:val="20"/>
-              </w:rPr>
-              <w:t>秒向</w:t>
-            </w:r>
-            <w:proofErr w:type="gramEnd"/>
-            <w:r>
-              <w:rPr>
-                <w:rFonts w:eastAsia="Arial"/>
-                <w:color w:val="404040"/>
-                <w:sz w:val="20"/>
-                <w:szCs w:val="20"/>
-              </w:rPr>
-              <w:t xml:space="preserve"> Telegram API 發送請求，偵測新訊息（文字或語音）</w:t>
-            </w:r>
-          </w:p>
-        </w:tc>
-      </w:tr>
-      <w:tr>
-        <w:tc>
-          <w:tcPr>
-            <w:tcW w:w="1800" w:type="dxa"/>
-            <w:tcBorders>
-              <w:top w:val="single" w:sz="1" w:space="0" w:color="D9D9D9"/>
-              <w:left w:val="single" w:sz="1" w:space="0" w:color="D9D9D9"/>
-              <w:bottom w:val="single" w:sz="1" w:space="0" w:color="D9D9D9"/>
-              <w:right w:val="single" w:sz="1" w:space="0" w:color="D9D9D9"/>
-            </w:tcBorders>
-            <w:shd w:val="clear" w:color="auto" w:fill="D6E4F0"/>
-            <w:tcMar>
-              <w:top w:w="80" w:type="dxa"/>
-              <w:left w:w="120" w:type="dxa"/>
-              <w:bottom w:w="80" w:type="dxa"/>
-              <w:right w:w="120" w:type="dxa"/>
-            </w:tcMar>
-          </w:tcPr>
-          <w:p>
-            <w:r>
-              <w:rPr>
-                <w:rFonts w:eastAsia="Arial"/>
-                <w:b/>
-                <w:bCs/>
-                <w:color w:val="1F4E79"/>
-                <w:sz w:val="20"/>
-                <w:szCs w:val="20"/>
-              </w:rPr>
-              <w:t>③ 週期檢查</w:t>
-            </w:r>
-          </w:p>
-        </w:tc>
-        <w:tc>
-          <w:tcPr>
-            <w:tcW w:w="1800" w:type="dxa"/>
-            <w:tcBorders>
-              <w:top w:val="single" w:sz="1" w:space="0" w:color="D9D9D9"/>
-              <w:left w:val="single" w:sz="1" w:space="0" w:color="D9D9D9"/>
-              <w:bottom w:val="single" w:sz="1" w:space="0" w:color="D9D9D9"/>
-              <w:right w:val="single" w:sz="1" w:space="0" w:color="D9D9D9"/>
-            </w:tcBorders>
-            <w:shd w:val="clear" w:color="auto" w:fill="D6E4F0"/>
-            <w:tcMar>
-              <w:top w:w="80" w:type="dxa"/>
-              <w:left w:w="120" w:type="dxa"/>
-              <w:bottom w:w="80" w:type="dxa"/>
-              <w:right w:w="120" w:type="dxa"/>
-            </w:tcMar>
-          </w:tcPr>
-          <w:p>
-            <w:proofErr w:type="spellStart"/>
-            <w:r>
-              <w:rPr>
-                <w:rFonts w:ascii="Courier New" w:eastAsia="Courier New" w:hAnsi="Courier New" w:cs="Courier New"/>
-                <w:color w:val="1B6B6B"/>
-                <w:sz w:val="18"/>
-                <w:szCs w:val="18"/>
-              </w:rPr>
-              <w:t>periodicCheck_</w:t>
-            </w:r>
-            <w:proofErr w:type="gramStart"/>
-            <w:r>
-              <w:rPr>
-                <w:rFonts w:ascii="Courier New" w:eastAsia="Courier New" w:hAnsi="Courier New" w:cs="Courier New"/>
-                <w:color w:val="1B6B6B"/>
-                <w:sz w:val="18"/>
-                <w:szCs w:val="18"/>
-              </w:rPr>
-              <w:t>task</w:t>
-            </w:r>
-            <w:proofErr w:type="spellEnd"/>
-            <w:r>
-              <w:rPr>
-                <w:rFonts w:ascii="Courier New" w:eastAsia="Courier New" w:hAnsi="Courier New" w:cs="Courier New"/>
-                <w:color w:val="1B6B6B"/>
-                <w:sz w:val="18"/>
-                <w:szCs w:val="18"/>
-              </w:rPr>
-              <w:t>(</w:t>
-            </w:r>
-            <w:proofErr w:type="gramEnd"/>
-            <w:r>
-              <w:rPr>
-                <w:rFonts w:ascii="Courier New" w:eastAsia="Courier New" w:hAnsi="Courier New" w:cs="Courier New"/>
-                <w:color w:val="1B6B6B"/>
-                <w:sz w:val="18"/>
-                <w:szCs w:val="18"/>
-              </w:rPr>
-              <w:t>)</w:t>
+              <w:t>()</w:t>
             </w:r>
           </w:p>
         </w:tc>
@@ -4567,7 +4548,27 @@
                 <w:sz w:val="20"/>
                 <w:szCs w:val="20"/>
               </w:rPr>
-              <w:t xml:space="preserve">解析 method 與 params，呼叫 </w:t>
+              <w:t xml:space="preserve">解析 method 與 </w:t>
+            </w:r>
+            <w:proofErr w:type="spellStart"/>
+            <w:r>
+              <w:rPr>
+                <w:rFonts w:eastAsia="Arial"/>
+                <w:color w:val="404040"/>
+                <w:sz w:val="20"/>
+                <w:szCs w:val="20"/>
+              </w:rPr>
+              <w:t>params</w:t>
+            </w:r>
+            <w:proofErr w:type="spellEnd"/>
+            <w:r>
+              <w:rPr>
+                <w:rFonts w:eastAsia="Arial"/>
+                <w:color w:val="404040"/>
+                <w:sz w:val="20"/>
+                <w:szCs w:val="20"/>
+              </w:rPr>
+              <w:t xml:space="preserve">，呼叫 </w:t>
             </w:r>
             <w:proofErr w:type="spellStart"/>
             <w:r>
@@ -5098,7 +5099,6 @@
         <w:t>message.trim</w:t>
       </w:r>
       <w:proofErr w:type="spellEnd"/>
-      <w:proofErr w:type="gramEnd"/>
       <w:r>
         <w:rPr>
           <w:rFonts w:ascii="Courier New" w:eastAsia="Courier New" w:hAnsi="Courier New" w:cs="Courier New"/>
@@ -5106,7 +5106,17 @@
           <w:sz w:val="18"/>
           <w:szCs w:val="18"/>
         </w:rPr>
-        <w:t>();</w:t>
+        <w:t>(</w:t>
+      </w:r>
+      <w:proofErr w:type="gramEnd"/>
+      <w:r>
+        <w:rPr>
+          <w:rFonts w:ascii="Courier New" w:eastAsia="Courier New" w:hAnsi="Courier New" w:cs="Courier New"/>
+          <w:color w:val="D4D4D4"/>
+          <w:sz w:val="18"/>
+          <w:szCs w:val="18"/>
+        </w:rPr>
+        <w:t>);</w:t>
       </w:r>
     </w:p>
     <w:p>
@@ -5199,7 +5209,6 @@
         <w:t>message.replace</w:t>
       </w:r>
       <w:proofErr w:type="spellEnd"/>
-      <w:proofErr w:type="gramEnd"/>
       <w:r>
         <w:rPr>
           <w:rFonts w:ascii="Courier New" w:eastAsia="Courier New" w:hAnsi="Courier New" w:cs="Courier New"/>
@@ -5207,7 +5216,17 @@
           <w:sz w:val="18"/>
           <w:szCs w:val="18"/>
         </w:rPr>
-        <w:t>("\\\"", "\"");</w:t>
+        <w:t>(</w:t>
+      </w:r>
+      <w:proofErr w:type="gramEnd"/>
+      <w:r>
+        <w:rPr>
+          <w:rFonts w:ascii="Courier New" w:eastAsia="Courier New" w:hAnsi="Courier New" w:cs="Courier New"/>
+          <w:color w:val="D4D4D4"/>
+          <w:sz w:val="18"/>
+          <w:szCs w:val="18"/>
+        </w:rPr>
+        <w:t>"\\\"", "\"");</w:t>
       </w:r>
     </w:p>
     <w:p>
@@ -5248,7 +5267,6 @@
         <w:t>message.replace</w:t>
       </w:r>
       <w:proofErr w:type="spellEnd"/>
-      <w:proofErr w:type="gramEnd"/>
       <w:r>
         <w:rPr>
           <w:rFonts w:ascii="Courier New" w:eastAsia="Courier New" w:hAnsi="Courier New" w:cs="Courier New"/>
@@ -5256,16 +5274,9 @@
           <w:sz w:val="18"/>
           <w:szCs w:val="18"/>
         </w:rPr>
-        <w:t>("\\-", "-");</w:t>
-      </w:r>
-    </w:p>
-    <w:p>
-      <w:pPr>
-        <w:shd w:val="clear" w:color="auto" w:fill="1E1E1E"/>
-        <w:ind w:left="360" w:right="360"/>
-      </w:pPr>
-      <w:proofErr w:type="spellStart"/>
-      <w:proofErr w:type="gramStart"/>
+        <w:t>(</w:t>
+      </w:r>
+      <w:proofErr w:type="gramEnd"/>
       <w:r>
         <w:rPr>
           <w:rFonts w:ascii="Courier New" w:eastAsia="Courier New" w:hAnsi="Courier New" w:cs="Courier New"/>
@@ -5273,10 +5284,16 @@
           <w:sz w:val="18"/>
           <w:szCs w:val="18"/>
         </w:rPr>
-        <w:t>message.replace</w:t>
-      </w:r>
-      <w:proofErr w:type="spellEnd"/>
-      <w:proofErr w:type="gramEnd"/>
+        <w:t>"\\-", "-");</w:t>
+      </w:r>
+    </w:p>
+    <w:p>
+      <w:pPr>
+        <w:shd w:val="clear" w:color="auto" w:fill="1E1E1E"/>
+        <w:ind w:left="360" w:right="360"/>
+      </w:pPr>
+      <w:proofErr w:type="spellStart"/>
+      <w:proofErr w:type="gramStart"/>
       <w:r>
         <w:rPr>
           <w:rFonts w:ascii="Courier New" w:eastAsia="Courier New" w:hAnsi="Courier New" w:cs="Courier New"/>
@@ -5284,7 +5301,27 @@
           <w:sz w:val="18"/>
           <w:szCs w:val="18"/>
         </w:rPr>
-        <w:t>("\\*", "*");</w:t>
+        <w:t>message.replace</w:t>
+      </w:r>
+      <w:proofErr w:type="spellEnd"/>
+      <w:r>
+        <w:rPr>
+          <w:rFonts w:ascii="Courier New" w:eastAsia="Courier New" w:hAnsi="Courier New" w:cs="Courier New"/>
+          <w:color w:val="D4D4D4"/>
+          <w:sz w:val="18"/>
+          <w:szCs w:val="18"/>
+        </w:rPr>
+        <w:t>(</w:t>
+      </w:r>
+      <w:proofErr w:type="gramEnd"/>
+      <w:r>
+        <w:rPr>
+          <w:rFonts w:ascii="Courier New" w:eastAsia="Courier New" w:hAnsi="Courier New" w:cs="Courier New"/>
+          <w:color w:val="D4D4D4"/>
+          <w:sz w:val="18"/>
+          <w:szCs w:val="18"/>
+        </w:rPr>
+        <w:t>"\\*", "*");</w:t>
       </w:r>
     </w:p>
     <w:p>
@@ -5375,7 +5412,27 @@
                 <w:sz w:val="20"/>
                 <w:szCs w:val="20"/>
               </w:rPr>
-              <w:t>Gemini 有時會在 JSON 前後加上 ```json 的 Markdown 程式碼區塊標記，或在文字回覆中使用 ** 加粗語法。</w:t>
+              <w:t>Gemini 有時會在 JSON 前後加上 ```</w:t>
+            </w:r>
+            <w:proofErr w:type="spellStart"/>
+            <w:r>
+              <w:rPr>
+                <w:rFonts w:eastAsia="Arial"/>
+                <w:color w:val="404040"/>
+                <w:sz w:val="20"/>
+                <w:szCs w:val="20"/>
+              </w:rPr>
+              <w:t>json</w:t>
+            </w:r>
+            <w:proofErr w:type="spellEnd"/>
+            <w:r>
+              <w:rPr>
+                <w:rFonts w:eastAsia="Arial"/>
+                <w:color w:val="404040"/>
+                <w:sz w:val="20"/>
+                <w:szCs w:val="20"/>
+              </w:rPr>
+              <w:t xml:space="preserve"> 的 Markdown 程式碼區塊標記，或在文字回覆中使用 ** 加粗語法。</w:t>
             </w:r>
             <w:proofErr w:type="spellStart"/>
             <w:r>
@@ -6157,7 +6214,27 @@
                 <w:sz w:val="20"/>
                 <w:szCs w:val="20"/>
               </w:rPr>
-              <w:t>", params)</w:t>
+              <w:t xml:space="preserve">", </w:t>
+            </w:r>
+            <w:proofErr w:type="spellStart"/>
+            <w:r>
+              <w:rPr>
+                <w:rFonts w:eastAsia="Arial"/>
+                <w:color w:val="404040"/>
+                <w:sz w:val="20"/>
+                <w:szCs w:val="20"/>
+              </w:rPr>
+              <w:t>params</w:t>
+            </w:r>
+            <w:proofErr w:type="spellEnd"/>
+            <w:r>
+              <w:rPr>
+                <w:rFonts w:eastAsia="Arial"/>
+                <w:color w:val="404040"/>
+                <w:sz w:val="20"/>
+                <w:szCs w:val="20"/>
+              </w:rPr>
+              <w:t>)</w:t>
             </w:r>
           </w:p>
         </w:tc>
@@ -6529,7 +6606,7 @@
           <w:rFonts w:eastAsia="Arial"/>
           <w:color w:val="404040"/>
         </w:rPr>
-        <w:t>一</w:t>
+        <w:t>一——</w:t>
       </w:r>
       <w:proofErr w:type="gramEnd"/>
       <w:r>
@@ -6537,7 +6614,7 @@
           <w:rFonts w:eastAsia="Arial"/>
           <w:color w:val="404040"/>
         </w:rPr>
-        <w:t>——讓非程式人員也能透過修改文字檔案來改變 AI 的個性、裝置定義與技能行為。</w:t>
+        <w:t>讓非程式人員也能透過修改文字檔案來改變 AI 的個性、裝置定義與技能行為。</w:t>
       </w:r>
     </w:p>
     <w:p>
@@ -6699,6 +6776,7 @@
             </w:tcMar>
           </w:tcPr>
           <w:p>
+            <w:proofErr w:type="spellStart"/>
             <w:r>
               <w:rPr>
                 <w:rFonts w:ascii="Courier New" w:eastAsia="Courier New" w:hAnsi="Courier New" w:cs="Courier New"/>
@@ -6708,8 +6786,9 @@
                 <w:sz w:val="20"/>
                 <w:szCs w:val="20"/>
               </w:rPr>
-              <w:t>env.md</w:t>
-            </w:r>
+              <w:t>env.json</w:t>
+            </w:r>
+            <w:proofErr w:type="spellEnd"/>
           </w:p>
         </w:tc>
         <w:tc>
@@ -7290,19 +7369,36 @@
         <w:pStyle w:val="2"/>
       </w:pPr>
       <w:r>
-        <w:t>3.2 env.md 詳細說明</w:t>
+        <w:t xml:space="preserve">3.2 </w:t>
+      </w:r>
+      <w:proofErr w:type="spellStart"/>
+      <w:r>
+        <w:t>env.json</w:t>
+      </w:r>
+      <w:proofErr w:type="spellEnd"/>
+      <w:r>
+        <w:t xml:space="preserve"> 詳細說明</w:t>
       </w:r>
     </w:p>
     <w:p>
       <w:pPr>
         <w:spacing w:before="60" w:after="100"/>
       </w:pPr>
+      <w:proofErr w:type="spellStart"/>
       <w:r>
         <w:rPr>
           <w:rFonts w:eastAsia="Arial"/>
           <w:color w:val="404040"/>
         </w:rPr>
-        <w:t xml:space="preserve">env.md 採用 JSON 格式，系統在 setup() 中透過 </w:t>
+        <w:t>env.json</w:t>
+      </w:r>
+      <w:proofErr w:type="spellEnd"/>
+      <w:r>
+        <w:rPr>
+          <w:rFonts w:eastAsia="Arial"/>
+          <w:color w:val="404040"/>
+        </w:rPr>
+        <w:t xml:space="preserve"> 採用 JSON 格式，系統在 setup() 中透過 </w:t>
       </w:r>
       <w:proofErr w:type="spellStart"/>
       <w:r>
@@ -7493,7 +7589,7 @@
           <w:sz w:val="18"/>
           <w:szCs w:val="18"/>
         </w:rPr>
-        <w:t>":  "</w:t>
+        <w:t>":  "123456789</w:t>
       </w:r>
       <w:proofErr w:type="gramStart"/>
       <w:r>
@@ -7503,7 +7599,7 @@
           <w:sz w:val="18"/>
           <w:szCs w:val="18"/>
         </w:rPr>
-        <w:t>123456789:AAF</w:t>
+        <w:t>:AAF</w:t>
       </w:r>
       <w:proofErr w:type="gramEnd"/>
       <w:r>
@@ -7702,14 +7798,25 @@
             </w:tcMar>
           </w:tcPr>
           <w:p>
-            <w:r>
-              <w:rPr>
-                <w:rFonts w:eastAsia="Arial"/>
-                <w:color w:val="404040"/>
-                <w:sz w:val="20"/>
-                <w:szCs w:val="20"/>
-              </w:rPr>
-              <w:t>env.md 包含重要憑證，請確保 SD 卡妥善保管。教學場合建議使用測試用的 API Key，並在課後立即撤銷。</w:t>
+            <w:proofErr w:type="spellStart"/>
+            <w:r>
+              <w:rPr>
+                <w:rFonts w:eastAsia="Arial"/>
+                <w:color w:val="404040"/>
+                <w:sz w:val="20"/>
+                <w:szCs w:val="20"/>
+              </w:rPr>
+              <w:t>env.json</w:t>
+            </w:r>
+            <w:proofErr w:type="spellEnd"/>
+            <w:r>
+              <w:rPr>
+                <w:rFonts w:eastAsia="Arial"/>
+                <w:color w:val="404040"/>
+                <w:sz w:val="20"/>
+                <w:szCs w:val="20"/>
+              </w:rPr>
+              <w:t xml:space="preserve"> 包含重要憑證，請確保 SD 卡妥善保管。教學場合建議使用測試用的 API Key，並在課後立即撤銷。</w:t>
             </w:r>
           </w:p>
         </w:tc>
@@ -8844,9 +8951,9 @@
           <w:sz w:val="18"/>
           <w:szCs w:val="18"/>
         </w:rPr>
-        <w:t>, {"role": "model", "parts</w:t>
-      </w:r>
-      <w:proofErr w:type="gramStart"/>
+        <w:t>, {"role": "model", "parts":[{ "text": "{...</w:t>
+      </w:r>
+      <w:proofErr w:type="spellStart"/>
       <w:r>
         <w:rPr>
           <w:rFonts w:ascii="Courier New" w:eastAsia="Courier New" w:hAnsi="Courier New" w:cs="Courier New"/>
@@ -8854,9 +8961,9 @@
           <w:sz w:val="18"/>
           <w:szCs w:val="18"/>
         </w:rPr>
-        <w:t>":[</w:t>
-      </w:r>
-      <w:proofErr w:type="gramEnd"/>
+        <w:t>tool_call</w:t>
+      </w:r>
+      <w:proofErr w:type="spellEnd"/>
       <w:r>
         <w:rPr>
           <w:rFonts w:ascii="Courier New" w:eastAsia="Courier New" w:hAnsi="Courier New" w:cs="Courier New"/>
@@ -8864,9 +8971,9 @@
           <w:sz w:val="18"/>
           <w:szCs w:val="18"/>
         </w:rPr>
-        <w:t>{ "text": "{...</w:t>
-      </w:r>
-      <w:proofErr w:type="spellStart"/>
+        <w:t>...}</w:t>
+      </w:r>
+      <w:proofErr w:type="gramStart"/>
       <w:r>
         <w:rPr>
           <w:rFonts w:ascii="Courier New" w:eastAsia="Courier New" w:hAnsi="Courier New" w:cs="Courier New"/>
@@ -8874,9 +8981,9 @@
           <w:sz w:val="18"/>
           <w:szCs w:val="18"/>
         </w:rPr>
-        <w:t>tool_call</w:t>
-      </w:r>
-      <w:proofErr w:type="spellEnd"/>
+        <w:t>" }</w:t>
+      </w:r>
+      <w:proofErr w:type="gramEnd"/>
       <w:r>
         <w:rPr>
           <w:rFonts w:ascii="Courier New" w:eastAsia="Courier New" w:hAnsi="Courier New" w:cs="Courier New"/>
@@ -8884,7 +8991,7 @@
           <w:sz w:val="18"/>
           <w:szCs w:val="18"/>
         </w:rPr>
-        <w:t>...}" }]}</w:t>
+        <w:t>]}</w:t>
       </w:r>
     </w:p>
     <w:p>
@@ -8899,9 +9006,9 @@
           <w:sz w:val="18"/>
           <w:szCs w:val="18"/>
         </w:rPr>
-        <w:t>, {"role": "user", "parts</w:t>
-      </w:r>
-      <w:proofErr w:type="gramStart"/>
+        <w:t>, {"role": "user", "parts":[{ "text": "/</w:t>
+      </w:r>
+      <w:proofErr w:type="spellStart"/>
       <w:r>
         <w:rPr>
           <w:rFonts w:ascii="Courier New" w:eastAsia="Courier New" w:hAnsi="Courier New" w:cs="Courier New"/>
@@ -8909,9 +9016,10 @@
           <w:sz w:val="18"/>
           <w:szCs w:val="18"/>
         </w:rPr>
-        <w:t>":[</w:t>
-      </w:r>
-      <w:proofErr w:type="gramEnd"/>
+        <w:t>digitalwrite</w:t>
+      </w:r>
+      <w:proofErr w:type="spellEnd"/>
+      <w:proofErr w:type="gramStart"/>
       <w:r>
         <w:rPr>
           <w:rFonts w:ascii="Courier New" w:eastAsia="Courier New" w:hAnsi="Courier New" w:cs="Courier New"/>
@@ -8919,9 +9027,9 @@
           <w:sz w:val="18"/>
           <w:szCs w:val="18"/>
         </w:rPr>
-        <w:t>{ "text": "/</w:t>
-      </w:r>
-      <w:proofErr w:type="spellStart"/>
+        <w:t>" }</w:t>
+      </w:r>
+      <w:proofErr w:type="gramEnd"/>
       <w:r>
         <w:rPr>
           <w:rFonts w:ascii="Courier New" w:eastAsia="Courier New" w:hAnsi="Courier New" w:cs="Courier New"/>
@@ -8929,17 +9037,7 @@
           <w:sz w:val="18"/>
           <w:szCs w:val="18"/>
         </w:rPr>
-        <w:t>digitalwrite</w:t>
-      </w:r>
-      <w:proofErr w:type="spellEnd"/>
-      <w:r>
-        <w:rPr>
-          <w:rFonts w:ascii="Courier New" w:eastAsia="Courier New" w:hAnsi="Courier New" w:cs="Courier New"/>
-          <w:color w:val="CE9178"/>
-          <w:sz w:val="18"/>
-          <w:szCs w:val="18"/>
-        </w:rPr>
-        <w:t>" }]}</w:t>
+        <w:t>]}</w:t>
       </w:r>
     </w:p>
     <w:p>
@@ -8954,7 +9052,7 @@
           <w:sz w:val="18"/>
           <w:szCs w:val="18"/>
         </w:rPr>
-        <w:t>, {"role": "model", "parts</w:t>
+        <w:t>, {"role": "model", "parts":[{ "text": "{status: success}</w:t>
       </w:r>
       <w:proofErr w:type="gramStart"/>
       <w:r>
@@ -8964,7 +9062,7 @@
           <w:sz w:val="18"/>
           <w:szCs w:val="18"/>
         </w:rPr>
-        <w:t>":[</w:t>
+        <w:t>" }</w:t>
       </w:r>
       <w:proofErr w:type="gramEnd"/>
       <w:r>
@@ -8974,7 +9072,7 @@
           <w:sz w:val="18"/>
           <w:szCs w:val="18"/>
         </w:rPr>
-        <w:t>{ "text": "{status: success}" }]}</w:t>
+        <w:t>]}</w:t>
       </w:r>
     </w:p>
     <w:p>
@@ -9140,7 +9238,23 @@
           <w:rFonts w:eastAsia="Arial"/>
           <w:color w:val="404040"/>
         </w:rPr>
-        <w:t xml:space="preserve"> 整合了相機（視覺）與 Telegram 語音訊息（聽覺）兩種感知管道，讓嵌入式裝置具備超越傳統 IoT 的多模態感知能力。</w:t>
+        <w:t xml:space="preserve"> 整合了相機（視覺）與 Telegram 語音訊息（聽覺）兩種感知管道，讓嵌入式裝置具備超越傳統 </w:t>
+      </w:r>
+      <w:proofErr w:type="spellStart"/>
+      <w:r>
+        <w:rPr>
+          <w:rFonts w:eastAsia="Arial"/>
+          <w:color w:val="404040"/>
+        </w:rPr>
+        <w:t>IoT</w:t>
+      </w:r>
+      <w:proofErr w:type="spellEnd"/>
+      <w:r>
+        <w:rPr>
+          <w:rFonts w:eastAsia="Arial"/>
+          <w:color w:val="404040"/>
+        </w:rPr>
+        <w:t xml:space="preserve"> 的多模態感知能力。</w:t>
       </w:r>
     </w:p>
     <w:p>
@@ -9420,7 +9534,27 @@
                 <w:sz w:val="20"/>
                 <w:szCs w:val="20"/>
               </w:rPr>
-              <w:t>40 KB，Base64 後約 20–55 KB 字串</w:t>
+              <w:t>40 KB，Base64 後約 20</w:t>
+            </w:r>
+            <w:proofErr w:type="gramStart"/>
+            <w:r>
+              <w:rPr>
+                <w:rFonts w:eastAsia="Arial"/>
+                <w:color w:val="404040"/>
+                <w:sz w:val="20"/>
+                <w:szCs w:val="20"/>
+              </w:rPr>
+              <w:t>–</w:t>
+            </w:r>
+            <w:proofErr w:type="gramEnd"/>
+            <w:r>
+              <w:rPr>
+                <w:rFonts w:eastAsia="Arial"/>
+                <w:color w:val="404040"/>
+                <w:sz w:val="20"/>
+                <w:szCs w:val="20"/>
+              </w:rPr>
+              <w:t>55 KB 字串</w:t>
             </w:r>
           </w:p>
         </w:tc>
@@ -9712,6 +9846,7 @@
         <w:shd w:val="clear" w:color="auto" w:fill="1E1E1E"/>
         <w:ind w:left="360" w:right="360"/>
       </w:pPr>
+      <w:proofErr w:type="gramStart"/>
       <w:r>
         <w:rPr>
           <w:rFonts w:ascii="Courier New" w:eastAsia="Courier New" w:hAnsi="Courier New" w:cs="Courier New"/>
@@ -9719,9 +9854,9 @@
           <w:sz w:val="18"/>
           <w:szCs w:val="18"/>
         </w:rPr>
-        <w:t xml:space="preserve">char *input = (char </w:t>
-      </w:r>
-      <w:proofErr w:type="gramStart"/>
+        <w:t>char</w:t>
+      </w:r>
+      <w:proofErr w:type="gramEnd"/>
       <w:r>
         <w:rPr>
           <w:rFonts w:ascii="Courier New" w:eastAsia="Courier New" w:hAnsi="Courier New" w:cs="Courier New"/>
@@ -9729,7 +9864,7 @@
           <w:sz w:val="18"/>
           <w:szCs w:val="18"/>
         </w:rPr>
-        <w:t>*)</w:t>
+        <w:t xml:space="preserve"> *input = (char *)</w:t>
       </w:r>
       <w:proofErr w:type="spellStart"/>
       <w:r>
@@ -9742,7 +9877,6 @@
         <w:t>fbBuf</w:t>
       </w:r>
       <w:proofErr w:type="spellEnd"/>
-      <w:proofErr w:type="gramEnd"/>
       <w:r>
         <w:rPr>
           <w:rFonts w:ascii="Courier New" w:eastAsia="Courier New" w:hAnsi="Courier New" w:cs="Courier New"/>
@@ -9758,6 +9892,7 @@
         <w:shd w:val="clear" w:color="auto" w:fill="1E1E1E"/>
         <w:ind w:left="360" w:right="360"/>
       </w:pPr>
+      <w:proofErr w:type="gramStart"/>
       <w:r>
         <w:rPr>
           <w:rFonts w:ascii="Courier New" w:eastAsia="Courier New" w:hAnsi="Courier New" w:cs="Courier New"/>
@@ -9765,9 +9900,9 @@
           <w:sz w:val="18"/>
           <w:szCs w:val="18"/>
         </w:rPr>
-        <w:t>char output[base64_enc_</w:t>
-      </w:r>
-      <w:proofErr w:type="gramStart"/>
+        <w:t>char</w:t>
+      </w:r>
+      <w:proofErr w:type="gramEnd"/>
       <w:r>
         <w:rPr>
           <w:rFonts w:ascii="Courier New" w:eastAsia="Courier New" w:hAnsi="Courier New" w:cs="Courier New"/>
@@ -9775,9 +9910,14 @@
           <w:sz w:val="18"/>
           <w:szCs w:val="18"/>
         </w:rPr>
-        <w:t>len(</w:t>
-      </w:r>
-      <w:proofErr w:type="gramEnd"/>
+        <w:t xml:space="preserve"> output[base64_enc_len(3)];</w:t>
+      </w:r>
+    </w:p>
+    <w:p>
+      <w:pPr>
+        <w:shd w:val="clear" w:color="auto" w:fill="1E1E1E"/>
+        <w:ind w:left="360" w:right="360"/>
+      </w:pPr>
       <w:r>
         <w:rPr>
           <w:rFonts w:ascii="Courier New" w:eastAsia="Courier New" w:hAnsi="Courier New" w:cs="Courier New"/>
@@ -9785,14 +9925,9 @@
           <w:sz w:val="18"/>
           <w:szCs w:val="18"/>
         </w:rPr>
-        <w:t>3)];</w:t>
-      </w:r>
-    </w:p>
-    <w:p>
-      <w:pPr>
-        <w:shd w:val="clear" w:color="auto" w:fill="1E1E1E"/>
-        <w:ind w:left="360" w:right="360"/>
-      </w:pPr>
+        <w:t xml:space="preserve">String </w:t>
+      </w:r>
+      <w:proofErr w:type="spellStart"/>
       <w:r>
         <w:rPr>
           <w:rFonts w:ascii="Courier New" w:eastAsia="Courier New" w:hAnsi="Courier New" w:cs="Courier New"/>
@@ -9800,9 +9935,9 @@
           <w:sz w:val="18"/>
           <w:szCs w:val="18"/>
         </w:rPr>
-        <w:t xml:space="preserve">String </w:t>
-      </w:r>
-      <w:proofErr w:type="spellStart"/>
+        <w:t>imageFile</w:t>
+      </w:r>
+      <w:proofErr w:type="spellEnd"/>
       <w:r>
         <w:rPr>
           <w:rFonts w:ascii="Courier New" w:eastAsia="Courier New" w:hAnsi="Courier New" w:cs="Courier New"/>
@@ -9810,9 +9945,20 @@
           <w:sz w:val="18"/>
           <w:szCs w:val="18"/>
         </w:rPr>
-        <w:t>imageFile</w:t>
-      </w:r>
-      <w:proofErr w:type="spellEnd"/>
+        <w:t xml:space="preserve"> = "";</w:t>
+      </w:r>
+    </w:p>
+    <w:p>
+      <w:pPr>
+        <w:shd w:val="clear" w:color="auto" w:fill="1E1E1E"/>
+        <w:ind w:left="360" w:right="360"/>
+      </w:pPr>
+    </w:p>
+    <w:p>
+      <w:pPr>
+        <w:shd w:val="clear" w:color="auto" w:fill="1E1E1E"/>
+        <w:ind w:left="360" w:right="360"/>
+      </w:pPr>
       <w:r>
         <w:rPr>
           <w:rFonts w:ascii="Courier New" w:eastAsia="Courier New" w:hAnsi="Courier New" w:cs="Courier New"/>
@@ -9820,20 +9966,9 @@
           <w:sz w:val="18"/>
           <w:szCs w:val="18"/>
         </w:rPr>
-        <w:t xml:space="preserve"> = "";</w:t>
-      </w:r>
-    </w:p>
-    <w:p>
-      <w:pPr>
-        <w:shd w:val="clear" w:color="auto" w:fill="1E1E1E"/>
-        <w:ind w:left="360" w:right="360"/>
-      </w:pPr>
-    </w:p>
-    <w:p>
-      <w:pPr>
-        <w:shd w:val="clear" w:color="auto" w:fill="1E1E1E"/>
-        <w:ind w:left="360" w:right="360"/>
-      </w:pPr>
+        <w:t>for (</w:t>
+      </w:r>
+      <w:proofErr w:type="spellStart"/>
       <w:r>
         <w:rPr>
           <w:rFonts w:ascii="Courier New" w:eastAsia="Courier New" w:hAnsi="Courier New" w:cs="Courier New"/>
@@ -9841,9 +9976,9 @@
           <w:sz w:val="18"/>
           <w:szCs w:val="18"/>
         </w:rPr>
-        <w:t>for (</w:t>
-      </w:r>
-      <w:proofErr w:type="spellStart"/>
+        <w:t>size_t</w:t>
+      </w:r>
+      <w:proofErr w:type="spellEnd"/>
       <w:r>
         <w:rPr>
           <w:rFonts w:ascii="Courier New" w:eastAsia="Courier New" w:hAnsi="Courier New" w:cs="Courier New"/>
@@ -9851,9 +9986,9 @@
           <w:sz w:val="18"/>
           <w:szCs w:val="18"/>
         </w:rPr>
-        <w:t>size_t</w:t>
-      </w:r>
-      <w:proofErr w:type="spellEnd"/>
+        <w:t xml:space="preserve"> </w:t>
+      </w:r>
+      <w:proofErr w:type="spellStart"/>
       <w:r>
         <w:rPr>
           <w:rFonts w:ascii="Courier New" w:eastAsia="Courier New" w:hAnsi="Courier New" w:cs="Courier New"/>
@@ -9861,9 +9996,9 @@
           <w:sz w:val="18"/>
           <w:szCs w:val="18"/>
         </w:rPr>
-        <w:t xml:space="preserve"> </w:t>
-      </w:r>
-      <w:proofErr w:type="spellStart"/>
+        <w:t>i</w:t>
+      </w:r>
+      <w:proofErr w:type="spellEnd"/>
       <w:r>
         <w:rPr>
           <w:rFonts w:ascii="Courier New" w:eastAsia="Courier New" w:hAnsi="Courier New" w:cs="Courier New"/>
@@ -9871,9 +10006,9 @@
           <w:sz w:val="18"/>
           <w:szCs w:val="18"/>
         </w:rPr>
-        <w:t>i</w:t>
-      </w:r>
-      <w:proofErr w:type="spellEnd"/>
+        <w:t xml:space="preserve"> = 0; </w:t>
+      </w:r>
+      <w:proofErr w:type="spellStart"/>
       <w:r>
         <w:rPr>
           <w:rFonts w:ascii="Courier New" w:eastAsia="Courier New" w:hAnsi="Courier New" w:cs="Courier New"/>
@@ -9881,9 +10016,9 @@
           <w:sz w:val="18"/>
           <w:szCs w:val="18"/>
         </w:rPr>
-        <w:t xml:space="preserve"> = 0; </w:t>
-      </w:r>
-      <w:proofErr w:type="spellStart"/>
+        <w:t>i</w:t>
+      </w:r>
+      <w:proofErr w:type="spellEnd"/>
       <w:r>
         <w:rPr>
           <w:rFonts w:ascii="Courier New" w:eastAsia="Courier New" w:hAnsi="Courier New" w:cs="Courier New"/>
@@ -9891,9 +10026,9 @@
           <w:sz w:val="18"/>
           <w:szCs w:val="18"/>
         </w:rPr>
-        <w:t>i</w:t>
-      </w:r>
-      <w:proofErr w:type="spellEnd"/>
+        <w:t xml:space="preserve"> &lt; </w:t>
+      </w:r>
+      <w:proofErr w:type="spellStart"/>
       <w:r>
         <w:rPr>
           <w:rFonts w:ascii="Courier New" w:eastAsia="Courier New" w:hAnsi="Courier New" w:cs="Courier New"/>
@@ -9901,9 +10036,9 @@
           <w:sz w:val="18"/>
           <w:szCs w:val="18"/>
         </w:rPr>
-        <w:t xml:space="preserve"> &lt; </w:t>
-      </w:r>
-      <w:proofErr w:type="spellStart"/>
+        <w:t>fbLen</w:t>
+      </w:r>
+      <w:proofErr w:type="spellEnd"/>
       <w:r>
         <w:rPr>
           <w:rFonts w:ascii="Courier New" w:eastAsia="Courier New" w:hAnsi="Courier New" w:cs="Courier New"/>
@@ -9911,9 +10046,9 @@
           <w:sz w:val="18"/>
           <w:szCs w:val="18"/>
         </w:rPr>
-        <w:t>fbLen</w:t>
-      </w:r>
-      <w:proofErr w:type="spellEnd"/>
+        <w:t xml:space="preserve">; </w:t>
+      </w:r>
+      <w:proofErr w:type="spellStart"/>
       <w:r>
         <w:rPr>
           <w:rFonts w:ascii="Courier New" w:eastAsia="Courier New" w:hAnsi="Courier New" w:cs="Courier New"/>
@@ -9921,9 +10056,9 @@
           <w:sz w:val="18"/>
           <w:szCs w:val="18"/>
         </w:rPr>
-        <w:t xml:space="preserve">; </w:t>
-      </w:r>
-      <w:proofErr w:type="spellStart"/>
+        <w:t>i</w:t>
+      </w:r>
+      <w:proofErr w:type="spellEnd"/>
       <w:r>
         <w:rPr>
           <w:rFonts w:ascii="Courier New" w:eastAsia="Courier New" w:hAnsi="Courier New" w:cs="Courier New"/>
@@ -9931,9 +10066,84 @@
           <w:sz w:val="18"/>
           <w:szCs w:val="18"/>
         </w:rPr>
+        <w:t>++) {</w:t>
+      </w:r>
+    </w:p>
+    <w:p>
+      <w:pPr>
+        <w:shd w:val="clear" w:color="auto" w:fill="1E1E1E"/>
+        <w:ind w:left="360" w:right="360"/>
+      </w:pPr>
+      <w:r>
+        <w:rPr>
+          <w:rFonts w:ascii="Courier New" w:eastAsia="Courier New" w:hAnsi="Courier New" w:cs="Courier New"/>
+          <w:color w:val="9CDCFE"/>
+          <w:sz w:val="18"/>
+          <w:szCs w:val="18"/>
+        </w:rPr>
+        <w:t xml:space="preserve">    base64_encode(output, (input++), 3);  // 每次編碼 3 bytes</w:t>
+      </w:r>
+    </w:p>
+    <w:p>
+      <w:pPr>
+        <w:shd w:val="clear" w:color="auto" w:fill="1E1E1E"/>
+        <w:ind w:left="360" w:right="360"/>
+      </w:pPr>
+      <w:r>
+        <w:rPr>
+          <w:rFonts w:ascii="Courier New" w:eastAsia="Courier New" w:hAnsi="Courier New" w:cs="Courier New"/>
+          <w:color w:val="9CDCFE"/>
+          <w:sz w:val="18"/>
+          <w:szCs w:val="18"/>
+        </w:rPr>
+        <w:t xml:space="preserve">    if (</w:t>
+      </w:r>
+      <w:proofErr w:type="spellStart"/>
+      <w:r>
+        <w:rPr>
+          <w:rFonts w:ascii="Courier New" w:eastAsia="Courier New" w:hAnsi="Courier New" w:cs="Courier New"/>
+          <w:color w:val="9CDCFE"/>
+          <w:sz w:val="18"/>
+          <w:szCs w:val="18"/>
+        </w:rPr>
         <w:t>i</w:t>
       </w:r>
       <w:proofErr w:type="spellEnd"/>
+      <w:r>
+        <w:rPr>
+          <w:rFonts w:ascii="Courier New" w:eastAsia="Courier New" w:hAnsi="Courier New" w:cs="Courier New"/>
+          <w:color w:val="9CDCFE"/>
+          <w:sz w:val="18"/>
+          <w:szCs w:val="18"/>
+        </w:rPr>
+        <w:t xml:space="preserve"> % 3 == 0) </w:t>
+      </w:r>
+      <w:proofErr w:type="spellStart"/>
+      <w:r>
+        <w:rPr>
+          <w:rFonts w:ascii="Courier New" w:eastAsia="Courier New" w:hAnsi="Courier New" w:cs="Courier New"/>
+          <w:color w:val="9CDCFE"/>
+          <w:sz w:val="18"/>
+          <w:szCs w:val="18"/>
+        </w:rPr>
+        <w:t>imageFile</w:t>
+      </w:r>
+      <w:proofErr w:type="spellEnd"/>
+      <w:r>
+        <w:rPr>
+          <w:rFonts w:ascii="Courier New" w:eastAsia="Courier New" w:hAnsi="Courier New" w:cs="Courier New"/>
+          <w:color w:val="9CDCFE"/>
+          <w:sz w:val="18"/>
+          <w:szCs w:val="18"/>
+        </w:rPr>
+        <w:t xml:space="preserve"> += String(output);</w:t>
+      </w:r>
+    </w:p>
+    <w:p>
+      <w:pPr>
+        <w:shd w:val="clear" w:color="auto" w:fill="1E1E1E"/>
+        <w:ind w:left="360" w:right="360"/>
+      </w:pPr>
       <w:r>
         <w:rPr>
           <w:rFonts w:ascii="Courier New" w:eastAsia="Courier New" w:hAnsi="Courier New" w:cs="Courier New"/>
@@ -9941,91 +10151,6 @@
           <w:sz w:val="18"/>
           <w:szCs w:val="18"/>
         </w:rPr>
-        <w:t>++) {</w:t>
-      </w:r>
-    </w:p>
-    <w:p>
-      <w:pPr>
-        <w:shd w:val="clear" w:color="auto" w:fill="1E1E1E"/>
-        <w:ind w:left="360" w:right="360"/>
-      </w:pPr>
-      <w:r>
-        <w:rPr>
-          <w:rFonts w:ascii="Courier New" w:eastAsia="Courier New" w:hAnsi="Courier New" w:cs="Courier New"/>
-          <w:color w:val="9CDCFE"/>
-          <w:sz w:val="18"/>
-          <w:szCs w:val="18"/>
-        </w:rPr>
-        <w:t xml:space="preserve">    base64_encode(output, (input++), 3);  // 每次編碼 3 bytes</w:t>
-      </w:r>
-    </w:p>
-    <w:p>
-      <w:pPr>
-        <w:shd w:val="clear" w:color="auto" w:fill="1E1E1E"/>
-        <w:ind w:left="360" w:right="360"/>
-      </w:pPr>
-      <w:r>
-        <w:rPr>
-          <w:rFonts w:ascii="Courier New" w:eastAsia="Courier New" w:hAnsi="Courier New" w:cs="Courier New"/>
-          <w:color w:val="9CDCFE"/>
-          <w:sz w:val="18"/>
-          <w:szCs w:val="18"/>
-        </w:rPr>
-        <w:t xml:space="preserve">    if (</w:t>
-      </w:r>
-      <w:proofErr w:type="spellStart"/>
-      <w:r>
-        <w:rPr>
-          <w:rFonts w:ascii="Courier New" w:eastAsia="Courier New" w:hAnsi="Courier New" w:cs="Courier New"/>
-          <w:color w:val="9CDCFE"/>
-          <w:sz w:val="18"/>
-          <w:szCs w:val="18"/>
-        </w:rPr>
-        <w:t>i</w:t>
-      </w:r>
-      <w:proofErr w:type="spellEnd"/>
-      <w:r>
-        <w:rPr>
-          <w:rFonts w:ascii="Courier New" w:eastAsia="Courier New" w:hAnsi="Courier New" w:cs="Courier New"/>
-          <w:color w:val="9CDCFE"/>
-          <w:sz w:val="18"/>
-          <w:szCs w:val="18"/>
-        </w:rPr>
-        <w:t xml:space="preserve"> % 3 == 0) </w:t>
-      </w:r>
-      <w:proofErr w:type="spellStart"/>
-      <w:r>
-        <w:rPr>
-          <w:rFonts w:ascii="Courier New" w:eastAsia="Courier New" w:hAnsi="Courier New" w:cs="Courier New"/>
-          <w:color w:val="9CDCFE"/>
-          <w:sz w:val="18"/>
-          <w:szCs w:val="18"/>
-        </w:rPr>
-        <w:t>imageFile</w:t>
-      </w:r>
-      <w:proofErr w:type="spellEnd"/>
-      <w:r>
-        <w:rPr>
-          <w:rFonts w:ascii="Courier New" w:eastAsia="Courier New" w:hAnsi="Courier New" w:cs="Courier New"/>
-          <w:color w:val="9CDCFE"/>
-          <w:sz w:val="18"/>
-          <w:szCs w:val="18"/>
-        </w:rPr>
-        <w:t xml:space="preserve"> += String(output);</w:t>
-      </w:r>
-    </w:p>
-    <w:p>
-      <w:pPr>
-        <w:shd w:val="clear" w:color="auto" w:fill="1E1E1E"/>
-        <w:ind w:left="360" w:right="360"/>
-      </w:pPr>
-      <w:r>
-        <w:rPr>
-          <w:rFonts w:ascii="Courier New" w:eastAsia="Courier New" w:hAnsi="Courier New" w:cs="Courier New"/>
-          <w:color w:val="D4D4D4"/>
-          <w:sz w:val="18"/>
-          <w:szCs w:val="18"/>
-        </w:rPr>
         <w:t>}</w:t>
       </w:r>
     </w:p>
@@ -10117,9 +10242,14 @@
           <w:sz w:val="18"/>
           <w:szCs w:val="18"/>
         </w:rPr>
-        <w:t>\</w:t>
-      </w:r>
-      <w:proofErr w:type="gramStart"/>
+        <w:t>\":\"image/jpeg\",</w:t>
+      </w:r>
+    </w:p>
+    <w:p>
+      <w:pPr>
+        <w:shd w:val="clear" w:color="auto" w:fill="1E1E1E"/>
+        <w:ind w:left="360" w:right="360"/>
+      </w:pPr>
       <w:r>
         <w:rPr>
           <w:rFonts w:ascii="Courier New" w:eastAsia="Courier New" w:hAnsi="Courier New" w:cs="Courier New"/>
@@ -10127,52 +10257,7 @@
           <w:sz w:val="18"/>
           <w:szCs w:val="18"/>
         </w:rPr>
-        <w:t>":\</w:t>
-      </w:r>
-      <w:proofErr w:type="gramEnd"/>
-      <w:r>
-        <w:rPr>
-          <w:rFonts w:ascii="Courier New" w:eastAsia="Courier New" w:hAnsi="Courier New" w:cs="Courier New"/>
-          <w:color w:val="CE9178"/>
-          <w:sz w:val="18"/>
-          <w:szCs w:val="18"/>
-        </w:rPr>
-        <w:t>"image/jpeg\",</w:t>
-      </w:r>
-    </w:p>
-    <w:p>
-      <w:pPr>
-        <w:shd w:val="clear" w:color="auto" w:fill="1E1E1E"/>
-        <w:ind w:left="360" w:right="360"/>
-      </w:pPr>
-      <w:r>
-        <w:rPr>
-          <w:rFonts w:ascii="Courier New" w:eastAsia="Courier New" w:hAnsi="Courier New" w:cs="Courier New"/>
-          <w:color w:val="CE9178"/>
-          <w:sz w:val="18"/>
-          <w:szCs w:val="18"/>
-        </w:rPr>
-        <w:t>"    \"data\</w:t>
-      </w:r>
-      <w:proofErr w:type="gramStart"/>
-      <w:r>
-        <w:rPr>
-          <w:rFonts w:ascii="Courier New" w:eastAsia="Courier New" w:hAnsi="Courier New" w:cs="Courier New"/>
-          <w:color w:val="CE9178"/>
-          <w:sz w:val="18"/>
-          <w:szCs w:val="18"/>
-        </w:rPr>
-        <w:t>":\</w:t>
-      </w:r>
-      <w:proofErr w:type="gramEnd"/>
-      <w:r>
-        <w:rPr>
-          <w:rFonts w:ascii="Courier New" w:eastAsia="Courier New" w:hAnsi="Courier New" w:cs="Courier New"/>
-          <w:color w:val="CE9178"/>
-          <w:sz w:val="18"/>
-          <w:szCs w:val="18"/>
-        </w:rPr>
-        <w:t xml:space="preserve">"" + </w:t>
+        <w:t xml:space="preserve">"    \"data\":\"" + </w:t>
       </w:r>
       <w:proofErr w:type="spellStart"/>
       <w:r>
@@ -11009,7 +11094,6 @@
           </w:tcPr>
           <w:p>
             <w:proofErr w:type="spellStart"/>
-            <w:proofErr w:type="gramStart"/>
             <w:r>
               <w:rPr>
                 <w:rFonts w:ascii="Courier New" w:eastAsia="Courier New" w:hAnsi="Courier New" w:cs="Courier New"/>
@@ -11027,9 +11111,115 @@
                 <w:sz w:val="18"/>
                 <w:szCs w:val="18"/>
               </w:rPr>
-              <w:t>(</w:t>
-            </w:r>
-            <w:proofErr w:type="gramEnd"/>
+              <w:t>()</w:t>
+            </w:r>
+          </w:p>
+        </w:tc>
+        <w:tc>
+          <w:tcPr>
+            <w:tcW w:w="6300" w:type="dxa"/>
+            <w:tcBorders>
+              <w:top w:val="single" w:sz="1" w:space="0" w:color="D9D9D9"/>
+              <w:left w:val="single" w:sz="1" w:space="0" w:color="D9D9D9"/>
+              <w:bottom w:val="single" w:sz="1" w:space="0" w:color="D9D9D9"/>
+              <w:right w:val="single" w:sz="1" w:space="0" w:color="D9D9D9"/>
+            </w:tcBorders>
+            <w:shd w:val="clear" w:color="auto" w:fill="D6E4F0"/>
+            <w:tcMar>
+              <w:top w:w="80" w:type="dxa"/>
+              <w:left w:w="120" w:type="dxa"/>
+              <w:bottom w:w="80" w:type="dxa"/>
+              <w:right w:w="120" w:type="dxa"/>
+            </w:tcMar>
+          </w:tcPr>
+          <w:p>
+            <w:r>
+              <w:rPr>
+                <w:rFonts w:eastAsia="Arial"/>
+                <w:color w:val="404040"/>
+                <w:sz w:val="20"/>
+                <w:szCs w:val="20"/>
+              </w:rPr>
+              <w:t xml:space="preserve">從 Telegram </w:t>
+            </w:r>
+            <w:proofErr w:type="spellStart"/>
+            <w:r>
+              <w:rPr>
+                <w:rFonts w:eastAsia="Arial"/>
+                <w:color w:val="404040"/>
+                <w:sz w:val="20"/>
+                <w:szCs w:val="20"/>
+              </w:rPr>
+              <w:t>getFile</w:t>
+            </w:r>
+            <w:proofErr w:type="spellEnd"/>
+            <w:r>
+              <w:rPr>
+                <w:rFonts w:eastAsia="Arial"/>
+                <w:color w:val="404040"/>
+                <w:sz w:val="20"/>
+                <w:szCs w:val="20"/>
+              </w:rPr>
+              <w:t xml:space="preserve"> API 取得語音檔案的 CDN 路徑（OGG/Opus 格式）</w:t>
+            </w:r>
+          </w:p>
+        </w:tc>
+      </w:tr>
+      <w:tr>
+        <w:tc>
+          <w:tcPr>
+            <w:tcW w:w="900" w:type="dxa"/>
+            <w:tcBorders>
+              <w:top w:val="single" w:sz="1" w:space="0" w:color="D9D9D9"/>
+              <w:left w:val="single" w:sz="1" w:space="0" w:color="D9D9D9"/>
+              <w:bottom w:val="single" w:sz="1" w:space="0" w:color="D9D9D9"/>
+              <w:right w:val="single" w:sz="1" w:space="0" w:color="D9D9D9"/>
+            </w:tcBorders>
+            <w:shd w:val="clear" w:color="auto" w:fill="FFFFFF"/>
+            <w:tcMar>
+              <w:top w:w="80" w:type="dxa"/>
+              <w:left w:w="80" w:type="dxa"/>
+              <w:bottom w:w="80" w:type="dxa"/>
+              <w:right w:w="80" w:type="dxa"/>
+            </w:tcMar>
+            <w:vAlign w:val="center"/>
+          </w:tcPr>
+          <w:p>
+            <w:pPr>
+              <w:jc w:val="center"/>
+            </w:pPr>
+            <w:r>
+              <w:rPr>
+                <w:rFonts w:eastAsia="Arial"/>
+                <w:b/>
+                <w:bCs/>
+                <w:color w:val="1F4E79"/>
+                <w:sz w:val="20"/>
+                <w:szCs w:val="20"/>
+              </w:rPr>
+              <w:t>②</w:t>
+            </w:r>
+          </w:p>
+        </w:tc>
+        <w:tc>
+          <w:tcPr>
+            <w:tcW w:w="2160" w:type="dxa"/>
+            <w:tcBorders>
+              <w:top w:val="single" w:sz="1" w:space="0" w:color="D9D9D9"/>
+              <w:left w:val="single" w:sz="1" w:space="0" w:color="D9D9D9"/>
+              <w:bottom w:val="single" w:sz="1" w:space="0" w:color="D9D9D9"/>
+              <w:right w:val="single" w:sz="1" w:space="0" w:color="D9D9D9"/>
+            </w:tcBorders>
+            <w:shd w:val="clear" w:color="auto" w:fill="FFFFFF"/>
+            <w:tcMar>
+              <w:top w:w="80" w:type="dxa"/>
+              <w:left w:w="120" w:type="dxa"/>
+              <w:bottom w:w="80" w:type="dxa"/>
+              <w:right w:w="120" w:type="dxa"/>
+            </w:tcMar>
+          </w:tcPr>
+          <w:p>
+            <w:proofErr w:type="spellStart"/>
             <w:r>
               <w:rPr>
                 <w:rFonts w:ascii="Courier New" w:eastAsia="Courier New" w:hAnsi="Courier New" w:cs="Courier New"/>
@@ -11037,116 +11227,9 @@
                 <w:sz w:val="18"/>
                 <w:szCs w:val="18"/>
               </w:rPr>
-              <w:t>)</w:t>
-            </w:r>
-          </w:p>
-        </w:tc>
-        <w:tc>
-          <w:tcPr>
-            <w:tcW w:w="6300" w:type="dxa"/>
-            <w:tcBorders>
-              <w:top w:val="single" w:sz="1" w:space="0" w:color="D9D9D9"/>
-              <w:left w:val="single" w:sz="1" w:space="0" w:color="D9D9D9"/>
-              <w:bottom w:val="single" w:sz="1" w:space="0" w:color="D9D9D9"/>
-              <w:right w:val="single" w:sz="1" w:space="0" w:color="D9D9D9"/>
-            </w:tcBorders>
-            <w:shd w:val="clear" w:color="auto" w:fill="D6E4F0"/>
-            <w:tcMar>
-              <w:top w:w="80" w:type="dxa"/>
-              <w:left w:w="120" w:type="dxa"/>
-              <w:bottom w:w="80" w:type="dxa"/>
-              <w:right w:w="120" w:type="dxa"/>
-            </w:tcMar>
-          </w:tcPr>
-          <w:p>
-            <w:r>
-              <w:rPr>
-                <w:rFonts w:eastAsia="Arial"/>
-                <w:color w:val="404040"/>
-                <w:sz w:val="20"/>
-                <w:szCs w:val="20"/>
-              </w:rPr>
-              <w:t xml:space="preserve">從 Telegram </w:t>
-            </w:r>
-            <w:proofErr w:type="spellStart"/>
-            <w:r>
-              <w:rPr>
-                <w:rFonts w:eastAsia="Arial"/>
-                <w:color w:val="404040"/>
-                <w:sz w:val="20"/>
-                <w:szCs w:val="20"/>
-              </w:rPr>
-              <w:t>getFile</w:t>
+              <w:t>downloadTelegramFile</w:t>
             </w:r>
             <w:proofErr w:type="spellEnd"/>
-            <w:r>
-              <w:rPr>
-                <w:rFonts w:eastAsia="Arial"/>
-                <w:color w:val="404040"/>
-                <w:sz w:val="20"/>
-                <w:szCs w:val="20"/>
-              </w:rPr>
-              <w:t xml:space="preserve"> API 取得語音檔案的 CDN 路徑（OGG/Opus 格式）</w:t>
-            </w:r>
-          </w:p>
-        </w:tc>
-      </w:tr>
-      <w:tr>
-        <w:tc>
-          <w:tcPr>
-            <w:tcW w:w="900" w:type="dxa"/>
-            <w:tcBorders>
-              <w:top w:val="single" w:sz="1" w:space="0" w:color="D9D9D9"/>
-              <w:left w:val="single" w:sz="1" w:space="0" w:color="D9D9D9"/>
-              <w:bottom w:val="single" w:sz="1" w:space="0" w:color="D9D9D9"/>
-              <w:right w:val="single" w:sz="1" w:space="0" w:color="D9D9D9"/>
-            </w:tcBorders>
-            <w:shd w:val="clear" w:color="auto" w:fill="FFFFFF"/>
-            <w:tcMar>
-              <w:top w:w="80" w:type="dxa"/>
-              <w:left w:w="80" w:type="dxa"/>
-              <w:bottom w:w="80" w:type="dxa"/>
-              <w:right w:w="80" w:type="dxa"/>
-            </w:tcMar>
-            <w:vAlign w:val="center"/>
-          </w:tcPr>
-          <w:p>
-            <w:pPr>
-              <w:jc w:val="center"/>
-            </w:pPr>
-            <w:r>
-              <w:rPr>
-                <w:rFonts w:eastAsia="Arial"/>
-                <w:b/>
-                <w:bCs/>
-                <w:color w:val="1F4E79"/>
-                <w:sz w:val="20"/>
-                <w:szCs w:val="20"/>
-              </w:rPr>
-              <w:t>②</w:t>
-            </w:r>
-          </w:p>
-        </w:tc>
-        <w:tc>
-          <w:tcPr>
-            <w:tcW w:w="2160" w:type="dxa"/>
-            <w:tcBorders>
-              <w:top w:val="single" w:sz="1" w:space="0" w:color="D9D9D9"/>
-              <w:left w:val="single" w:sz="1" w:space="0" w:color="D9D9D9"/>
-              <w:bottom w:val="single" w:sz="1" w:space="0" w:color="D9D9D9"/>
-              <w:right w:val="single" w:sz="1" w:space="0" w:color="D9D9D9"/>
-            </w:tcBorders>
-            <w:shd w:val="clear" w:color="auto" w:fill="FFFFFF"/>
-            <w:tcMar>
-              <w:top w:w="80" w:type="dxa"/>
-              <w:left w:w="120" w:type="dxa"/>
-              <w:bottom w:w="80" w:type="dxa"/>
-              <w:right w:w="120" w:type="dxa"/>
-            </w:tcMar>
-          </w:tcPr>
-          <w:p>
-            <w:proofErr w:type="spellStart"/>
-            <w:proofErr w:type="gramStart"/>
             <w:r>
               <w:rPr>
                 <w:rFonts w:ascii="Courier New" w:eastAsia="Courier New" w:hAnsi="Courier New" w:cs="Courier New"/>
@@ -11154,9 +11237,95 @@
                 <w:sz w:val="18"/>
                 <w:szCs w:val="18"/>
               </w:rPr>
-              <w:t>downloadTelegramFile</w:t>
-            </w:r>
-            <w:proofErr w:type="spellEnd"/>
+              <w:t>()</w:t>
+            </w:r>
+          </w:p>
+        </w:tc>
+        <w:tc>
+          <w:tcPr>
+            <w:tcW w:w="6300" w:type="dxa"/>
+            <w:tcBorders>
+              <w:top w:val="single" w:sz="1" w:space="0" w:color="D9D9D9"/>
+              <w:left w:val="single" w:sz="1" w:space="0" w:color="D9D9D9"/>
+              <w:bottom w:val="single" w:sz="1" w:space="0" w:color="D9D9D9"/>
+              <w:right w:val="single" w:sz="1" w:space="0" w:color="D9D9D9"/>
+            </w:tcBorders>
+            <w:shd w:val="clear" w:color="auto" w:fill="FFFFFF"/>
+            <w:tcMar>
+              <w:top w:w="80" w:type="dxa"/>
+              <w:left w:w="120" w:type="dxa"/>
+              <w:bottom w:w="80" w:type="dxa"/>
+              <w:right w:w="120" w:type="dxa"/>
+            </w:tcMar>
+          </w:tcPr>
+          <w:p>
+            <w:r>
+              <w:rPr>
+                <w:rFonts w:eastAsia="Arial"/>
+                <w:color w:val="404040"/>
+                <w:sz w:val="20"/>
+                <w:szCs w:val="20"/>
+              </w:rPr>
+              <w:t>使用 HTTP/1.0 下載原始音訊位元組至堆積緩衝區（最大 256 KB）</w:t>
+            </w:r>
+          </w:p>
+        </w:tc>
+      </w:tr>
+      <w:tr>
+        <w:tc>
+          <w:tcPr>
+            <w:tcW w:w="900" w:type="dxa"/>
+            <w:tcBorders>
+              <w:top w:val="single" w:sz="1" w:space="0" w:color="D9D9D9"/>
+              <w:left w:val="single" w:sz="1" w:space="0" w:color="D9D9D9"/>
+              <w:bottom w:val="single" w:sz="1" w:space="0" w:color="D9D9D9"/>
+              <w:right w:val="single" w:sz="1" w:space="0" w:color="D9D9D9"/>
+            </w:tcBorders>
+            <w:shd w:val="clear" w:color="auto" w:fill="D6E4F0"/>
+            <w:tcMar>
+              <w:top w:w="80" w:type="dxa"/>
+              <w:left w:w="80" w:type="dxa"/>
+              <w:bottom w:w="80" w:type="dxa"/>
+              <w:right w:w="80" w:type="dxa"/>
+            </w:tcMar>
+            <w:vAlign w:val="center"/>
+          </w:tcPr>
+          <w:p>
+            <w:pPr>
+              <w:jc w:val="center"/>
+            </w:pPr>
+            <w:r>
+              <w:rPr>
+                <w:rFonts w:eastAsia="Arial"/>
+                <w:b/>
+                <w:bCs/>
+                <w:color w:val="1F4E79"/>
+                <w:sz w:val="20"/>
+                <w:szCs w:val="20"/>
+              </w:rPr>
+              <w:t>③</w:t>
+            </w:r>
+          </w:p>
+        </w:tc>
+        <w:tc>
+          <w:tcPr>
+            <w:tcW w:w="2160" w:type="dxa"/>
+            <w:tcBorders>
+              <w:top w:val="single" w:sz="1" w:space="0" w:color="D9D9D9"/>
+              <w:left w:val="single" w:sz="1" w:space="0" w:color="D9D9D9"/>
+              <w:bottom w:val="single" w:sz="1" w:space="0" w:color="D9D9D9"/>
+              <w:right w:val="single" w:sz="1" w:space="0" w:color="D9D9D9"/>
+            </w:tcBorders>
+            <w:shd w:val="clear" w:color="auto" w:fill="D6E4F0"/>
+            <w:tcMar>
+              <w:top w:w="80" w:type="dxa"/>
+              <w:left w:w="120" w:type="dxa"/>
+              <w:bottom w:w="80" w:type="dxa"/>
+              <w:right w:w="120" w:type="dxa"/>
+            </w:tcMar>
+          </w:tcPr>
+          <w:p>
+            <w:proofErr w:type="spellStart"/>
             <w:r>
               <w:rPr>
                 <w:rFonts w:ascii="Courier New" w:eastAsia="Courier New" w:hAnsi="Courier New" w:cs="Courier New"/>
@@ -11164,9 +11333,9 @@
                 <w:sz w:val="18"/>
                 <w:szCs w:val="18"/>
               </w:rPr>
-              <w:t>(</w:t>
-            </w:r>
-            <w:proofErr w:type="gramEnd"/>
+              <w:t>sendAudioFileToGeminiSTT</w:t>
+            </w:r>
+            <w:proofErr w:type="spellEnd"/>
             <w:r>
               <w:rPr>
                 <w:rFonts w:ascii="Courier New" w:eastAsia="Courier New" w:hAnsi="Courier New" w:cs="Courier New"/>
@@ -11174,7 +11343,7 @@
                 <w:sz w:val="18"/>
                 <w:szCs w:val="18"/>
               </w:rPr>
-              <w:t>)</w:t>
+              <w:t>()</w:t>
             </w:r>
           </w:p>
         </w:tc>
@@ -11187,23 +11356,43 @@
               <w:bottom w:val="single" w:sz="1" w:space="0" w:color="D9D9D9"/>
               <w:right w:val="single" w:sz="1" w:space="0" w:color="D9D9D9"/>
             </w:tcBorders>
-            <w:shd w:val="clear" w:color="auto" w:fill="FFFFFF"/>
-            <w:tcMar>
-              <w:top w:w="80" w:type="dxa"/>
-              <w:left w:w="120" w:type="dxa"/>
-              <w:bottom w:w="80" w:type="dxa"/>
-              <w:right w:w="120" w:type="dxa"/>
-            </w:tcMar>
-          </w:tcPr>
-          <w:p>
-            <w:r>
-              <w:rPr>
-                <w:rFonts w:eastAsia="Arial"/>
-                <w:color w:val="404040"/>
-                <w:sz w:val="20"/>
-                <w:szCs w:val="20"/>
-              </w:rPr>
-              <w:t>使用 HTTP/1.0 下載原始音訊位元組至堆積緩衝區（最大 256 KB）</w:t>
+            <w:shd w:val="clear" w:color="auto" w:fill="D6E4F0"/>
+            <w:tcMar>
+              <w:top w:w="80" w:type="dxa"/>
+              <w:left w:w="120" w:type="dxa"/>
+              <w:bottom w:w="80" w:type="dxa"/>
+              <w:right w:w="120" w:type="dxa"/>
+            </w:tcMar>
+          </w:tcPr>
+          <w:p>
+            <w:r>
+              <w:rPr>
+                <w:rFonts w:eastAsia="Arial"/>
+                <w:color w:val="404040"/>
+                <w:sz w:val="20"/>
+                <w:szCs w:val="20"/>
+              </w:rPr>
+              <w:t xml:space="preserve">將音訊進行 Base64 編碼，以 </w:t>
+            </w:r>
+            <w:proofErr w:type="spellStart"/>
+            <w:r>
+              <w:rPr>
+                <w:rFonts w:eastAsia="Arial"/>
+                <w:color w:val="404040"/>
+                <w:sz w:val="20"/>
+                <w:szCs w:val="20"/>
+              </w:rPr>
+              <w:t>inline_data</w:t>
+            </w:r>
+            <w:proofErr w:type="spellEnd"/>
+            <w:r>
+              <w:rPr>
+                <w:rFonts w:eastAsia="Arial"/>
+                <w:color w:val="404040"/>
+                <w:sz w:val="20"/>
+                <w:szCs w:val="20"/>
+              </w:rPr>
+              <w:t xml:space="preserve"> 格式送至 Gemini 進行語音轉文字</w:t>
             </w:r>
           </w:p>
         </w:tc>
@@ -11218,7 +11407,7 @@
               <w:bottom w:val="single" w:sz="1" w:space="0" w:color="D9D9D9"/>
               <w:right w:val="single" w:sz="1" w:space="0" w:color="D9D9D9"/>
             </w:tcBorders>
-            <w:shd w:val="clear" w:color="auto" w:fill="D6E4F0"/>
+            <w:shd w:val="clear" w:color="auto" w:fill="FFFFFF"/>
             <w:tcMar>
               <w:top w:w="80" w:type="dxa"/>
               <w:left w:w="80" w:type="dxa"/>
@@ -11240,7 +11429,7 @@
                 <w:sz w:val="20"/>
                 <w:szCs w:val="20"/>
               </w:rPr>
-              <w:t>③</w:t>
+              <w:t>④</w:t>
             </w:r>
           </w:p>
         </w:tc>
@@ -11253,7 +11442,7 @@
               <w:bottom w:val="single" w:sz="1" w:space="0" w:color="D9D9D9"/>
               <w:right w:val="single" w:sz="1" w:space="0" w:color="D9D9D9"/>
             </w:tcBorders>
-            <w:shd w:val="clear" w:color="auto" w:fill="D6E4F0"/>
+            <w:shd w:val="clear" w:color="auto" w:fill="FFFFFF"/>
             <w:tcMar>
               <w:top w:w="80" w:type="dxa"/>
               <w:left w:w="120" w:type="dxa"/>
@@ -11263,7 +11452,6 @@
           </w:tcPr>
           <w:p>
             <w:proofErr w:type="spellStart"/>
-            <w:proofErr w:type="gramStart"/>
             <w:r>
               <w:rPr>
                 <w:rFonts w:ascii="Courier New" w:eastAsia="Courier New" w:hAnsi="Courier New" w:cs="Courier New"/>
@@ -11271,7 +11459,7 @@
                 <w:sz w:val="18"/>
                 <w:szCs w:val="18"/>
               </w:rPr>
-              <w:t>sendAudioFileToGeminiSTT</w:t>
+              <w:t>geminiChatRequest</w:t>
             </w:r>
             <w:proofErr w:type="spellEnd"/>
             <w:r>
@@ -11281,154 +11469,7 @@
                 <w:sz w:val="18"/>
                 <w:szCs w:val="18"/>
               </w:rPr>
-              <w:t>(</w:t>
-            </w:r>
-            <w:proofErr w:type="gramEnd"/>
-            <w:r>
-              <w:rPr>
-                <w:rFonts w:ascii="Courier New" w:eastAsia="Courier New" w:hAnsi="Courier New" w:cs="Courier New"/>
-                <w:color w:val="1B6B6B"/>
-                <w:sz w:val="18"/>
-                <w:szCs w:val="18"/>
-              </w:rPr>
-              <w:t>)</w:t>
-            </w:r>
-          </w:p>
-        </w:tc>
-        <w:tc>
-          <w:tcPr>
-            <w:tcW w:w="6300" w:type="dxa"/>
-            <w:tcBorders>
-              <w:top w:val="single" w:sz="1" w:space="0" w:color="D9D9D9"/>
-              <w:left w:val="single" w:sz="1" w:space="0" w:color="D9D9D9"/>
-              <w:bottom w:val="single" w:sz="1" w:space="0" w:color="D9D9D9"/>
-              <w:right w:val="single" w:sz="1" w:space="0" w:color="D9D9D9"/>
-            </w:tcBorders>
-            <w:shd w:val="clear" w:color="auto" w:fill="D6E4F0"/>
-            <w:tcMar>
-              <w:top w:w="80" w:type="dxa"/>
-              <w:left w:w="120" w:type="dxa"/>
-              <w:bottom w:w="80" w:type="dxa"/>
-              <w:right w:w="120" w:type="dxa"/>
-            </w:tcMar>
-          </w:tcPr>
-          <w:p>
-            <w:r>
-              <w:rPr>
-                <w:rFonts w:eastAsia="Arial"/>
-                <w:color w:val="404040"/>
-                <w:sz w:val="20"/>
-                <w:szCs w:val="20"/>
-              </w:rPr>
-              <w:t xml:space="preserve">將音訊進行 Base64 編碼，以 </w:t>
-            </w:r>
-            <w:proofErr w:type="spellStart"/>
-            <w:r>
-              <w:rPr>
-                <w:rFonts w:eastAsia="Arial"/>
-                <w:color w:val="404040"/>
-                <w:sz w:val="20"/>
-                <w:szCs w:val="20"/>
-              </w:rPr>
-              <w:t>inline_data</w:t>
-            </w:r>
-            <w:proofErr w:type="spellEnd"/>
-            <w:r>
-              <w:rPr>
-                <w:rFonts w:eastAsia="Arial"/>
-                <w:color w:val="404040"/>
-                <w:sz w:val="20"/>
-                <w:szCs w:val="20"/>
-              </w:rPr>
-              <w:t xml:space="preserve"> 格式送至 Gemini 進行語音轉文字</w:t>
-            </w:r>
-          </w:p>
-        </w:tc>
-      </w:tr>
-      <w:tr>
-        <w:tc>
-          <w:tcPr>
-            <w:tcW w:w="900" w:type="dxa"/>
-            <w:tcBorders>
-              <w:top w:val="single" w:sz="1" w:space="0" w:color="D9D9D9"/>
-              <w:left w:val="single" w:sz="1" w:space="0" w:color="D9D9D9"/>
-              <w:bottom w:val="single" w:sz="1" w:space="0" w:color="D9D9D9"/>
-              <w:right w:val="single" w:sz="1" w:space="0" w:color="D9D9D9"/>
-            </w:tcBorders>
-            <w:shd w:val="clear" w:color="auto" w:fill="FFFFFF"/>
-            <w:tcMar>
-              <w:top w:w="80" w:type="dxa"/>
-              <w:left w:w="80" w:type="dxa"/>
-              <w:bottom w:w="80" w:type="dxa"/>
-              <w:right w:w="80" w:type="dxa"/>
-            </w:tcMar>
-            <w:vAlign w:val="center"/>
-          </w:tcPr>
-          <w:p>
-            <w:pPr>
-              <w:jc w:val="center"/>
-            </w:pPr>
-            <w:r>
-              <w:rPr>
-                <w:rFonts w:eastAsia="Arial"/>
-                <w:b/>
-                <w:bCs/>
-                <w:color w:val="1F4E79"/>
-                <w:sz w:val="20"/>
-                <w:szCs w:val="20"/>
-              </w:rPr>
-              <w:t>④</w:t>
-            </w:r>
-          </w:p>
-        </w:tc>
-        <w:tc>
-          <w:tcPr>
-            <w:tcW w:w="2160" w:type="dxa"/>
-            <w:tcBorders>
-              <w:top w:val="single" w:sz="1" w:space="0" w:color="D9D9D9"/>
-              <w:left w:val="single" w:sz="1" w:space="0" w:color="D9D9D9"/>
-              <w:bottom w:val="single" w:sz="1" w:space="0" w:color="D9D9D9"/>
-              <w:right w:val="single" w:sz="1" w:space="0" w:color="D9D9D9"/>
-            </w:tcBorders>
-            <w:shd w:val="clear" w:color="auto" w:fill="FFFFFF"/>
-            <w:tcMar>
-              <w:top w:w="80" w:type="dxa"/>
-              <w:left w:w="120" w:type="dxa"/>
-              <w:bottom w:w="80" w:type="dxa"/>
-              <w:right w:w="120" w:type="dxa"/>
-            </w:tcMar>
-          </w:tcPr>
-          <w:p>
-            <w:proofErr w:type="spellStart"/>
-            <w:proofErr w:type="gramStart"/>
-            <w:r>
-              <w:rPr>
-                <w:rFonts w:ascii="Courier New" w:eastAsia="Courier New" w:hAnsi="Courier New" w:cs="Courier New"/>
-                <w:color w:val="1B6B6B"/>
-                <w:sz w:val="18"/>
-                <w:szCs w:val="18"/>
-              </w:rPr>
-              <w:t>geminiChatRequest</w:t>
-            </w:r>
-            <w:proofErr w:type="spellEnd"/>
-            <w:r>
-              <w:rPr>
-                <w:rFonts w:ascii="Courier New" w:eastAsia="Courier New" w:hAnsi="Courier New" w:cs="Courier New"/>
-                <w:color w:val="1B6B6B"/>
-                <w:sz w:val="18"/>
-                <w:szCs w:val="18"/>
-              </w:rPr>
-              <w:t>(</w:t>
-            </w:r>
-            <w:proofErr w:type="gramEnd"/>
-            <w:r>
-              <w:rPr>
-                <w:rFonts w:ascii="Courier New" w:eastAsia="Courier New" w:hAnsi="Courier New" w:cs="Courier New"/>
-                <w:color w:val="1B6B6B"/>
-                <w:sz w:val="18"/>
-                <w:szCs w:val="18"/>
-              </w:rPr>
-              <w:t>)</w:t>
+              <w:t>()</w:t>
             </w:r>
           </w:p>
         </w:tc>
@@ -12027,7 +12068,7 @@
                 <w:sz w:val="20"/>
                 <w:szCs w:val="20"/>
               </w:rPr>
-              <w:t>控制補光</w:t>
+              <w:t>控制補光燈</w:t>
             </w:r>
             <w:proofErr w:type="gramEnd"/>
             <w:r>
@@ -12037,7 +12078,7 @@
                 <w:sz w:val="20"/>
                 <w:szCs w:val="20"/>
               </w:rPr>
-              <w:t>燈亮度、馬達速度等</w:t>
+              <w:t>亮度、馬達速度等</w:t>
             </w:r>
           </w:p>
         </w:tc>
@@ -13698,7 +13739,7 @@
           <w:sz w:val="18"/>
           <w:szCs w:val="18"/>
         </w:rPr>
-        <w:t xml:space="preserve">    "params</w:t>
+        <w:t xml:space="preserve">    "params":{"pin":24,"pinmode":"digitalwrite","value":1</w:t>
       </w:r>
       <w:proofErr w:type="gramStart"/>
       <w:r>
@@ -13708,7 +13749,7 @@
           <w:sz w:val="18"/>
           <w:szCs w:val="18"/>
         </w:rPr>
-        <w:t>":{</w:t>
+        <w:t>} }</w:t>
       </w:r>
       <w:proofErr w:type="gramEnd"/>
       <w:r>
@@ -13718,7 +13759,7 @@
           <w:sz w:val="18"/>
           <w:szCs w:val="18"/>
         </w:rPr>
-        <w:t>"pin":24,"pinmode":"digitalwrite","value":1} },</w:t>
+        <w:t>,</w:t>
       </w:r>
     </w:p>
     <w:p>
@@ -13788,7 +13829,7 @@
           <w:sz w:val="18"/>
           <w:szCs w:val="18"/>
         </w:rPr>
-        <w:t xml:space="preserve">    "params</w:t>
+        <w:t xml:space="preserve">    "</w:t>
       </w:r>
       <w:proofErr w:type="gramStart"/>
       <w:r>
@@ -13798,7 +13839,7 @@
           <w:sz w:val="18"/>
           <w:szCs w:val="18"/>
         </w:rPr>
-        <w:t>":{</w:t>
+        <w:t>params</w:t>
       </w:r>
       <w:proofErr w:type="gramEnd"/>
       <w:r>
@@ -13808,7 +13849,7 @@
           <w:sz w:val="18"/>
           <w:szCs w:val="18"/>
         </w:rPr>
-        <w:t>"milliseconds":500} },</w:t>
+        <w:t>":{"milliseconds":500} },</w:t>
       </w:r>
     </w:p>
     <w:p>
@@ -13898,7 +13939,7 @@
           <w:sz w:val="18"/>
           <w:szCs w:val="18"/>
         </w:rPr>
-        <w:t xml:space="preserve">    "params</w:t>
+        <w:t xml:space="preserve">    "params":{"pin":24,"pinmode":"digitalwrite","value":0</w:t>
       </w:r>
       <w:proofErr w:type="gramStart"/>
       <w:r>
@@ -13908,7 +13949,7 @@
           <w:sz w:val="18"/>
           <w:szCs w:val="18"/>
         </w:rPr>
-        <w:t>":{</w:t>
+        <w:t>} }</w:t>
       </w:r>
       <w:proofErr w:type="gramEnd"/>
       <w:r>
@@ -13918,7 +13959,7 @@
           <w:sz w:val="18"/>
           <w:szCs w:val="18"/>
         </w:rPr>
-        <w:t>"pin":24,"pinmode":"digitalwrite","value":0} },</w:t>
+        <w:t>,</w:t>
       </w:r>
     </w:p>
     <w:p>
@@ -13988,7 +14029,7 @@
           <w:sz w:val="18"/>
           <w:szCs w:val="18"/>
         </w:rPr>
-        <w:t xml:space="preserve">    "params</w:t>
+        <w:t xml:space="preserve">    "</w:t>
       </w:r>
       <w:proofErr w:type="gramStart"/>
       <w:r>
@@ -13998,7 +14039,7 @@
           <w:sz w:val="18"/>
           <w:szCs w:val="18"/>
         </w:rPr>
-        <w:t>":{</w:t>
+        <w:t>params</w:t>
       </w:r>
       <w:proofErr w:type="gramEnd"/>
       <w:r>
@@ -14008,7 +14049,7 @@
           <w:sz w:val="18"/>
           <w:szCs w:val="18"/>
         </w:rPr>
-        <w:t>"milliseconds":500} }</w:t>
+        <w:t>":{"milliseconds":500} }</w:t>
       </w:r>
     </w:p>
     <w:p>
@@ -14195,7 +14236,67 @@
                 <w:sz w:val="20"/>
                 <w:szCs w:val="20"/>
               </w:rPr>
-              <w:t>，其中第 2 個缺少必要參數，則系統只執行第 1 個，第 2 和第 3 個全部捨棄。這防止了在不完整計畫中執行錯誤動作。</w:t>
+              <w:t xml:space="preserve">，其中第 2 </w:t>
+            </w:r>
+            <w:proofErr w:type="gramStart"/>
+            <w:r>
+              <w:rPr>
+                <w:rFonts w:eastAsia="Arial"/>
+                <w:color w:val="404040"/>
+                <w:sz w:val="20"/>
+                <w:szCs w:val="20"/>
+              </w:rPr>
+              <w:t>個</w:t>
+            </w:r>
+            <w:proofErr w:type="gramEnd"/>
+            <w:r>
+              <w:rPr>
+                <w:rFonts w:eastAsia="Arial"/>
+                <w:color w:val="404040"/>
+                <w:sz w:val="20"/>
+                <w:szCs w:val="20"/>
+              </w:rPr>
+              <w:t xml:space="preserve">缺少必要參數，則系統只執行第 1 </w:t>
+            </w:r>
+            <w:proofErr w:type="gramStart"/>
+            <w:r>
+              <w:rPr>
+                <w:rFonts w:eastAsia="Arial"/>
+                <w:color w:val="404040"/>
+                <w:sz w:val="20"/>
+                <w:szCs w:val="20"/>
+              </w:rPr>
+              <w:t>個</w:t>
+            </w:r>
+            <w:proofErr w:type="gramEnd"/>
+            <w:r>
+              <w:rPr>
+                <w:rFonts w:eastAsia="Arial"/>
+                <w:color w:val="404040"/>
+                <w:sz w:val="20"/>
+                <w:szCs w:val="20"/>
+              </w:rPr>
+              <w:t xml:space="preserve">，第 2 和第 3 </w:t>
+            </w:r>
+            <w:proofErr w:type="gramStart"/>
+            <w:r>
+              <w:rPr>
+                <w:rFonts w:eastAsia="Arial"/>
+                <w:color w:val="404040"/>
+                <w:sz w:val="20"/>
+                <w:szCs w:val="20"/>
+              </w:rPr>
+              <w:t>個</w:t>
+            </w:r>
+            <w:proofErr w:type="gramEnd"/>
+            <w:r>
+              <w:rPr>
+                <w:rFonts w:eastAsia="Arial"/>
+                <w:color w:val="404040"/>
+                <w:sz w:val="20"/>
+                <w:szCs w:val="20"/>
+              </w:rPr>
+              <w:t>全部捨棄。這防止了在不完整計畫中執行錯誤動作。</w:t>
             </w:r>
           </w:p>
         </w:tc>
@@ -15131,7 +15232,23 @@
           <w:rFonts w:eastAsia="Arial"/>
           <w:color w:val="404040"/>
         </w:rPr>
-        <w:t>答一」聊天機器人的最大差異，在於其能夠自主評估工作流程狀態，並在不需要使用者持續介入的情況下完成多步驟任務。</w:t>
+        <w:t>答</w:t>
+      </w:r>
+      <w:proofErr w:type="gramStart"/>
+      <w:r>
+        <w:rPr>
+          <w:rFonts w:eastAsia="Arial"/>
+          <w:color w:val="404040"/>
+        </w:rPr>
+        <w:t>一</w:t>
+      </w:r>
+      <w:proofErr w:type="gramEnd"/>
+      <w:r>
+        <w:rPr>
+          <w:rFonts w:eastAsia="Arial"/>
+          <w:color w:val="404040"/>
+        </w:rPr>
+        <w:t>」聊天機器人的最大差異，在於其能夠自主評估工作流程狀態，並在不需要使用者持續介入的情況下完成多步驟任務。</w:t>
       </w:r>
     </w:p>
     <w:p>
@@ -15667,7 +15784,6 @@
           </w:tcPr>
           <w:p>
             <w:proofErr w:type="spellStart"/>
-            <w:proofErr w:type="gramStart"/>
             <w:r>
               <w:rPr>
                 <w:rFonts w:ascii="Courier New" w:eastAsia="Courier New" w:hAnsi="Courier New" w:cs="Courier New"/>
@@ -15685,17 +15801,7 @@
                 <w:sz w:val="18"/>
                 <w:szCs w:val="18"/>
               </w:rPr>
-              <w:t>(</w:t>
-            </w:r>
-            <w:proofErr w:type="gramEnd"/>
-            <w:r>
-              <w:rPr>
-                <w:rFonts w:ascii="Courier New" w:eastAsia="Courier New" w:hAnsi="Courier New" w:cs="Courier New"/>
-                <w:color w:val="1B6B6B"/>
-                <w:sz w:val="18"/>
-                <w:szCs w:val="18"/>
-              </w:rPr>
-              <w:t>)</w:t>
+              <w:t>()</w:t>
             </w:r>
           </w:p>
         </w:tc>
@@ -15776,7 +15882,23 @@
           <w:rFonts w:eastAsia="Arial"/>
           <w:color w:val="404040"/>
         </w:rPr>
-        <w:t xml:space="preserve"> OODA 循環的「Re-Observe」機制，在每個工具執行後自動詢問 Gemini：「任務完成了嗎？」</w:t>
+        <w:t xml:space="preserve"> OODA 循環的「Re-Observe」機制，在每</w:t>
+      </w:r>
+      <w:proofErr w:type="gramStart"/>
+      <w:r>
+        <w:rPr>
+          <w:rFonts w:eastAsia="Arial"/>
+          <w:color w:val="404040"/>
+        </w:rPr>
+        <w:t>個</w:t>
+      </w:r>
+      <w:proofErr w:type="gramEnd"/>
+      <w:r>
+        <w:rPr>
+          <w:rFonts w:eastAsia="Arial"/>
+          <w:color w:val="404040"/>
+        </w:rPr>
+        <w:t>工具執行後自動詢問 Gemini：「任務完成了嗎？」</w:t>
       </w:r>
     </w:p>
     <w:p>
@@ -15804,6 +15926,7 @@
         <w:shd w:val="clear" w:color="auto" w:fill="1E1E1E"/>
         <w:ind w:left="360" w:right="360"/>
       </w:pPr>
+      <w:proofErr w:type="gramStart"/>
       <w:r>
         <w:rPr>
           <w:rFonts w:ascii="Courier New" w:eastAsia="Courier New" w:hAnsi="Courier New" w:cs="Courier New"/>
@@ -15811,10 +15934,9 @@
           <w:sz w:val="18"/>
           <w:szCs w:val="18"/>
         </w:rPr>
-        <w:t xml:space="preserve">void </w:t>
-      </w:r>
-      <w:proofErr w:type="spellStart"/>
-      <w:proofErr w:type="gramStart"/>
+        <w:t>void</w:t>
+      </w:r>
+      <w:proofErr w:type="gramEnd"/>
       <w:r>
         <w:rPr>
           <w:rFonts w:ascii="Courier New" w:eastAsia="Courier New" w:hAnsi="Courier New" w:cs="Courier New"/>
@@ -15822,9 +15944,9 @@
           <w:sz w:val="18"/>
           <w:szCs w:val="18"/>
         </w:rPr>
-        <w:t>evaluateWorkflowContinuation</w:t>
-      </w:r>
-      <w:proofErr w:type="spellEnd"/>
+        <w:t xml:space="preserve"> </w:t>
+      </w:r>
+      <w:proofErr w:type="spellStart"/>
       <w:r>
         <w:rPr>
           <w:rFonts w:ascii="Courier New" w:eastAsia="Courier New" w:hAnsi="Courier New" w:cs="Courier New"/>
@@ -15832,9 +15954,9 @@
           <w:sz w:val="18"/>
           <w:szCs w:val="18"/>
         </w:rPr>
-        <w:t>(</w:t>
-      </w:r>
-      <w:proofErr w:type="gramEnd"/>
+        <w:t>evaluateWorkflowContinuation</w:t>
+      </w:r>
+      <w:proofErr w:type="spellEnd"/>
       <w:r>
         <w:rPr>
           <w:rFonts w:ascii="Courier New" w:eastAsia="Courier New" w:hAnsi="Courier New" w:cs="Courier New"/>
@@ -15842,7 +15964,7 @@
           <w:sz w:val="18"/>
           <w:szCs w:val="18"/>
         </w:rPr>
-        <w:t xml:space="preserve">bool </w:t>
+        <w:t xml:space="preserve">(bool </w:t>
       </w:r>
       <w:proofErr w:type="spellStart"/>
       <w:r>
@@ -15877,7 +15999,7 @@
           <w:sz w:val="18"/>
           <w:szCs w:val="18"/>
         </w:rPr>
-        <w:t xml:space="preserve">  if </w:t>
+        <w:t xml:space="preserve">  </w:t>
       </w:r>
       <w:proofErr w:type="gramStart"/>
       <w:r>
@@ -15887,9 +16009,9 @@
           <w:sz w:val="18"/>
           <w:szCs w:val="18"/>
         </w:rPr>
-        <w:t>(!</w:t>
-      </w:r>
-      <w:proofErr w:type="spellStart"/>
+        <w:t>if</w:t>
+      </w:r>
+      <w:proofErr w:type="gramEnd"/>
       <w:r>
         <w:rPr>
           <w:rFonts w:ascii="Courier New" w:eastAsia="Courier New" w:hAnsi="Courier New" w:cs="Courier New"/>
@@ -15897,10 +16019,19 @@
           <w:sz w:val="18"/>
           <w:szCs w:val="18"/>
         </w:rPr>
+        <w:t xml:space="preserve"> (!</w:t>
+      </w:r>
+      <w:proofErr w:type="spellStart"/>
+      <w:r>
+        <w:rPr>
+          <w:rFonts w:ascii="Courier New" w:eastAsia="Courier New" w:hAnsi="Courier New" w:cs="Courier New"/>
+          <w:color w:val="6A9955"/>
+          <w:sz w:val="18"/>
+          <w:szCs w:val="18"/>
+        </w:rPr>
         <w:t>reCheck</w:t>
       </w:r>
       <w:proofErr w:type="spellEnd"/>
-      <w:proofErr w:type="gramEnd"/>
       <w:r>
         <w:rPr>
           <w:rFonts w:ascii="Courier New" w:eastAsia="Courier New" w:hAnsi="Courier New" w:cs="Courier New"/>
@@ -17031,7 +17162,6 @@
           </w:tcPr>
           <w:p>
             <w:proofErr w:type="spellStart"/>
-            <w:proofErr w:type="gramStart"/>
             <w:r>
               <w:rPr>
                 <w:rFonts w:ascii="Courier New" w:eastAsia="Courier New" w:hAnsi="Courier New" w:cs="Courier New"/>
@@ -17049,9 +17179,104 @@
                 <w:sz w:val="18"/>
                 <w:szCs w:val="18"/>
               </w:rPr>
-              <w:t>(</w:t>
+              <w:t>()</w:t>
+            </w:r>
+          </w:p>
+        </w:tc>
+        <w:tc>
+          <w:tcPr>
+            <w:tcW w:w="5760" w:type="dxa"/>
+            <w:tcBorders>
+              <w:top w:val="single" w:sz="1" w:space="0" w:color="D9D9D9"/>
+              <w:left w:val="single" w:sz="1" w:space="0" w:color="D9D9D9"/>
+              <w:bottom w:val="single" w:sz="1" w:space="0" w:color="D9D9D9"/>
+              <w:right w:val="single" w:sz="1" w:space="0" w:color="D9D9D9"/>
+            </w:tcBorders>
+            <w:shd w:val="clear" w:color="auto" w:fill="FFFFFF"/>
+            <w:tcMar>
+              <w:top w:w="80" w:type="dxa"/>
+              <w:left w:w="120" w:type="dxa"/>
+              <w:bottom w:w="80" w:type="dxa"/>
+              <w:right w:w="120" w:type="dxa"/>
+            </w:tcMar>
+          </w:tcPr>
+          <w:p>
+            <w:r>
+              <w:rPr>
+                <w:rFonts w:eastAsia="Arial"/>
+                <w:color w:val="404040"/>
+                <w:sz w:val="20"/>
+                <w:szCs w:val="20"/>
+              </w:rPr>
+              <w:t>搜尋結果：雨天。詢問使用者確認是否</w:t>
+            </w:r>
+            <w:proofErr w:type="gramStart"/>
+            <w:r>
+              <w:rPr>
+                <w:rFonts w:eastAsia="Arial"/>
+                <w:color w:val="404040"/>
+                <w:sz w:val="20"/>
+                <w:szCs w:val="20"/>
+              </w:rPr>
+              <w:t>關閉補光燈</w:t>
             </w:r>
             <w:proofErr w:type="gramEnd"/>
+          </w:p>
+        </w:tc>
+      </w:tr>
+      <w:tr>
+        <w:tc>
+          <w:tcPr>
+            <w:tcW w:w="720" w:type="dxa"/>
+            <w:tcBorders>
+              <w:top w:val="single" w:sz="1" w:space="0" w:color="D9D9D9"/>
+              <w:left w:val="single" w:sz="1" w:space="0" w:color="D9D9D9"/>
+              <w:bottom w:val="single" w:sz="1" w:space="0" w:color="D9D9D9"/>
+              <w:right w:val="single" w:sz="1" w:space="0" w:color="D9D9D9"/>
+            </w:tcBorders>
+            <w:shd w:val="clear" w:color="auto" w:fill="D6E4F0"/>
+            <w:tcMar>
+              <w:top w:w="80" w:type="dxa"/>
+              <w:left w:w="80" w:type="dxa"/>
+              <w:bottom w:w="80" w:type="dxa"/>
+              <w:right w:w="80" w:type="dxa"/>
+            </w:tcMar>
+          </w:tcPr>
+          <w:p>
+            <w:pPr>
+              <w:jc w:val="center"/>
+            </w:pPr>
+            <w:r>
+              <w:rPr>
+                <w:rFonts w:eastAsia="Arial"/>
+                <w:b/>
+                <w:bCs/>
+                <w:color w:val="1F4E79"/>
+                <w:sz w:val="20"/>
+                <w:szCs w:val="20"/>
+              </w:rPr>
+              <w:t>3</w:t>
+            </w:r>
+          </w:p>
+        </w:tc>
+        <w:tc>
+          <w:tcPr>
+            <w:tcW w:w="2880" w:type="dxa"/>
+            <w:tcBorders>
+              <w:top w:val="single" w:sz="1" w:space="0" w:color="D9D9D9"/>
+              <w:left w:val="single" w:sz="1" w:space="0" w:color="D9D9D9"/>
+              <w:bottom w:val="single" w:sz="1" w:space="0" w:color="D9D9D9"/>
+              <w:right w:val="single" w:sz="1" w:space="0" w:color="D9D9D9"/>
+            </w:tcBorders>
+            <w:shd w:val="clear" w:color="auto" w:fill="D6E4F0"/>
+            <w:tcMar>
+              <w:top w:w="80" w:type="dxa"/>
+              <w:left w:w="120" w:type="dxa"/>
+              <w:bottom w:w="80" w:type="dxa"/>
+              <w:right w:w="120" w:type="dxa"/>
+            </w:tcMar>
+          </w:tcPr>
+          <w:p>
             <w:r>
               <w:rPr>
                 <w:rFonts w:ascii="Courier New" w:eastAsia="Courier New" w:hAnsi="Courier New" w:cs="Courier New"/>
@@ -17059,7 +17284,7 @@
                 <w:sz w:val="18"/>
                 <w:szCs w:val="18"/>
               </w:rPr>
-              <w:t>)</w:t>
+              <w:t>使用者確認</w:t>
             </w:r>
           </w:p>
         </w:tc>
@@ -17072,35 +17297,44 @@
               <w:bottom w:val="single" w:sz="1" w:space="0" w:color="D9D9D9"/>
               <w:right w:val="single" w:sz="1" w:space="0" w:color="D9D9D9"/>
             </w:tcBorders>
-            <w:shd w:val="clear" w:color="auto" w:fill="FFFFFF"/>
-            <w:tcMar>
-              <w:top w:w="80" w:type="dxa"/>
-              <w:left w:w="120" w:type="dxa"/>
-              <w:bottom w:w="80" w:type="dxa"/>
-              <w:right w:w="120" w:type="dxa"/>
-            </w:tcMar>
-          </w:tcPr>
-          <w:p>
-            <w:r>
-              <w:rPr>
-                <w:rFonts w:eastAsia="Arial"/>
-                <w:color w:val="404040"/>
-                <w:sz w:val="20"/>
-                <w:szCs w:val="20"/>
-              </w:rPr>
-              <w:t>搜尋結果：雨天。詢問使用者確認是否</w:t>
-            </w:r>
-            <w:proofErr w:type="gramStart"/>
-            <w:r>
-              <w:rPr>
-                <w:rFonts w:eastAsia="Arial"/>
-                <w:color w:val="404040"/>
-                <w:sz w:val="20"/>
-                <w:szCs w:val="20"/>
-              </w:rPr>
-              <w:t>關閉補光燈</w:t>
-            </w:r>
-            <w:proofErr w:type="gramEnd"/>
+            <w:shd w:val="clear" w:color="auto" w:fill="D6E4F0"/>
+            <w:tcMar>
+              <w:top w:w="80" w:type="dxa"/>
+              <w:left w:w="120" w:type="dxa"/>
+              <w:bottom w:w="80" w:type="dxa"/>
+              <w:right w:w="120" w:type="dxa"/>
+            </w:tcMar>
+          </w:tcPr>
+          <w:p>
+            <w:r>
+              <w:rPr>
+                <w:rFonts w:eastAsia="Arial"/>
+                <w:color w:val="404040"/>
+                <w:sz w:val="20"/>
+                <w:szCs w:val="20"/>
+              </w:rPr>
+              <w:t>收到確認後，Gemini 決定執行 /</w:t>
+            </w:r>
+            <w:proofErr w:type="spellStart"/>
+            <w:r>
+              <w:rPr>
+                <w:rFonts w:eastAsia="Arial"/>
+                <w:color w:val="404040"/>
+                <w:sz w:val="20"/>
+                <w:szCs w:val="20"/>
+              </w:rPr>
+              <w:t>analogwrite</w:t>
+            </w:r>
+            <w:proofErr w:type="spellEnd"/>
+            <w:r>
+              <w:rPr>
+                <w:rFonts w:eastAsia="Arial"/>
+                <w:color w:val="404040"/>
+                <w:sz w:val="20"/>
+                <w:szCs w:val="20"/>
+              </w:rPr>
+              <w:t xml:space="preserve"> pin=13, value=0</w:t>
+            </w:r>
           </w:p>
         </w:tc>
       </w:tr>
@@ -17114,7 +17348,7 @@
               <w:bottom w:val="single" w:sz="1" w:space="0" w:color="D9D9D9"/>
               <w:right w:val="single" w:sz="1" w:space="0" w:color="D9D9D9"/>
             </w:tcBorders>
-            <w:shd w:val="clear" w:color="auto" w:fill="D6E4F0"/>
+            <w:shd w:val="clear" w:color="auto" w:fill="FFFFFF"/>
             <w:tcMar>
               <w:top w:w="80" w:type="dxa"/>
               <w:left w:w="80" w:type="dxa"/>
@@ -17135,7 +17369,7 @@
                 <w:sz w:val="20"/>
                 <w:szCs w:val="20"/>
               </w:rPr>
-              <w:t>3</w:t>
+              <w:t>4</w:t>
             </w:r>
           </w:p>
         </w:tc>
@@ -17148,7 +17382,7 @@
               <w:bottom w:val="single" w:sz="1" w:space="0" w:color="D9D9D9"/>
               <w:right w:val="single" w:sz="1" w:space="0" w:color="D9D9D9"/>
             </w:tcBorders>
-            <w:shd w:val="clear" w:color="auto" w:fill="D6E4F0"/>
+            <w:shd w:val="clear" w:color="auto" w:fill="FFFFFF"/>
             <w:tcMar>
               <w:top w:w="80" w:type="dxa"/>
               <w:left w:w="120" w:type="dxa"/>
@@ -17164,113 +17398,9 @@
                 <w:sz w:val="18"/>
                 <w:szCs w:val="18"/>
               </w:rPr>
-              <w:t>使用者確認</w:t>
-            </w:r>
-          </w:p>
-        </w:tc>
-        <w:tc>
-          <w:tcPr>
-            <w:tcW w:w="5760" w:type="dxa"/>
-            <w:tcBorders>
-              <w:top w:val="single" w:sz="1" w:space="0" w:color="D9D9D9"/>
-              <w:left w:val="single" w:sz="1" w:space="0" w:color="D9D9D9"/>
-              <w:bottom w:val="single" w:sz="1" w:space="0" w:color="D9D9D9"/>
-              <w:right w:val="single" w:sz="1" w:space="0" w:color="D9D9D9"/>
-            </w:tcBorders>
-            <w:shd w:val="clear" w:color="auto" w:fill="D6E4F0"/>
-            <w:tcMar>
-              <w:top w:w="80" w:type="dxa"/>
-              <w:left w:w="120" w:type="dxa"/>
-              <w:bottom w:w="80" w:type="dxa"/>
-              <w:right w:w="120" w:type="dxa"/>
-            </w:tcMar>
-          </w:tcPr>
-          <w:p>
-            <w:r>
-              <w:rPr>
-                <w:rFonts w:eastAsia="Arial"/>
-                <w:color w:val="404040"/>
-                <w:sz w:val="20"/>
-                <w:szCs w:val="20"/>
-              </w:rPr>
-              <w:t>收到確認後，Gemini 決定執行 /</w:t>
+              <w:t>/</w:t>
             </w:r>
             <w:proofErr w:type="spellStart"/>
-            <w:r>
-              <w:rPr>
-                <w:rFonts w:eastAsia="Arial"/>
-                <w:color w:val="404040"/>
-                <w:sz w:val="20"/>
-                <w:szCs w:val="20"/>
-              </w:rPr>
-              <w:t>analogwrite</w:t>
-            </w:r>
-            <w:proofErr w:type="spellEnd"/>
-            <w:r>
-              <w:rPr>
-                <w:rFonts w:eastAsia="Arial"/>
-                <w:color w:val="404040"/>
-                <w:sz w:val="20"/>
-                <w:szCs w:val="20"/>
-              </w:rPr>
-              <w:t xml:space="preserve"> pin=13, value=0</w:t>
-            </w:r>
-          </w:p>
-        </w:tc>
-      </w:tr>
-      <w:tr>
-        <w:tc>
-          <w:tcPr>
-            <w:tcW w:w="720" w:type="dxa"/>
-            <w:tcBorders>
-              <w:top w:val="single" w:sz="1" w:space="0" w:color="D9D9D9"/>
-              <w:left w:val="single" w:sz="1" w:space="0" w:color="D9D9D9"/>
-              <w:bottom w:val="single" w:sz="1" w:space="0" w:color="D9D9D9"/>
-              <w:right w:val="single" w:sz="1" w:space="0" w:color="D9D9D9"/>
-            </w:tcBorders>
-            <w:shd w:val="clear" w:color="auto" w:fill="FFFFFF"/>
-            <w:tcMar>
-              <w:top w:w="80" w:type="dxa"/>
-              <w:left w:w="80" w:type="dxa"/>
-              <w:bottom w:w="80" w:type="dxa"/>
-              <w:right w:w="80" w:type="dxa"/>
-            </w:tcMar>
-          </w:tcPr>
-          <w:p>
-            <w:pPr>
-              <w:jc w:val="center"/>
-            </w:pPr>
-            <w:r>
-              <w:rPr>
-                <w:rFonts w:eastAsia="Arial"/>
-                <w:b/>
-                <w:bCs/>
-                <w:color w:val="1F4E79"/>
-                <w:sz w:val="20"/>
-                <w:szCs w:val="20"/>
-              </w:rPr>
-              <w:t>4</w:t>
-            </w:r>
-          </w:p>
-        </w:tc>
-        <w:tc>
-          <w:tcPr>
-            <w:tcW w:w="2880" w:type="dxa"/>
-            <w:tcBorders>
-              <w:top w:val="single" w:sz="1" w:space="0" w:color="D9D9D9"/>
-              <w:left w:val="single" w:sz="1" w:space="0" w:color="D9D9D9"/>
-              <w:bottom w:val="single" w:sz="1" w:space="0" w:color="D9D9D9"/>
-              <w:right w:val="single" w:sz="1" w:space="0" w:color="D9D9D9"/>
-            </w:tcBorders>
-            <w:shd w:val="clear" w:color="auto" w:fill="FFFFFF"/>
-            <w:tcMar>
-              <w:top w:w="80" w:type="dxa"/>
-              <w:left w:w="120" w:type="dxa"/>
-              <w:bottom w:w="80" w:type="dxa"/>
-              <w:right w:w="120" w:type="dxa"/>
-            </w:tcMar>
-          </w:tcPr>
-          <w:p>
             <w:r>
               <w:rPr>
                 <w:rFonts w:ascii="Courier New" w:eastAsia="Courier New" w:hAnsi="Courier New" w:cs="Courier New"/>
@@ -17278,9 +17408,9 @@
                 <w:sz w:val="18"/>
                 <w:szCs w:val="18"/>
               </w:rPr>
-              <w:t>/</w:t>
-            </w:r>
-            <w:proofErr w:type="spellStart"/>
+              <w:t>analogwrite</w:t>
+            </w:r>
+            <w:proofErr w:type="spellEnd"/>
             <w:r>
               <w:rPr>
                 <w:rFonts w:ascii="Courier New" w:eastAsia="Courier New" w:hAnsi="Courier New" w:cs="Courier New"/>
@@ -17288,9 +17418,105 @@
                 <w:sz w:val="18"/>
                 <w:szCs w:val="18"/>
               </w:rPr>
-              <w:t>analogwrite</w:t>
-            </w:r>
-            <w:proofErr w:type="spellEnd"/>
+              <w:t xml:space="preserve"> pin=13, value=0</w:t>
+            </w:r>
+          </w:p>
+        </w:tc>
+        <w:tc>
+          <w:tcPr>
+            <w:tcW w:w="5760" w:type="dxa"/>
+            <w:tcBorders>
+              <w:top w:val="single" w:sz="1" w:space="0" w:color="D9D9D9"/>
+              <w:left w:val="single" w:sz="1" w:space="0" w:color="D9D9D9"/>
+              <w:bottom w:val="single" w:sz="1" w:space="0" w:color="D9D9D9"/>
+              <w:right w:val="single" w:sz="1" w:space="0" w:color="D9D9D9"/>
+            </w:tcBorders>
+            <w:shd w:val="clear" w:color="auto" w:fill="FFFFFF"/>
+            <w:tcMar>
+              <w:top w:w="80" w:type="dxa"/>
+              <w:left w:w="120" w:type="dxa"/>
+              <w:bottom w:w="80" w:type="dxa"/>
+              <w:right w:w="120" w:type="dxa"/>
+            </w:tcMar>
+          </w:tcPr>
+          <w:p>
+            <w:proofErr w:type="gramStart"/>
+            <w:r>
+              <w:rPr>
+                <w:rFonts w:eastAsia="Arial"/>
+                <w:color w:val="404040"/>
+                <w:sz w:val="20"/>
+                <w:szCs w:val="20"/>
+              </w:rPr>
+              <w:t>補光燈</w:t>
+            </w:r>
+            <w:proofErr w:type="gramEnd"/>
+            <w:r>
+              <w:rPr>
+                <w:rFonts w:eastAsia="Arial"/>
+                <w:color w:val="404040"/>
+                <w:sz w:val="20"/>
+                <w:szCs w:val="20"/>
+              </w:rPr>
+              <w:t>亮度設為 0（關閉）</w:t>
+            </w:r>
+          </w:p>
+        </w:tc>
+      </w:tr>
+      <w:tr>
+        <w:tc>
+          <w:tcPr>
+            <w:tcW w:w="720" w:type="dxa"/>
+            <w:tcBorders>
+              <w:top w:val="single" w:sz="1" w:space="0" w:color="D9D9D9"/>
+              <w:left w:val="single" w:sz="1" w:space="0" w:color="D9D9D9"/>
+              <w:bottom w:val="single" w:sz="1" w:space="0" w:color="D9D9D9"/>
+              <w:right w:val="single" w:sz="1" w:space="0" w:color="D9D9D9"/>
+            </w:tcBorders>
+            <w:shd w:val="clear" w:color="auto" w:fill="D6E4F0"/>
+            <w:tcMar>
+              <w:top w:w="80" w:type="dxa"/>
+              <w:left w:w="80" w:type="dxa"/>
+              <w:bottom w:w="80" w:type="dxa"/>
+              <w:right w:w="80" w:type="dxa"/>
+            </w:tcMar>
+          </w:tcPr>
+          <w:p>
+            <w:pPr>
+              <w:jc w:val="center"/>
+            </w:pPr>
+            <w:r>
+              <w:rPr>
+                <w:rFonts w:eastAsia="Arial"/>
+                <w:b/>
+                <w:bCs/>
+                <w:color w:val="1F4E79"/>
+                <w:sz w:val="20"/>
+                <w:szCs w:val="20"/>
+              </w:rPr>
+              <w:t>5</w:t>
+            </w:r>
+          </w:p>
+        </w:tc>
+        <w:tc>
+          <w:tcPr>
+            <w:tcW w:w="2880" w:type="dxa"/>
+            <w:tcBorders>
+              <w:top w:val="single" w:sz="1" w:space="0" w:color="D9D9D9"/>
+              <w:left w:val="single" w:sz="1" w:space="0" w:color="D9D9D9"/>
+              <w:bottom w:val="single" w:sz="1" w:space="0" w:color="D9D9D9"/>
+              <w:right w:val="single" w:sz="1" w:space="0" w:color="D9D9D9"/>
+            </w:tcBorders>
+            <w:shd w:val="clear" w:color="auto" w:fill="D6E4F0"/>
+            <w:tcMar>
+              <w:top w:w="80" w:type="dxa"/>
+              <w:left w:w="120" w:type="dxa"/>
+              <w:bottom w:w="80" w:type="dxa"/>
+              <w:right w:w="120" w:type="dxa"/>
+            </w:tcMar>
+          </w:tcPr>
+          <w:p>
+            <w:proofErr w:type="spellStart"/>
             <w:r>
               <w:rPr>
                 <w:rFonts w:ascii="Courier New" w:eastAsia="Courier New" w:hAnsi="Courier New" w:cs="Courier New"/>
@@ -17298,106 +17524,9 @@
                 <w:sz w:val="18"/>
                 <w:szCs w:val="18"/>
               </w:rPr>
-              <w:t xml:space="preserve"> pin=13, value=0</w:t>
-            </w:r>
-          </w:p>
-        </w:tc>
-        <w:tc>
-          <w:tcPr>
-            <w:tcW w:w="5760" w:type="dxa"/>
-            <w:tcBorders>
-              <w:top w:val="single" w:sz="1" w:space="0" w:color="D9D9D9"/>
-              <w:left w:val="single" w:sz="1" w:space="0" w:color="D9D9D9"/>
-              <w:bottom w:val="single" w:sz="1" w:space="0" w:color="D9D9D9"/>
-              <w:right w:val="single" w:sz="1" w:space="0" w:color="D9D9D9"/>
-            </w:tcBorders>
-            <w:shd w:val="clear" w:color="auto" w:fill="FFFFFF"/>
-            <w:tcMar>
-              <w:top w:w="80" w:type="dxa"/>
-              <w:left w:w="120" w:type="dxa"/>
-              <w:bottom w:w="80" w:type="dxa"/>
-              <w:right w:w="120" w:type="dxa"/>
-            </w:tcMar>
-          </w:tcPr>
-          <w:p>
-            <w:proofErr w:type="gramStart"/>
-            <w:r>
-              <w:rPr>
-                <w:rFonts w:eastAsia="Arial"/>
-                <w:color w:val="404040"/>
-                <w:sz w:val="20"/>
-                <w:szCs w:val="20"/>
-              </w:rPr>
-              <w:t>補光燈</w:t>
-            </w:r>
-            <w:proofErr w:type="gramEnd"/>
-            <w:r>
-              <w:rPr>
-                <w:rFonts w:eastAsia="Arial"/>
-                <w:color w:val="404040"/>
-                <w:sz w:val="20"/>
-                <w:szCs w:val="20"/>
-              </w:rPr>
-              <w:t>亮度設為 0（關閉）</w:t>
-            </w:r>
-          </w:p>
-        </w:tc>
-      </w:tr>
-      <w:tr>
-        <w:tc>
-          <w:tcPr>
-            <w:tcW w:w="720" w:type="dxa"/>
-            <w:tcBorders>
-              <w:top w:val="single" w:sz="1" w:space="0" w:color="D9D9D9"/>
-              <w:left w:val="single" w:sz="1" w:space="0" w:color="D9D9D9"/>
-              <w:bottom w:val="single" w:sz="1" w:space="0" w:color="D9D9D9"/>
-              <w:right w:val="single" w:sz="1" w:space="0" w:color="D9D9D9"/>
-            </w:tcBorders>
-            <w:shd w:val="clear" w:color="auto" w:fill="D6E4F0"/>
-            <w:tcMar>
-              <w:top w:w="80" w:type="dxa"/>
-              <w:left w:w="80" w:type="dxa"/>
-              <w:bottom w:w="80" w:type="dxa"/>
-              <w:right w:w="80" w:type="dxa"/>
-            </w:tcMar>
-          </w:tcPr>
-          <w:p>
-            <w:pPr>
-              <w:jc w:val="center"/>
-            </w:pPr>
-            <w:r>
-              <w:rPr>
-                <w:rFonts w:eastAsia="Arial"/>
-                <w:b/>
-                <w:bCs/>
-                <w:color w:val="1F4E79"/>
-                <w:sz w:val="20"/>
-                <w:szCs w:val="20"/>
-              </w:rPr>
-              <w:t>5</w:t>
-            </w:r>
-          </w:p>
-        </w:tc>
-        <w:tc>
-          <w:tcPr>
-            <w:tcW w:w="2880" w:type="dxa"/>
-            <w:tcBorders>
-              <w:top w:val="single" w:sz="1" w:space="0" w:color="D9D9D9"/>
-              <w:left w:val="single" w:sz="1" w:space="0" w:color="D9D9D9"/>
-              <w:bottom w:val="single" w:sz="1" w:space="0" w:color="D9D9D9"/>
-              <w:right w:val="single" w:sz="1" w:space="0" w:color="D9D9D9"/>
-            </w:tcBorders>
-            <w:shd w:val="clear" w:color="auto" w:fill="D6E4F0"/>
-            <w:tcMar>
-              <w:top w:w="80" w:type="dxa"/>
-              <w:left w:w="120" w:type="dxa"/>
-              <w:bottom w:w="80" w:type="dxa"/>
-              <w:right w:w="120" w:type="dxa"/>
-            </w:tcMar>
-          </w:tcPr>
-          <w:p>
-            <w:proofErr w:type="spellStart"/>
-            <w:proofErr w:type="gramStart"/>
+              <w:t>evaluateWorkflowContinuation</w:t>
+            </w:r>
+            <w:proofErr w:type="spellEnd"/>
             <w:r>
               <w:rPr>
                 <w:rFonts w:ascii="Courier New" w:eastAsia="Courier New" w:hAnsi="Courier New" w:cs="Courier New"/>
@@ -17405,27 +17534,7 @@
                 <w:sz w:val="18"/>
                 <w:szCs w:val="18"/>
               </w:rPr>
-              <w:t>evaluateWorkflowContinuation</w:t>
-            </w:r>
-            <w:proofErr w:type="spellEnd"/>
-            <w:r>
-              <w:rPr>
-                <w:rFonts w:ascii="Courier New" w:eastAsia="Courier New" w:hAnsi="Courier New" w:cs="Courier New"/>
-                <w:color w:val="1B6B6B"/>
-                <w:sz w:val="18"/>
-                <w:szCs w:val="18"/>
-              </w:rPr>
-              <w:t>(</w:t>
-            </w:r>
-            <w:proofErr w:type="gramEnd"/>
-            <w:r>
-              <w:rPr>
-                <w:rFonts w:ascii="Courier New" w:eastAsia="Courier New" w:hAnsi="Courier New" w:cs="Courier New"/>
-                <w:color w:val="1B6B6B"/>
-                <w:sz w:val="18"/>
-                <w:szCs w:val="18"/>
-              </w:rPr>
-              <w:t>)</w:t>
+              <w:t>()</w:t>
             </w:r>
           </w:p>
         </w:tc>
@@ -20079,7 +20188,6 @@
           </w:tcPr>
           <w:p>
             <w:proofErr w:type="spellStart"/>
-            <w:proofErr w:type="gramStart"/>
             <w:r>
               <w:rPr>
                 <w:rFonts w:ascii="Courier New" w:eastAsia="Courier New" w:hAnsi="Courier New" w:cs="Courier New"/>
@@ -20097,17 +20205,7 @@
                 <w:sz w:val="16"/>
                 <w:szCs w:val="16"/>
               </w:rPr>
-              <w:t>(</w:t>
-            </w:r>
-            <w:proofErr w:type="gramEnd"/>
-            <w:r>
-              <w:rPr>
-                <w:rFonts w:ascii="Courier New" w:eastAsia="Courier New" w:hAnsi="Courier New" w:cs="Courier New"/>
-                <w:color w:val="1B6B6B"/>
-                <w:sz w:val="16"/>
-                <w:szCs w:val="16"/>
-              </w:rPr>
-              <w:t>)</w:t>
+              <w:t>()</w:t>
             </w:r>
           </w:p>
         </w:tc>
@@ -21080,7 +21178,6 @@
           </w:tcPr>
           <w:p>
             <w:proofErr w:type="spellStart"/>
-            <w:proofErr w:type="gramStart"/>
             <w:r>
               <w:rPr>
                 <w:rFonts w:ascii="Courier New" w:eastAsia="Courier New" w:hAnsi="Courier New" w:cs="Courier New"/>
@@ -21098,17 +21195,7 @@
                 <w:sz w:val="16"/>
                 <w:szCs w:val="16"/>
               </w:rPr>
-              <w:t>(</w:t>
-            </w:r>
-            <w:proofErr w:type="gramEnd"/>
-            <w:r>
-              <w:rPr>
-                <w:rFonts w:ascii="Courier New" w:eastAsia="Courier New" w:hAnsi="Courier New" w:cs="Courier New"/>
-                <w:color w:val="1B6B6B"/>
-                <w:sz w:val="16"/>
-                <w:szCs w:val="16"/>
-              </w:rPr>
-              <w:t>)</w:t>
+              <w:t>()</w:t>
             </w:r>
           </w:p>
         </w:tc>
@@ -21643,7 +21730,6 @@
         <w:t xml:space="preserve">  {"/still", </w:t>
       </w:r>
       <w:proofErr w:type="spellStart"/>
-      <w:proofErr w:type="gramStart"/>
       <w:r>
         <w:rPr>
           <w:rFonts w:ascii="Courier New" w:eastAsia="Courier New" w:hAnsi="Courier New" w:cs="Courier New"/>
@@ -21651,10 +21737,9 @@
           <w:sz w:val="18"/>
           <w:szCs w:val="18"/>
         </w:rPr>
-        <w:t>frames:false</w:t>
-      </w:r>
-      <w:proofErr w:type="spellEnd"/>
-      <w:proofErr w:type="gramEnd"/>
+        <w:t>frames</w:t>
+      </w:r>
+      <w:proofErr w:type="gramStart"/>
       <w:r>
         <w:rPr>
           <w:rFonts w:ascii="Courier New" w:eastAsia="Courier New" w:hAnsi="Courier New" w:cs="Courier New"/>
@@ -21662,9 +21747,10 @@
           <w:sz w:val="18"/>
           <w:szCs w:val="18"/>
         </w:rPr>
-        <w:t>}, {"/</w:t>
-      </w:r>
-      <w:proofErr w:type="spellStart"/>
+        <w:t>:false</w:t>
+      </w:r>
+      <w:proofErr w:type="spellEnd"/>
+      <w:proofErr w:type="gramEnd"/>
       <w:r>
         <w:rPr>
           <w:rFonts w:ascii="Courier New" w:eastAsia="Courier New" w:hAnsi="Courier New" w:cs="Courier New"/>
@@ -21672,9 +21758,9 @@
           <w:sz w:val="18"/>
           <w:szCs w:val="18"/>
         </w:rPr>
-        <w:t>digitalwrite</w:t>
-      </w:r>
-      <w:proofErr w:type="spellEnd"/>
+        <w:t>}, {"/</w:t>
+      </w:r>
+      <w:proofErr w:type="spellStart"/>
       <w:r>
         <w:rPr>
           <w:rFonts w:ascii="Courier New" w:eastAsia="Courier New" w:hAnsi="Courier New" w:cs="Courier New"/>
@@ -21682,14 +21768,9 @@
           <w:sz w:val="18"/>
           <w:szCs w:val="18"/>
         </w:rPr>
-        <w:t>", pin:26, value:1},</w:t>
-      </w:r>
-    </w:p>
-    <w:p>
-      <w:pPr>
-        <w:shd w:val="clear" w:color="auto" w:fill="1E1E1E"/>
-        <w:ind w:left="360" w:right="360"/>
-      </w:pPr>
+        <w:t>digitalwrite</w:t>
+      </w:r>
+      <w:proofErr w:type="spellEnd"/>
       <w:r>
         <w:rPr>
           <w:rFonts w:ascii="Courier New" w:eastAsia="Courier New" w:hAnsi="Courier New" w:cs="Courier New"/>
@@ -21697,9 +21778,14 @@
           <w:sz w:val="18"/>
           <w:szCs w:val="18"/>
         </w:rPr>
-        <w:t xml:space="preserve">  {"/delay", 500ms</w:t>
-      </w:r>
-      <w:proofErr w:type="gramStart"/>
+        <w:t>", pin:26, value:1},</w:t>
+      </w:r>
+    </w:p>
+    <w:p>
+      <w:pPr>
+        <w:shd w:val="clear" w:color="auto" w:fill="1E1E1E"/>
+        <w:ind w:left="360" w:right="360"/>
+      </w:pPr>
       <w:r>
         <w:rPr>
           <w:rFonts w:ascii="Courier New" w:eastAsia="Courier New" w:hAnsi="Courier New" w:cs="Courier New"/>
@@ -21707,9 +21793,9 @@
           <w:sz w:val="18"/>
           <w:szCs w:val="18"/>
         </w:rPr>
-        <w:t xml:space="preserve">},   </w:t>
-      </w:r>
-      <w:proofErr w:type="gramEnd"/>
+        <w:t xml:space="preserve">  {"/delay", 500ms},       {"/</w:t>
+      </w:r>
+      <w:proofErr w:type="spellStart"/>
       <w:r>
         <w:rPr>
           <w:rFonts w:ascii="Courier New" w:eastAsia="Courier New" w:hAnsi="Courier New" w:cs="Courier New"/>
@@ -21717,9 +21803,9 @@
           <w:sz w:val="18"/>
           <w:szCs w:val="18"/>
         </w:rPr>
-        <w:t xml:space="preserve">    {"/</w:t>
-      </w:r>
-      <w:proofErr w:type="spellStart"/>
+        <w:t>digitalwrite</w:t>
+      </w:r>
+      <w:proofErr w:type="spellEnd"/>
       <w:r>
         <w:rPr>
           <w:rFonts w:ascii="Courier New" w:eastAsia="Courier New" w:hAnsi="Courier New" w:cs="Courier New"/>
@@ -21727,9 +21813,9 @@
           <w:sz w:val="18"/>
           <w:szCs w:val="18"/>
         </w:rPr>
-        <w:t>digitalwrite</w:t>
-      </w:r>
-      <w:proofErr w:type="spellEnd"/>
+        <w:t>", pin</w:t>
+      </w:r>
+      <w:proofErr w:type="gramStart"/>
       <w:r>
         <w:rPr>
           <w:rFonts w:ascii="Courier New" w:eastAsia="Courier New" w:hAnsi="Courier New" w:cs="Courier New"/>
@@ -21737,7 +21823,17 @@
           <w:sz w:val="18"/>
           <w:szCs w:val="18"/>
         </w:rPr>
-        <w:t>", pin:26, value:0},</w:t>
+        <w:t>:26</w:t>
+      </w:r>
+      <w:proofErr w:type="gramEnd"/>
+      <w:r>
+        <w:rPr>
+          <w:rFonts w:ascii="Courier New" w:eastAsia="Courier New" w:hAnsi="Courier New" w:cs="Courier New"/>
+          <w:color w:val="CE9178"/>
+          <w:sz w:val="18"/>
+          <w:szCs w:val="18"/>
+        </w:rPr>
+        <w:t>, value:0},</w:t>
       </w:r>
     </w:p>
     <w:p>
@@ -23532,7 +23628,15 @@
       </w:r>
       <w:proofErr w:type="gramEnd"/>
       <w:r>
-        <w:t>2 週）</w:t>
+        <w:t xml:space="preserve">2 </w:t>
+      </w:r>
+      <w:proofErr w:type="gramStart"/>
+      <w:r>
+        <w:t>週</w:t>
+      </w:r>
+      <w:proofErr w:type="gramEnd"/>
+      <w:r>
+        <w:t>）</w:t>
       </w:r>
     </w:p>
     <w:p>
@@ -23652,7 +23756,15 @@
       </w:r>
       <w:proofErr w:type="gramEnd"/>
       <w:r>
-        <w:t>4 週）</w:t>
+        <w:t xml:space="preserve">4 </w:t>
+      </w:r>
+      <w:proofErr w:type="gramStart"/>
+      <w:r>
+        <w:t>週</w:t>
+      </w:r>
+      <w:proofErr w:type="gramEnd"/>
+      <w:r>
+        <w:t>）</w:t>
       </w:r>
     </w:p>
     <w:p>
@@ -24066,8 +24178,8 @@
       </w:r>
     </w:p>
     <w:sectPr>
-      <w:headerReference w:type="default" r:id="rId7"/>
-      <w:footerReference w:type="default" r:id="rId8"/>
+      <w:headerReference w:type="default" r:id="rId8"/>
+      <w:footerReference w:type="default" r:id="rId9"/>
       <w:pgSz w:w="11906" w:h="16838"/>
       <w:pgMar w:top="720" w:right="720" w:bottom="720" w:left="720" w:header="708" w:footer="708" w:gutter="0"/>
       <w:cols w:space="720"/>
@@ -24078,7 +24190,7 @@
 </file>
 
 <file path=word/endnotes.xml><?xml version="1.0" encoding="utf-8"?>
-<w:endnotes xmlns:wpc="http://schemas.microsoft.com/office/word/2010/wordprocessingCanvas" xmlns:cx="http://schemas.microsoft.com/office/drawing/2014/chartex" xmlns:cx1="http://schemas.microsoft.com/office/drawing/2015/9/8/chartex" xmlns:cx2="http://schemas.microsoft.com/office/drawing/2015/10/21/chartex" xmlns:cx3="http://schemas.microsoft.com/office/drawing/2016/5/9/chartex" xmlns:cx4="http://schemas.microsoft.com/office/drawing/2016/5/10/chartex" xmlns:cx5="http://schemas.microsoft.com/office/drawing/2016/5/11/chartex" xmlns:cx6="http://schemas.microsoft.com/office/drawing/2016/5/12/chartex" xmlns:cx7="http://schemas.microsoft.com/office/drawing/2016/5/13/chartex" xmlns:cx8="http://schemas.microsoft.com/office/drawing/2016/5/14/chartex" xmlns:mc="http://schemas.openxmlformats.org/markup-compatibility/2006" xmlns:aink="http://schemas.microsoft.com/office/drawing/2016/ink" xmlns:am3d="http://schemas.microsoft.com/office/drawing/2017/model3d" xmlns:o="urn:schemas-microsoft-com:office:office" xmlns:r="http://schemas.openxmlformats.org/officeDocument/2006/relationships" xmlns:m="http://schemas.openxmlformats.org/officeDocument/2006/math" xmlns:v="urn:schemas-microsoft-com:vml" xmlns:wp14="http://schemas.microsoft.com/office/word/2010/wordprocessingDrawing" xmlns:wp="http://schemas.openxmlformats.org/drawingml/2006/wordprocessingDrawing" xmlns:w10="urn:schemas-microsoft-com:office:word" xmlns:w="http://schemas.openxmlformats.org/wordprocessingml/2006/main" xmlns:w14="http://schemas.microsoft.com/office/word/2010/wordml" xmlns:w15="http://schemas.microsoft.com/office/word/2012/wordml" xmlns:w16cid="http://schemas.microsoft.com/office/word/2016/wordml/cid" xmlns:w16se="http://schemas.microsoft.com/office/word/2015/wordml/symex" xmlns:wpg="http://schemas.microsoft.com/office/word/2010/wordprocessingGroup" xmlns:wpi="http://schemas.microsoft.com/office/word/2010/wordprocessingInk" xmlns:wne="http://schemas.microsoft.com/office/word/2006/wordml" xmlns:wps="http://schemas.microsoft.com/office/word/2010/wordprocessingShape" mc:Ignorable="w14 w15 w16se w16cid wp14">
+<w:endnotes xmlns:wpc="http://schemas.microsoft.com/office/word/2010/wordprocessingCanvas" xmlns:mc="http://schemas.openxmlformats.org/markup-compatibility/2006" xmlns:o="urn:schemas-microsoft-com:office:office" xmlns:r="http://schemas.openxmlformats.org/officeDocument/2006/relationships" xmlns:m="http://schemas.openxmlformats.org/officeDocument/2006/math" xmlns:v="urn:schemas-microsoft-com:vml" xmlns:wp14="http://schemas.microsoft.com/office/word/2010/wordprocessingDrawing" xmlns:wp="http://schemas.openxmlformats.org/drawingml/2006/wordprocessingDrawing" xmlns:w10="urn:schemas-microsoft-com:office:word" xmlns:w="http://schemas.openxmlformats.org/wordprocessingml/2006/main" xmlns:w14="http://schemas.microsoft.com/office/word/2010/wordml" xmlns:wpg="http://schemas.microsoft.com/office/word/2010/wordprocessingGroup" xmlns:wpi="http://schemas.microsoft.com/office/word/2010/wordprocessingInk" xmlns:wne="http://schemas.microsoft.com/office/word/2006/wordml" xmlns:wps="http://schemas.microsoft.com/office/word/2010/wordprocessingShape" mc:Ignorable="w14 wp14">
   <w:endnote w:type="separator" w:id="-1">
     <w:p>
       <w:r>
@@ -24097,7 +24209,7 @@
 </file>
 
 <file path=word/footer1.xml><?xml version="1.0" encoding="utf-8"?>
-<w:ftr xmlns:wpc="http://schemas.microsoft.com/office/word/2010/wordprocessingCanvas" xmlns:cx="http://schemas.microsoft.com/office/drawing/2014/chartex" xmlns:cx1="http://schemas.microsoft.com/office/drawing/2015/9/8/chartex" xmlns:cx2="http://schemas.microsoft.com/office/drawing/2015/10/21/chartex" xmlns:cx3="http://schemas.microsoft.com/office/drawing/2016/5/9/chartex" xmlns:cx4="http://schemas.microsoft.com/office/drawing/2016/5/10/chartex" xmlns:cx5="http://schemas.microsoft.com/office/drawing/2016/5/11/chartex" xmlns:cx6="http://schemas.microsoft.com/office/drawing/2016/5/12/chartex" xmlns:cx7="http://schemas.microsoft.com/office/drawing/2016/5/13/chartex" xmlns:cx8="http://schemas.microsoft.com/office/drawing/2016/5/14/chartex" xmlns:mc="http://schemas.openxmlformats.org/markup-compatibility/2006" xmlns:aink="http://schemas.microsoft.com/office/drawing/2016/ink" xmlns:am3d="http://schemas.microsoft.com/office/drawing/2017/model3d" xmlns:o="urn:schemas-microsoft-com:office:office" xmlns:r="http://schemas.openxmlformats.org/officeDocument/2006/relationships" xmlns:m="http://schemas.openxmlformats.org/officeDocument/2006/math" xmlns:v="urn:schemas-microsoft-com:vml" xmlns:wp14="http://schemas.microsoft.com/office/word/2010/wordprocessingDrawing" xmlns:wp="http://schemas.openxmlformats.org/drawingml/2006/wordprocessingDrawing" xmlns:w10="urn:schemas-microsoft-com:office:word" xmlns:w="http://schemas.openxmlformats.org/wordprocessingml/2006/main" xmlns:w14="http://schemas.microsoft.com/office/word/2010/wordml" xmlns:w15="http://schemas.microsoft.com/office/word/2012/wordml" xmlns:w16cid="http://schemas.microsoft.com/office/word/2016/wordml/cid" xmlns:w16se="http://schemas.microsoft.com/office/word/2015/wordml/symex" xmlns:wpg="http://schemas.microsoft.com/office/word/2010/wordprocessingGroup" xmlns:wpi="http://schemas.microsoft.com/office/word/2010/wordprocessingInk" xmlns:wne="http://schemas.microsoft.com/office/word/2006/wordml" xmlns:wps="http://schemas.microsoft.com/office/word/2010/wordprocessingShape" mc:Ignorable="w14 w15 w16se w16cid wp14">
+<w:ftr xmlns:wpc="http://schemas.microsoft.com/office/word/2010/wordprocessingCanvas" xmlns:mc="http://schemas.openxmlformats.org/markup-compatibility/2006" xmlns:o="urn:schemas-microsoft-com:office:office" xmlns:r="http://schemas.openxmlformats.org/officeDocument/2006/relationships" xmlns:m="http://schemas.openxmlformats.org/officeDocument/2006/math" xmlns:v="urn:schemas-microsoft-com:vml" xmlns:wp14="http://schemas.microsoft.com/office/word/2010/wordprocessingDrawing" xmlns:wp="http://schemas.openxmlformats.org/drawingml/2006/wordprocessingDrawing" xmlns:w10="urn:schemas-microsoft-com:office:word" xmlns:w="http://schemas.openxmlformats.org/wordprocessingml/2006/main" xmlns:w14="http://schemas.microsoft.com/office/word/2010/wordml" xmlns:wpg="http://schemas.microsoft.com/office/word/2010/wordprocessingGroup" xmlns:wpi="http://schemas.microsoft.com/office/word/2010/wordprocessingInk" xmlns:wne="http://schemas.microsoft.com/office/word/2006/wordml" xmlns:wps="http://schemas.microsoft.com/office/word/2010/wordprocessingShape" mc:Ignorable="w14 wp14">
   <w:p>
     <w:pPr>
       <w:pBdr>
@@ -24147,7 +24259,7 @@
         <w:sz w:val="18"/>
         <w:szCs w:val="18"/>
       </w:rPr>
-      <w:t>1</w:t>
+      <w:t>22</w:t>
     </w:r>
     <w:r>
       <w:rPr>
@@ -24171,7 +24283,7 @@
 </file>
 
 <file path=word/footnotes.xml><?xml version="1.0" encoding="utf-8"?>
-<w:footnotes xmlns:wpc="http://schemas.microsoft.com/office/word/2010/wordprocessingCanvas" xmlns:cx="http://schemas.microsoft.com/office/drawing/2014/chartex" xmlns:cx1="http://schemas.microsoft.com/office/drawing/2015/9/8/chartex" xmlns:cx2="http://schemas.microsoft.com/office/drawing/2015/10/21/chartex" xmlns:cx3="http://schemas.microsoft.com/office/drawing/2016/5/9/chartex" xmlns:cx4="http://schemas.microsoft.com/office/drawing/2016/5/10/chartex" xmlns:cx5="http://schemas.microsoft.com/office/drawing/2016/5/11/chartex" xmlns:cx6="http://schemas.microsoft.com/office/drawing/2016/5/12/chartex" xmlns:cx7="http://schemas.microsoft.com/office/drawing/2016/5/13/chartex" xmlns:cx8="http://schemas.microsoft.com/office/drawing/2016/5/14/chartex" xmlns:mc="http://schemas.openxmlformats.org/markup-compatibility/2006" xmlns:aink="http://schemas.microsoft.com/office/drawing/2016/ink" xmlns:am3d="http://schemas.microsoft.com/office/drawing/2017/model3d" xmlns:o="urn:schemas-microsoft-com:office:office" xmlns:r="http://schemas.openxmlformats.org/officeDocument/2006/relationships" xmlns:m="http://schemas.openxmlformats.org/officeDocument/2006/math" xmlns:v="urn:schemas-microsoft-com:vml" xmlns:wp14="http://schemas.microsoft.com/office/word/2010/wordprocessingDrawing" xmlns:wp="http://schemas.openxmlformats.org/drawingml/2006/wordprocessingDrawing" xmlns:w10="urn:schemas-microsoft-com:office:word" xmlns:w="http://schemas.openxmlformats.org/wordprocessingml/2006/main" xmlns:w14="http://schemas.microsoft.com/office/word/2010/wordml" xmlns:w15="http://schemas.microsoft.com/office/word/2012/wordml" xmlns:w16cid="http://schemas.microsoft.com/office/word/2016/wordml/cid" xmlns:w16se="http://schemas.microsoft.com/office/word/2015/wordml/symex" xmlns:wpg="http://schemas.microsoft.com/office/word/2010/wordprocessingGroup" xmlns:wpi="http://schemas.microsoft.com/office/word/2010/wordprocessingInk" xmlns:wne="http://schemas.microsoft.com/office/word/2006/wordml" xmlns:wps="http://schemas.microsoft.com/office/word/2010/wordprocessingShape" mc:Ignorable="w14 w15 w16se w16cid wp14">
+<w:footnotes xmlns:wpc="http://schemas.microsoft.com/office/word/2010/wordprocessingCanvas" xmlns:mc="http://schemas.openxmlformats.org/markup-compatibility/2006" xmlns:o="urn:schemas-microsoft-com:office:office" xmlns:r="http://schemas.openxmlformats.org/officeDocument/2006/relationships" xmlns:m="http://schemas.openxmlformats.org/officeDocument/2006/math" xmlns:v="urn:schemas-microsoft-com:vml" xmlns:wp14="http://schemas.microsoft.com/office/word/2010/wordprocessingDrawing" xmlns:wp="http://schemas.openxmlformats.org/drawingml/2006/wordprocessingDrawing" xmlns:w10="urn:schemas-microsoft-com:office:word" xmlns:w="http://schemas.openxmlformats.org/wordprocessingml/2006/main" xmlns:w14="http://schemas.microsoft.com/office/word/2010/wordml" xmlns:wpg="http://schemas.microsoft.com/office/word/2010/wordprocessingGroup" xmlns:wpi="http://schemas.microsoft.com/office/word/2010/wordprocessingInk" xmlns:wne="http://schemas.microsoft.com/office/word/2006/wordml" xmlns:wps="http://schemas.microsoft.com/office/word/2010/wordprocessingShape" mc:Ignorable="w14 wp14">
   <w:footnote w:type="separator" w:id="-1">
     <w:p>
       <w:r>
@@ -24190,7 +24302,7 @@
 </file>
 
 <file path=word/header1.xml><?xml version="1.0" encoding="utf-8"?>
-<w:hdr xmlns:wpc="http://schemas.microsoft.com/office/word/2010/wordprocessingCanvas" xmlns:cx="http://schemas.microsoft.com/office/drawing/2014/chartex" xmlns:cx1="http://schemas.microsoft.com/office/drawing/2015/9/8/chartex" xmlns:cx2="http://schemas.microsoft.com/office/drawing/2015/10/21/chartex" xmlns:cx3="http://schemas.microsoft.com/office/drawing/2016/5/9/chartex" xmlns:cx4="http://schemas.microsoft.com/office/drawing/2016/5/10/chartex" xmlns:cx5="http://schemas.microsoft.com/office/drawing/2016/5/11/chartex" xmlns:cx6="http://schemas.microsoft.com/office/drawing/2016/5/12/chartex" xmlns:cx7="http://schemas.microsoft.com/office/drawing/2016/5/13/chartex" xmlns:cx8="http://schemas.microsoft.com/office/drawing/2016/5/14/chartex" xmlns:mc="http://schemas.openxmlformats.org/markup-compatibility/2006" xmlns:aink="http://schemas.microsoft.com/office/drawing/2016/ink" xmlns:am3d="http://schemas.microsoft.com/office/drawing/2017/model3d" xmlns:o="urn:schemas-microsoft-com:office:office" xmlns:r="http://schemas.openxmlformats.org/officeDocument/2006/relationships" xmlns:m="http://schemas.openxmlformats.org/officeDocument/2006/math" xmlns:v="urn:schemas-microsoft-com:vml" xmlns:wp14="http://schemas.microsoft.com/office/word/2010/wordprocessingDrawing" xmlns:wp="http://schemas.openxmlformats.org/drawingml/2006/wordprocessingDrawing" xmlns:w10="urn:schemas-microsoft-com:office:word" xmlns:w="http://schemas.openxmlformats.org/wordprocessingml/2006/main" xmlns:w14="http://schemas.microsoft.com/office/word/2010/wordml" xmlns:w15="http://schemas.microsoft.com/office/word/2012/wordml" xmlns:w16cid="http://schemas.microsoft.com/office/word/2016/wordml/cid" xmlns:w16se="http://schemas.microsoft.com/office/word/2015/wordml/symex" xmlns:wpg="http://schemas.microsoft.com/office/word/2010/wordprocessingGroup" xmlns:wpi="http://schemas.microsoft.com/office/word/2010/wordprocessingInk" xmlns:wne="http://schemas.microsoft.com/office/word/2006/wordml" xmlns:wps="http://schemas.microsoft.com/office/word/2010/wordprocessingShape" mc:Ignorable="w14 w15 w16se w16cid wp14">
+<w:hdr xmlns:wpc="http://schemas.microsoft.com/office/word/2010/wordprocessingCanvas" xmlns:mc="http://schemas.openxmlformats.org/markup-compatibility/2006" xmlns:o="urn:schemas-microsoft-com:office:office" xmlns:r="http://schemas.openxmlformats.org/officeDocument/2006/relationships" xmlns:m="http://schemas.openxmlformats.org/officeDocument/2006/math" xmlns:v="urn:schemas-microsoft-com:vml" xmlns:wp14="http://schemas.microsoft.com/office/word/2010/wordprocessingDrawing" xmlns:wp="http://schemas.openxmlformats.org/drawingml/2006/wordprocessingDrawing" xmlns:w10="urn:schemas-microsoft-com:office:word" xmlns:w="http://schemas.openxmlformats.org/wordprocessingml/2006/main" xmlns:w14="http://schemas.microsoft.com/office/word/2010/wordml" xmlns:wpg="http://schemas.microsoft.com/office/word/2010/wordprocessingGroup" xmlns:wpi="http://schemas.microsoft.com/office/word/2010/wordprocessingInk" xmlns:wne="http://schemas.microsoft.com/office/word/2006/wordml" xmlns:wps="http://schemas.microsoft.com/office/word/2010/wordprocessingShape" mc:Ignorable="w14 wp14">
   <w:p>
     <w:pPr>
       <w:pBdr>
@@ -24259,8 +24371,8 @@
 </file>
 
 <file path=word/numbering.xml><?xml version="1.0" encoding="utf-8"?>
-<w:numbering xmlns:wpc="http://schemas.microsoft.com/office/word/2010/wordprocessingCanvas" xmlns:cx="http://schemas.microsoft.com/office/drawing/2014/chartex" xmlns:cx1="http://schemas.microsoft.com/office/drawing/2015/9/8/chartex" xmlns:cx2="http://schemas.microsoft.com/office/drawing/2015/10/21/chartex" xmlns:cx3="http://schemas.microsoft.com/office/drawing/2016/5/9/chartex" xmlns:cx4="http://schemas.microsoft.com/office/drawing/2016/5/10/chartex" xmlns:cx5="http://schemas.microsoft.com/office/drawing/2016/5/11/chartex" xmlns:cx6="http://schemas.microsoft.com/office/drawing/2016/5/12/chartex" xmlns:cx7="http://schemas.microsoft.com/office/drawing/2016/5/13/chartex" xmlns:cx8="http://schemas.microsoft.com/office/drawing/2016/5/14/chartex" xmlns:mc="http://schemas.openxmlformats.org/markup-compatibility/2006" xmlns:aink="http://schemas.microsoft.com/office/drawing/2016/ink" xmlns:am3d="http://schemas.microsoft.com/office/drawing/2017/model3d" xmlns:o="urn:schemas-microsoft-com:office:office" xmlns:r="http://schemas.openxmlformats.org/officeDocument/2006/relationships" xmlns:m="http://schemas.openxmlformats.org/officeDocument/2006/math" xmlns:v="urn:schemas-microsoft-com:vml" xmlns:wp14="http://schemas.microsoft.com/office/word/2010/wordprocessingDrawing" xmlns:wp="http://schemas.openxmlformats.org/drawingml/2006/wordprocessingDrawing" xmlns:w10="urn:schemas-microsoft-com:office:word" xmlns:w="http://schemas.openxmlformats.org/wordprocessingml/2006/main" xmlns:w14="http://schemas.microsoft.com/office/word/2010/wordml" xmlns:w15="http://schemas.microsoft.com/office/word/2012/wordml" xmlns:w16cid="http://schemas.microsoft.com/office/word/2016/wordml/cid" xmlns:w16se="http://schemas.microsoft.com/office/word/2015/wordml/symex" xmlns:wpg="http://schemas.microsoft.com/office/word/2010/wordprocessingGroup" xmlns:wpi="http://schemas.microsoft.com/office/word/2010/wordprocessingInk" xmlns:wne="http://schemas.microsoft.com/office/word/2006/wordml" xmlns:wps="http://schemas.microsoft.com/office/word/2010/wordprocessingShape" mc:Ignorable="w14 w15 w16se w16cid wp14">
-  <w:abstractNum w:abstractNumId="0" w15:restartNumberingAfterBreak="0">
+<w:numbering xmlns:wpc="http://schemas.microsoft.com/office/word/2010/wordprocessingCanvas" xmlns:mc="http://schemas.openxmlformats.org/markup-compatibility/2006" xmlns:o="urn:schemas-microsoft-com:office:office" xmlns:r="http://schemas.openxmlformats.org/officeDocument/2006/relationships" xmlns:m="http://schemas.openxmlformats.org/officeDocument/2006/math" xmlns:v="urn:schemas-microsoft-com:vml" xmlns:wp14="http://schemas.microsoft.com/office/word/2010/wordprocessingDrawing" xmlns:wp="http://schemas.openxmlformats.org/drawingml/2006/wordprocessingDrawing" xmlns:w10="urn:schemas-microsoft-com:office:word" xmlns:w="http://schemas.openxmlformats.org/wordprocessingml/2006/main" xmlns:w14="http://schemas.microsoft.com/office/word/2010/wordml" xmlns:wpg="http://schemas.microsoft.com/office/word/2010/wordprocessingGroup" xmlns:wpi="http://schemas.microsoft.com/office/word/2010/wordprocessingInk" xmlns:wne="http://schemas.microsoft.com/office/word/2006/wordml" xmlns:wps="http://schemas.microsoft.com/office/word/2010/wordprocessingShape" mc:Ignorable="w14 wp14">
+  <w:abstractNum w:abstractNumId="0">
     <w:nsid w:val="016F3DEC"/>
     <w:multiLevelType w:val="hybridMultilevel"/>
     <w:tmpl w:val="8FAE902E"/>
@@ -24318,7 +24430,7 @@
       <w:lvlJc w:val="left"/>
     </w:lvl>
   </w:abstractNum>
-  <w:abstractNum w:abstractNumId="1" w15:restartNumberingAfterBreak="0">
+  <w:abstractNum w:abstractNumId="1">
     <w:nsid w:val="67F855D5"/>
     <w:multiLevelType w:val="hybridMultilevel"/>
     <w:tmpl w:val="29A8981A"/>
@@ -24372,7 +24484,7 @@
       <w:lvlJc w:val="left"/>
     </w:lvl>
   </w:abstractNum>
-  <w:abstractNum w:abstractNumId="2" w15:restartNumberingAfterBreak="0">
+  <w:abstractNum w:abstractNumId="2">
     <w:nsid w:val="7EAF44C8"/>
     <w:multiLevelType w:val="hybridMultilevel"/>
     <w:tmpl w:val="CF7E9610"/>
@@ -24474,7 +24586,7 @@
 </file>
 
 <file path=word/styles.xml><?xml version="1.0" encoding="utf-8"?>
-<w:styles xmlns:mc="http://schemas.openxmlformats.org/markup-compatibility/2006" xmlns:r="http://schemas.openxmlformats.org/officeDocument/2006/relationships" xmlns:w="http://schemas.openxmlformats.org/wordprocessingml/2006/main" xmlns:w14="http://schemas.microsoft.com/office/word/2010/wordml" xmlns:w15="http://schemas.microsoft.com/office/word/2012/wordml" xmlns:w16cid="http://schemas.microsoft.com/office/word/2016/wordml/cid" xmlns:w16se="http://schemas.microsoft.com/office/word/2015/wordml/symex" mc:Ignorable="w14 w15 w16se w16cid">
+<w:styles xmlns:mc="http://schemas.openxmlformats.org/markup-compatibility/2006" xmlns:r="http://schemas.openxmlformats.org/officeDocument/2006/relationships" xmlns:w="http://schemas.openxmlformats.org/wordprocessingml/2006/main" xmlns:w14="http://schemas.microsoft.com/office/word/2010/wordml" mc:Ignorable="w14">
   <w:docDefaults>
     <w:rPrDefault>
       <w:rPr>
@@ -24486,382 +24598,520 @@
     </w:rPrDefault>
     <w:pPrDefault/>
   </w:docDefaults>
-  <w:latentStyles w:defLockedState="0" w:defUIPriority="99" w:defSemiHidden="0" w:defUnhideWhenUsed="0" w:defQFormat="0" w:count="375">
-    <w:lsdException w:name="Normal" w:uiPriority="0" w:qFormat="1"/>
-    <w:lsdException w:name="heading 1" w:uiPriority="9" w:qFormat="1"/>
-    <w:lsdException w:name="heading 2" w:semiHidden="1" w:uiPriority="9" w:unhideWhenUsed="1" w:qFormat="1"/>
-    <w:lsdException w:name="heading 3" w:semiHidden="1" w:uiPriority="9" w:unhideWhenUsed="1" w:qFormat="1"/>
-    <w:lsdException w:name="heading 4" w:semiHidden="1" w:uiPriority="9" w:unhideWhenUsed="1" w:qFormat="1"/>
-    <w:lsdException w:name="heading 5" w:semiHidden="1" w:uiPriority="9" w:unhideWhenUsed="1" w:qFormat="1"/>
-    <w:lsdException w:name="heading 6" w:semiHidden="1" w:uiPriority="9" w:unhideWhenUsed="1" w:qFormat="1"/>
-    <w:lsdException w:name="heading 7" w:semiHidden="1" w:uiPriority="9" w:unhideWhenUsed="1" w:qFormat="1"/>
-    <w:lsdException w:name="heading 8" w:semiHidden="1" w:uiPriority="9" w:unhideWhenUsed="1" w:qFormat="1"/>
-    <w:lsdException w:name="heading 9" w:semiHidden="1" w:uiPriority="9" w:unhideWhenUsed="1" w:qFormat="1"/>
-    <w:lsdException w:name="index 1" w:semiHidden="1" w:unhideWhenUsed="1"/>
-    <w:lsdException w:name="index 2" w:semiHidden="1" w:unhideWhenUsed="1"/>
-    <w:lsdException w:name="index 3" w:semiHidden="1" w:unhideWhenUsed="1"/>
-    <w:lsdException w:name="index 4" w:semiHidden="1" w:unhideWhenUsed="1"/>
-    <w:lsdException w:name="index 5" w:semiHidden="1" w:unhideWhenUsed="1"/>
-    <w:lsdException w:name="index 6" w:semiHidden="1" w:unhideWhenUsed="1"/>
-    <w:lsdException w:name="index 7" w:semiHidden="1" w:unhideWhenUsed="1"/>
-    <w:lsdException w:name="index 8" w:semiHidden="1" w:unhideWhenUsed="1"/>
-    <w:lsdException w:name="index 9" w:semiHidden="1" w:unhideWhenUsed="1"/>
-    <w:lsdException w:name="toc 1" w:semiHidden="1" w:uiPriority="39" w:unhideWhenUsed="1"/>
-    <w:lsdException w:name="toc 2" w:semiHidden="1" w:uiPriority="39" w:unhideWhenUsed="1"/>
-    <w:lsdException w:name="toc 3" w:semiHidden="1" w:uiPriority="39" w:unhideWhenUsed="1"/>
-    <w:lsdException w:name="toc 4" w:semiHidden="1" w:uiPriority="39" w:unhideWhenUsed="1"/>
-    <w:lsdException w:name="toc 5" w:semiHidden="1" w:uiPriority="39" w:unhideWhenUsed="1"/>
-    <w:lsdException w:name="toc 6" w:semiHidden="1" w:uiPriority="39" w:unhideWhenUsed="1"/>
-    <w:lsdException w:name="toc 7" w:semiHidden="1" w:uiPriority="39" w:unhideWhenUsed="1"/>
-    <w:lsdException w:name="toc 8" w:semiHidden="1" w:uiPriority="39" w:unhideWhenUsed="1"/>
-    <w:lsdException w:name="toc 9" w:semiHidden="1" w:uiPriority="39" w:unhideWhenUsed="1"/>
-    <w:lsdException w:name="Normal Indent" w:semiHidden="1" w:unhideWhenUsed="1"/>
-    <w:lsdException w:name="footnote text" w:semiHidden="1" w:unhideWhenUsed="1"/>
-    <w:lsdException w:name="annotation text" w:semiHidden="1" w:unhideWhenUsed="1"/>
-    <w:lsdException w:name="header" w:semiHidden="1" w:unhideWhenUsed="1"/>
-    <w:lsdException w:name="footer" w:semiHidden="1" w:unhideWhenUsed="1"/>
-    <w:lsdException w:name="index heading" w:semiHidden="1" w:unhideWhenUsed="1"/>
-    <w:lsdException w:name="caption" w:semiHidden="1" w:uiPriority="35" w:unhideWhenUsed="1" w:qFormat="1"/>
-    <w:lsdException w:name="table of figures" w:semiHidden="1" w:unhideWhenUsed="1"/>
-    <w:lsdException w:name="envelope address" w:semiHidden="1" w:unhideWhenUsed="1"/>
-    <w:lsdException w:name="envelope return" w:semiHidden="1" w:unhideWhenUsed="1"/>
-    <w:lsdException w:name="footnote reference" w:semiHidden="1" w:unhideWhenUsed="1"/>
-    <w:lsdException w:name="annotation reference" w:semiHidden="1" w:unhideWhenUsed="1"/>
-    <w:lsdException w:name="line number" w:semiHidden="1" w:unhideWhenUsed="1"/>
-    <w:lsdException w:name="page number" w:semiHidden="1" w:unhideWhenUsed="1"/>
-    <w:lsdException w:name="endnote reference" w:semiHidden="1" w:unhideWhenUsed="1"/>
-    <w:lsdException w:name="endnote text" w:semiHidden="1" w:unhideWhenUsed="1"/>
-    <w:lsdException w:name="table of authorities" w:semiHidden="1" w:unhideWhenUsed="1"/>
-    <w:lsdException w:name="macro" w:semiHidden="1" w:unhideWhenUsed="1"/>
-    <w:lsdException w:name="toa heading" w:semiHidden="1" w:unhideWhenUsed="1"/>
-    <w:lsdException w:name="List" w:semiHidden="1" w:unhideWhenUsed="1"/>
-    <w:lsdException w:name="List Bullet" w:semiHidden="1" w:unhideWhenUsed="1"/>
-    <w:lsdException w:name="List Number" w:semiHidden="1" w:unhideWhenUsed="1"/>
-    <w:lsdException w:name="List 2" w:semiHidden="1" w:unhideWhenUsed="1"/>
-    <w:lsdException w:name="List 3" w:semiHidden="1" w:unhideWhenUsed="1"/>
-    <w:lsdException w:name="List 4" w:semiHidden="1" w:unhideWhenUsed="1"/>
-    <w:lsdException w:name="List 5" w:semiHidden="1" w:unhideWhenUsed="1"/>
-    <w:lsdException w:name="List Bullet 2" w:semiHidden="1" w:unhideWhenUsed="1"/>
-    <w:lsdException w:name="List Bullet 3" w:semiHidden="1" w:unhideWhenUsed="1"/>
-    <w:lsdException w:name="List Bullet 4" w:semiHidden="1" w:unhideWhenUsed="1"/>
-    <w:lsdException w:name="List Bullet 5" w:semiHidden="1" w:unhideWhenUsed="1"/>
-    <w:lsdException w:name="List Number 2" w:semiHidden="1" w:unhideWhenUsed="1"/>
-    <w:lsdException w:name="List Number 3" w:semiHidden="1" w:unhideWhenUsed="1"/>
-    <w:lsdException w:name="List Number 4" w:semiHidden="1" w:unhideWhenUsed="1"/>
-    <w:lsdException w:name="List Number 5" w:semiHidden="1" w:unhideWhenUsed="1"/>
-    <w:lsdException w:name="Title" w:uiPriority="10" w:qFormat="1"/>
-    <w:lsdException w:name="Closing" w:semiHidden="1" w:unhideWhenUsed="1"/>
-    <w:lsdException w:name="Signature" w:semiHidden="1" w:unhideWhenUsed="1"/>
-    <w:lsdException w:name="Default Paragraph Font" w:semiHidden="1" w:uiPriority="1" w:unhideWhenUsed="1"/>
-    <w:lsdException w:name="Body Text" w:semiHidden="1" w:unhideWhenUsed="1"/>
-    <w:lsdException w:name="Body Text Indent" w:semiHidden="1" w:unhideWhenUsed="1"/>
-    <w:lsdException w:name="List Continue" w:semiHidden="1" w:unhideWhenUsed="1"/>
-    <w:lsdException w:name="List Continue 2" w:semiHidden="1" w:unhideWhenUsed="1"/>
-    <w:lsdException w:name="List Continue 3" w:semiHidden="1" w:unhideWhenUsed="1"/>
-    <w:lsdException w:name="List Continue 4" w:semiHidden="1" w:unhideWhenUsed="1"/>
-    <w:lsdException w:name="List Continue 5" w:semiHidden="1" w:unhideWhenUsed="1"/>
-    <w:lsdException w:name="Message Header" w:semiHidden="1" w:unhideWhenUsed="1"/>
-    <w:lsdException w:name="Subtitle" w:uiPriority="11" w:qFormat="1"/>
-    <w:lsdException w:name="Salutation" w:semiHidden="1" w:unhideWhenUsed="1"/>
-    <w:lsdException w:name="Date" w:semiHidden="1" w:unhideWhenUsed="1"/>
-    <w:lsdException w:name="Body Text First Indent" w:semiHidden="1" w:unhideWhenUsed="1"/>
-    <w:lsdException w:name="Body Text First Indent 2" w:semiHidden="1" w:unhideWhenUsed="1"/>
-    <w:lsdException w:name="Note Heading" w:semiHidden="1" w:unhideWhenUsed="1"/>
-    <w:lsdException w:name="Body Text 2" w:semiHidden="1" w:unhideWhenUsed="1"/>
-    <w:lsdException w:name="Body Text 3" w:semiHidden="1" w:unhideWhenUsed="1"/>
-    <w:lsdException w:name="Body Text Indent 2" w:semiHidden="1" w:unhideWhenUsed="1"/>
-    <w:lsdException w:name="Body Text Indent 3" w:semiHidden="1" w:unhideWhenUsed="1"/>
-    <w:lsdException w:name="Block Text" w:semiHidden="1" w:unhideWhenUsed="1"/>
-    <w:lsdException w:name="Hyperlink" w:semiHidden="1" w:unhideWhenUsed="1"/>
-    <w:lsdException w:name="FollowedHyperlink" w:semiHidden="1" w:unhideWhenUsed="1"/>
-    <w:lsdException w:name="Strong" w:uiPriority="22" w:qFormat="1"/>
-    <w:lsdException w:name="Emphasis" w:uiPriority="20" w:qFormat="1"/>
-    <w:lsdException w:name="Document Map" w:semiHidden="1" w:unhideWhenUsed="1"/>
-    <w:lsdException w:name="Plain Text" w:semiHidden="1" w:unhideWhenUsed="1"/>
-    <w:lsdException w:name="E-mail Signature" w:semiHidden="1" w:unhideWhenUsed="1"/>
-    <w:lsdException w:name="HTML Top of Form" w:semiHidden="1" w:unhideWhenUsed="1"/>
-    <w:lsdException w:name="HTML Bottom of Form" w:semiHidden="1" w:unhideWhenUsed="1"/>
-    <w:lsdException w:name="Normal (Web)" w:semiHidden="1" w:unhideWhenUsed="1"/>
-    <w:lsdException w:name="HTML Acronym" w:semiHidden="1" w:unhideWhenUsed="1"/>
-    <w:lsdException w:name="HTML Address" w:semiHidden="1" w:unhideWhenUsed="1"/>
-    <w:lsdException w:name="HTML Cite" w:semiHidden="1" w:unhideWhenUsed="1"/>
-    <w:lsdException w:name="HTML Code" w:semiHidden="1" w:unhideWhenUsed="1"/>
-    <w:lsdException w:name="HTML Definition" w:semiHidden="1" w:unhideWhenUsed="1"/>
-    <w:lsdException w:name="HTML Keyboard" w:semiHidden="1" w:unhideWhenUsed="1"/>
-    <w:lsdException w:name="HTML Preformatted" w:semiHidden="1" w:unhideWhenUsed="1"/>
-    <w:lsdException w:name="HTML Sample" w:semiHidden="1" w:unhideWhenUsed="1"/>
-    <w:lsdException w:name="HTML Typewriter" w:semiHidden="1" w:unhideWhenUsed="1"/>
-    <w:lsdException w:name="HTML Variable" w:semiHidden="1" w:unhideWhenUsed="1"/>
-    <w:lsdException w:name="Normal Table" w:semiHidden="1" w:unhideWhenUsed="1"/>
-    <w:lsdException w:name="annotation subject" w:semiHidden="1" w:unhideWhenUsed="1"/>
-    <w:lsdException w:name="No List" w:semiHidden="1" w:unhideWhenUsed="1"/>
-    <w:lsdException w:name="Outline List 1" w:semiHidden="1" w:unhideWhenUsed="1"/>
-    <w:lsdException w:name="Outline List 2" w:semiHidden="1" w:unhideWhenUsed="1"/>
-    <w:lsdException w:name="Outline List 3" w:semiHidden="1" w:unhideWhenUsed="1"/>
-    <w:lsdException w:name="Table Simple 1" w:semiHidden="1" w:unhideWhenUsed="1"/>
-    <w:lsdException w:name="Table Simple 2" w:semiHidden="1" w:unhideWhenUsed="1"/>
-    <w:lsdException w:name="Table Simple 3" w:semiHidden="1" w:unhideWhenUsed="1"/>
-    <w:lsdException w:name="Table Classic 1" w:semiHidden="1" w:unhideWhenUsed="1"/>
-    <w:lsdException w:name="Table Classic 2" w:semiHidden="1" w:unhideWhenUsed="1"/>
-    <w:lsdException w:name="Table Classic 3" w:semiHidden="1" w:unhideWhenUsed="1"/>
-    <w:lsdException w:name="Table Classic 4" w:semiHidden="1" w:unhideWhenUsed="1"/>
-    <w:lsdException w:name="Table Colorful 1" w:semiHidden="1" w:unhideWhenUsed="1"/>
-    <w:lsdException w:name="Table Colorful 2" w:semiHidden="1" w:unhideWhenUsed="1"/>
-    <w:lsdException w:name="Table Colorful 3" w:semiHidden="1" w:unhideWhenUsed="1"/>
-    <w:lsdException w:name="Table Columns 1" w:semiHidden="1" w:unhideWhenUsed="1"/>
-    <w:lsdException w:name="Table Columns 2" w:semiHidden="1" w:unhideWhenUsed="1"/>
-    <w:lsdException w:name="Table Columns 3" w:semiHidden="1" w:unhideWhenUsed="1"/>
-    <w:lsdException w:name="Table Columns 4" w:semiHidden="1" w:unhideWhenUsed="1"/>
-    <w:lsdException w:name="Table Columns 5" w:semiHidden="1" w:unhideWhenUsed="1"/>
-    <w:lsdException w:name="Table Grid 1" w:semiHidden="1" w:unhideWhenUsed="1"/>
-    <w:lsdException w:name="Table Grid 2" w:semiHidden="1" w:unhideWhenUsed="1"/>
-    <w:lsdException w:name="Table Grid 3" w:semiHidden="1" w:unhideWhenUsed="1"/>
-    <w:lsdException w:name="Table Grid 4" w:semiHidden="1" w:unhideWhenUsed="1"/>
-    <w:lsdException w:name="Table Grid 5" w:semiHidden="1" w:unhideWhenUsed="1"/>
-    <w:lsdException w:name="Table Grid 6" w:semiHidden="1" w:unhideWhenUsed="1"/>
-    <w:lsdException w:name="Table Grid 7" w:semiHidden="1" w:unhideWhenUsed="1"/>
-    <w:lsdException w:name="Table Grid 8" w:semiHidden="1" w:unhideWhenUsed="1"/>
-    <w:lsdException w:name="Table List 1" w:semiHidden="1" w:unhideWhenUsed="1"/>
-    <w:lsdException w:name="Table List 2" w:semiHidden="1" w:unhideWhenUsed="1"/>
-    <w:lsdException w:name="Table List 3" w:semiHidden="1" w:unhideWhenUsed="1"/>
-    <w:lsdException w:name="Table List 4" w:semiHidden="1" w:unhideWhenUsed="1"/>
-    <w:lsdException w:name="Table List 5" w:semiHidden="1" w:unhideWhenUsed="1"/>
-    <w:lsdException w:name="Table List 6" w:semiHidden="1" w:unhideWhenUsed="1"/>
-    <w:lsdException w:name="Table List 7" w:semiHidden="1" w:unhideWhenUsed="1"/>
-    <w:lsdException w:name="Table List 8" w:semiHidden="1" w:unhideWhenUsed="1"/>
-    <w:lsdException w:name="Table 3D effects 1" w:semiHidden="1" w:unhideWhenUsed="1"/>
-    <w:lsdException w:name="Table 3D effects 2" w:semiHidden="1" w:unhideWhenUsed="1"/>
-    <w:lsdException w:name="Table 3D effects 3" w:semiHidden="1" w:unhideWhenUsed="1"/>
-    <w:lsdException w:name="Table Contemporary" w:semiHidden="1" w:unhideWhenUsed="1"/>
-    <w:lsdException w:name="Table Elegant" w:semiHidden="1" w:unhideWhenUsed="1"/>
-    <w:lsdException w:name="Table Professional" w:semiHidden="1" w:unhideWhenUsed="1"/>
-    <w:lsdException w:name="Table Subtle 1" w:semiHidden="1" w:unhideWhenUsed="1"/>
-    <w:lsdException w:name="Table Subtle 2" w:semiHidden="1" w:unhideWhenUsed="1"/>
-    <w:lsdException w:name="Table Web 1" w:semiHidden="1" w:unhideWhenUsed="1"/>
-    <w:lsdException w:name="Table Web 2" w:semiHidden="1" w:unhideWhenUsed="1"/>
-    <w:lsdException w:name="Table Web 3" w:semiHidden="1" w:unhideWhenUsed="1"/>
-    <w:lsdException w:name="Balloon Text" w:semiHidden="1" w:unhideWhenUsed="1"/>
-    <w:lsdException w:name="Table Grid" w:uiPriority="39"/>
-    <w:lsdException w:name="Table Theme" w:semiHidden="1" w:unhideWhenUsed="1"/>
-    <w:lsdException w:name="Placeholder Text" w:semiHidden="1"/>
-    <w:lsdException w:name="No Spacing" w:uiPriority="1" w:qFormat="1"/>
-    <w:lsdException w:name="Light Shading" w:uiPriority="60"/>
-    <w:lsdException w:name="Light List" w:uiPriority="61"/>
-    <w:lsdException w:name="Light Grid" w:uiPriority="62"/>
-    <w:lsdException w:name="Medium Shading 1" w:uiPriority="63"/>
-    <w:lsdException w:name="Medium Shading 2" w:uiPriority="64"/>
-    <w:lsdException w:name="Medium List 1" w:uiPriority="65"/>
-    <w:lsdException w:name="Medium List 2" w:uiPriority="66"/>
-    <w:lsdException w:name="Medium Grid 1" w:uiPriority="67"/>
-    <w:lsdException w:name="Medium Grid 2" w:uiPriority="68"/>
-    <w:lsdException w:name="Medium Grid 3" w:uiPriority="69"/>
-    <w:lsdException w:name="Dark List" w:uiPriority="70"/>
-    <w:lsdException w:name="Colorful Shading" w:uiPriority="71"/>
-    <w:lsdException w:name="Colorful List" w:uiPriority="72"/>
-    <w:lsdException w:name="Colorful Grid" w:uiPriority="73"/>
-    <w:lsdException w:name="Light Shading Accent 1" w:uiPriority="60"/>
-    <w:lsdException w:name="Light List Accent 1" w:uiPriority="61"/>
-    <w:lsdException w:name="Light Grid Accent 1" w:uiPriority="62"/>
-    <w:lsdException w:name="Medium Shading 1 Accent 1" w:uiPriority="63"/>
-    <w:lsdException w:name="Medium Shading 2 Accent 1" w:uiPriority="64"/>
-    <w:lsdException w:name="Medium List 1 Accent 1" w:uiPriority="65"/>
-    <w:lsdException w:name="Revision" w:semiHidden="1"/>
-    <w:lsdException w:name="List Paragraph" w:uiPriority="34" w:qFormat="1"/>
-    <w:lsdException w:name="Quote" w:uiPriority="29" w:qFormat="1"/>
-    <w:lsdException w:name="Intense Quote" w:uiPriority="30" w:qFormat="1"/>
-    <w:lsdException w:name="Medium List 2 Accent 1" w:uiPriority="66"/>
-    <w:lsdException w:name="Medium Grid 1 Accent 1" w:uiPriority="67"/>
-    <w:lsdException w:name="Medium Grid 2 Accent 1" w:uiPriority="68"/>
-    <w:lsdException w:name="Medium Grid 3 Accent 1" w:uiPriority="69"/>
-    <w:lsdException w:name="Dark List Accent 1" w:uiPriority="70"/>
-    <w:lsdException w:name="Colorful Shading Accent 1" w:uiPriority="71"/>
-    <w:lsdException w:name="Colorful List Accent 1" w:uiPriority="72"/>
-    <w:lsdException w:name="Colorful Grid Accent 1" w:uiPriority="73"/>
-    <w:lsdException w:name="Light Shading Accent 2" w:uiPriority="60"/>
-    <w:lsdException w:name="Light List Accent 2" w:uiPriority="61"/>
-    <w:lsdException w:name="Light Grid Accent 2" w:uiPriority="62"/>
-    <w:lsdException w:name="Medium Shading 1 Accent 2" w:uiPriority="63"/>
-    <w:lsdException w:name="Medium Shading 2 Accent 2" w:uiPriority="64"/>
-    <w:lsdException w:name="Medium List 1 Accent 2" w:uiPriority="65"/>
-    <w:lsdException w:name="Medium List 2 Accent 2" w:uiPriority="66"/>
-    <w:lsdException w:name="Medium Grid 1 Accent 2" w:uiPriority="67"/>
-    <w:lsdException w:name="Medium Grid 2 Accent 2" w:uiPriority="68"/>
-    <w:lsdException w:name="Medium Grid 3 Accent 2" w:uiPriority="69"/>
-    <w:lsdException w:name="Dark List Accent 2" w:uiPriority="70"/>
-    <w:lsdException w:name="Colorful Shading Accent 2" w:uiPriority="71"/>
-    <w:lsdException w:name="Colorful List Accent 2" w:uiPriority="72"/>
-    <w:lsdException w:name="Colorful Grid Accent 2" w:uiPriority="73"/>
-    <w:lsdException w:name="Light Shading Accent 3" w:uiPriority="60"/>
-    <w:lsdException w:name="Light List Accent 3" w:uiPriority="61"/>
-    <w:lsdException w:name="Light Grid Accent 3" w:uiPriority="62"/>
-    <w:lsdException w:name="Medium Shading 1 Accent 3" w:uiPriority="63"/>
-    <w:lsdException w:name="Medium Shading 2 Accent 3" w:uiPriority="64"/>
-    <w:lsdException w:name="Medium List 1 Accent 3" w:uiPriority="65"/>
-    <w:lsdException w:name="Medium List 2 Accent 3" w:uiPriority="66"/>
-    <w:lsdException w:name="Medium Grid 1 Accent 3" w:uiPriority="67"/>
-    <w:lsdException w:name="Medium Grid 2 Accent 3" w:uiPriority="68"/>
-    <w:lsdException w:name="Medium Grid 3 Accent 3" w:uiPriority="69"/>
-    <w:lsdException w:name="Dark List Accent 3" w:uiPriority="70"/>
-    <w:lsdException w:name="Colorful Shading Accent 3" w:uiPriority="71"/>
-    <w:lsdException w:name="Colorful List Accent 3" w:uiPriority="72"/>
-    <w:lsdException w:name="Colorful Grid Accent 3" w:uiPriority="73"/>
-    <w:lsdException w:name="Light Shading Accent 4" w:uiPriority="60"/>
-    <w:lsdException w:name="Light List Accent 4" w:uiPriority="61"/>
-    <w:lsdException w:name="Light Grid Accent 4" w:uiPriority="62"/>
-    <w:lsdException w:name="Medium Shading 1 Accent 4" w:uiPriority="63"/>
-    <w:lsdException w:name="Medium Shading 2 Accent 4" w:uiPriority="64"/>
-    <w:lsdException w:name="Medium List 1 Accent 4" w:uiPriority="65"/>
-    <w:lsdException w:name="Medium List 2 Accent 4" w:uiPriority="66"/>
-    <w:lsdException w:name="Medium Grid 1 Accent 4" w:uiPriority="67"/>
-    <w:lsdException w:name="Medium Grid 2 Accent 4" w:uiPriority="68"/>
-    <w:lsdException w:name="Medium Grid 3 Accent 4" w:uiPriority="69"/>
-    <w:lsdException w:name="Dark List Accent 4" w:uiPriority="70"/>
-    <w:lsdException w:name="Colorful Shading Accent 4" w:uiPriority="71"/>
-    <w:lsdException w:name="Colorful List Accent 4" w:uiPriority="72"/>
-    <w:lsdException w:name="Colorful Grid Accent 4" w:uiPriority="73"/>
-    <w:lsdException w:name="Light Shading Accent 5" w:uiPriority="60"/>
-    <w:lsdException w:name="Light List Accent 5" w:uiPriority="61"/>
-    <w:lsdException w:name="Light Grid Accent 5" w:uiPriority="62"/>
-    <w:lsdException w:name="Medium Shading 1 Accent 5" w:uiPriority="63"/>
-    <w:lsdException w:name="Medium Shading 2 Accent 5" w:uiPriority="64"/>
-    <w:lsdException w:name="Medium List 1 Accent 5" w:uiPriority="65"/>
-    <w:lsdException w:name="Medium List 2 Accent 5" w:uiPriority="66"/>
-    <w:lsdException w:name="Medium Grid 1 Accent 5" w:uiPriority="67"/>
-    <w:lsdException w:name="Medium Grid 2 Accent 5" w:uiPriority="68"/>
-    <w:lsdException w:name="Medium Grid 3 Accent 5" w:uiPriority="69"/>
-    <w:lsdException w:name="Dark List Accent 5" w:uiPriority="70"/>
-    <w:lsdException w:name="Colorful Shading Accent 5" w:uiPriority="71"/>
-    <w:lsdException w:name="Colorful List Accent 5" w:uiPriority="72"/>
-    <w:lsdException w:name="Colorful Grid Accent 5" w:uiPriority="73"/>
-    <w:lsdException w:name="Light Shading Accent 6" w:uiPriority="60"/>
-    <w:lsdException w:name="Light List Accent 6" w:uiPriority="61"/>
-    <w:lsdException w:name="Light Grid Accent 6" w:uiPriority="62"/>
-    <w:lsdException w:name="Medium Shading 1 Accent 6" w:uiPriority="63"/>
-    <w:lsdException w:name="Medium Shading 2 Accent 6" w:uiPriority="64"/>
-    <w:lsdException w:name="Medium List 1 Accent 6" w:uiPriority="65"/>
-    <w:lsdException w:name="Medium List 2 Accent 6" w:uiPriority="66"/>
-    <w:lsdException w:name="Medium Grid 1 Accent 6" w:uiPriority="67"/>
-    <w:lsdException w:name="Medium Grid 2 Accent 6" w:uiPriority="68"/>
-    <w:lsdException w:name="Medium Grid 3 Accent 6" w:uiPriority="69"/>
-    <w:lsdException w:name="Dark List Accent 6" w:uiPriority="70"/>
-    <w:lsdException w:name="Colorful Shading Accent 6" w:uiPriority="71"/>
-    <w:lsdException w:name="Colorful List Accent 6" w:uiPriority="72"/>
-    <w:lsdException w:name="Colorful Grid Accent 6" w:uiPriority="73"/>
-    <w:lsdException w:name="Subtle Emphasis" w:uiPriority="19" w:qFormat="1"/>
-    <w:lsdException w:name="Intense Emphasis" w:uiPriority="21" w:qFormat="1"/>
-    <w:lsdException w:name="Subtle Reference" w:uiPriority="31" w:qFormat="1"/>
-    <w:lsdException w:name="Intense Reference" w:uiPriority="32" w:qFormat="1"/>
-    <w:lsdException w:name="Book Title" w:uiPriority="33" w:qFormat="1"/>
-    <w:lsdException w:name="Bibliography" w:semiHidden="1" w:uiPriority="37" w:unhideWhenUsed="1"/>
-    <w:lsdException w:name="TOC Heading" w:semiHidden="1" w:uiPriority="39" w:unhideWhenUsed="1" w:qFormat="1"/>
-    <w:lsdException w:name="Plain Table 1" w:uiPriority="41"/>
-    <w:lsdException w:name="Plain Table 2" w:uiPriority="42"/>
-    <w:lsdException w:name="Plain Table 3" w:uiPriority="43"/>
-    <w:lsdException w:name="Plain Table 4" w:uiPriority="44"/>
-    <w:lsdException w:name="Plain Table 5" w:uiPriority="45"/>
-    <w:lsdException w:name="Grid Table Light" w:uiPriority="40"/>
-    <w:lsdException w:name="Grid Table 1 Light" w:uiPriority="46"/>
-    <w:lsdException w:name="Grid Table 2" w:uiPriority="47"/>
-    <w:lsdException w:name="Grid Table 3" w:uiPriority="48"/>
-    <w:lsdException w:name="Grid Table 4" w:uiPriority="49"/>
-    <w:lsdException w:name="Grid Table 5 Dark" w:uiPriority="50"/>
-    <w:lsdException w:name="Grid Table 6 Colorful" w:uiPriority="51"/>
-    <w:lsdException w:name="Grid Table 7 Colorful" w:uiPriority="52"/>
-    <w:lsdException w:name="Grid Table 1 Light Accent 1" w:uiPriority="46"/>
-    <w:lsdException w:name="Grid Table 2 Accent 1" w:uiPriority="47"/>
-    <w:lsdException w:name="Grid Table 3 Accent 1" w:uiPriority="48"/>
-    <w:lsdException w:name="Grid Table 4 Accent 1" w:uiPriority="49"/>
-    <w:lsdException w:name="Grid Table 5 Dark Accent 1" w:uiPriority="50"/>
-    <w:lsdException w:name="Grid Table 6 Colorful Accent 1" w:uiPriority="51"/>
-    <w:lsdException w:name="Grid Table 7 Colorful Accent 1" w:uiPriority="52"/>
-    <w:lsdException w:name="Grid Table 1 Light Accent 2" w:uiPriority="46"/>
-    <w:lsdException w:name="Grid Table 2 Accent 2" w:uiPriority="47"/>
-    <w:lsdException w:name="Grid Table 3 Accent 2" w:uiPriority="48"/>
-    <w:lsdException w:name="Grid Table 4 Accent 2" w:uiPriority="49"/>
-    <w:lsdException w:name="Grid Table 5 Dark Accent 2" w:uiPriority="50"/>
-    <w:lsdException w:name="Grid Table 6 Colorful Accent 2" w:uiPriority="51"/>
-    <w:lsdException w:name="Grid Table 7 Colorful Accent 2" w:uiPriority="52"/>
-    <w:lsdException w:name="Grid Table 1 Light Accent 3" w:uiPriority="46"/>
-    <w:lsdException w:name="Grid Table 2 Accent 3" w:uiPriority="47"/>
-    <w:lsdException w:name="Grid Table 3 Accent 3" w:uiPriority="48"/>
-    <w:lsdException w:name="Grid Table 4 Accent 3" w:uiPriority="49"/>
-    <w:lsdException w:name="Grid Table 5 Dark Accent 3" w:uiPriority="50"/>
-    <w:lsdException w:name="Grid Table 6 Colorful Accent 3" w:uiPriority="51"/>
-    <w:lsdException w:name="Grid Table 7 Colorful Accent 3" w:uiPriority="52"/>
-    <w:lsdException w:name="Grid Table 1 Light Accent 4" w:uiPriority="46"/>
-    <w:lsdException w:name="Grid Table 2 Accent 4" w:uiPriority="47"/>
-    <w:lsdException w:name="Grid Table 3 Accent 4" w:uiPriority="48"/>
-    <w:lsdException w:name="Grid Table 4 Accent 4" w:uiPriority="49"/>
-    <w:lsdException w:name="Grid Table 5 Dark Accent 4" w:uiPriority="50"/>
-    <w:lsdException w:name="Grid Table 6 Colorful Accent 4" w:uiPriority="51"/>
-    <w:lsdException w:name="Grid Table 7 Colorful Accent 4" w:uiPriority="52"/>
-    <w:lsdException w:name="Grid Table 1 Light Accent 5" w:uiPriority="46"/>
-    <w:lsdException w:name="Grid Table 2 Accent 5" w:uiPriority="47"/>
-    <w:lsdException w:name="Grid Table 3 Accent 5" w:uiPriority="48"/>
-    <w:lsdException w:name="Grid Table 4 Accent 5" w:uiPriority="49"/>
-    <w:lsdException w:name="Grid Table 5 Dark Accent 5" w:uiPriority="50"/>
-    <w:lsdException w:name="Grid Table 6 Colorful Accent 5" w:uiPriority="51"/>
-    <w:lsdException w:name="Grid Table 7 Colorful Accent 5" w:uiPriority="52"/>
-    <w:lsdException w:name="Grid Table 1 Light Accent 6" w:uiPriority="46"/>
-    <w:lsdException w:name="Grid Table 2 Accent 6" w:uiPriority="47"/>
-    <w:lsdException w:name="Grid Table 3 Accent 6" w:uiPriority="48"/>
-    <w:lsdException w:name="Grid Table 4 Accent 6" w:uiPriority="49"/>
-    <w:lsdException w:name="Grid Table 5 Dark Accent 6" w:uiPriority="50"/>
-    <w:lsdException w:name="Grid Table 6 Colorful Accent 6" w:uiPriority="51"/>
-    <w:lsdException w:name="Grid Table 7 Colorful Accent 6" w:uiPriority="52"/>
-    <w:lsdException w:name="List Table 1 Light" w:uiPriority="46"/>
-    <w:lsdException w:name="List Table 2" w:uiPriority="47"/>
-    <w:lsdException w:name="List Table 3" w:uiPriority="48"/>
-    <w:lsdException w:name="List Table 4" w:uiPriority="49"/>
-    <w:lsdException w:name="List Table 5 Dark" w:uiPriority="50"/>
-    <w:lsdException w:name="List Table 6 Colorful" w:uiPriority="51"/>
-    <w:lsdException w:name="List Table 7 Colorful" w:uiPriority="52"/>
-    <w:lsdException w:name="List Table 1 Light Accent 1" w:uiPriority="46"/>
-    <w:lsdException w:name="List Table 2 Accent 1" w:uiPriority="47"/>
-    <w:lsdException w:name="List Table 3 Accent 1" w:uiPriority="48"/>
-    <w:lsdException w:name="List Table 4 Accent 1" w:uiPriority="49"/>
-    <w:lsdException w:name="List Table 5 Dark Accent 1" w:uiPriority="50"/>
-    <w:lsdException w:name="List Table 6 Colorful Accent 1" w:uiPriority="51"/>
-    <w:lsdException w:name="List Table 7 Colorful Accent 1" w:uiPriority="52"/>
-    <w:lsdException w:name="List Table 1 Light Accent 2" w:uiPriority="46"/>
-    <w:lsdException w:name="List Table 2 Accent 2" w:uiPriority="47"/>
-    <w:lsdException w:name="List Table 3 Accent 2" w:uiPriority="48"/>
-    <w:lsdException w:name="List Table 4 Accent 2" w:uiPriority="49"/>
-    <w:lsdException w:name="List Table 5 Dark Accent 2" w:uiPriority="50"/>
-    <w:lsdException w:name="List Table 6 Colorful Accent 2" w:uiPriority="51"/>
-    <w:lsdException w:name="List Table 7 Colorful Accent 2" w:uiPriority="52"/>
-    <w:lsdException w:name="List Table 1 Light Accent 3" w:uiPriority="46"/>
-    <w:lsdException w:name="List Table 2 Accent 3" w:uiPriority="47"/>
-    <w:lsdException w:name="List Table 3 Accent 3" w:uiPriority="48"/>
-    <w:lsdException w:name="List Table 4 Accent 3" w:uiPriority="49"/>
-    <w:lsdException w:name="List Table 5 Dark Accent 3" w:uiPriority="50"/>
-    <w:lsdException w:name="List Table 6 Colorful Accent 3" w:uiPriority="51"/>
-    <w:lsdException w:name="List Table 7 Colorful Accent 3" w:uiPriority="52"/>
-    <w:lsdException w:name="List Table 1 Light Accent 4" w:uiPriority="46"/>
-    <w:lsdException w:name="List Table 2 Accent 4" w:uiPriority="47"/>
-    <w:lsdException w:name="List Table 3 Accent 4" w:uiPriority="48"/>
-    <w:lsdException w:name="List Table 4 Accent 4" w:uiPriority="49"/>
-    <w:lsdException w:name="List Table 5 Dark Accent 4" w:uiPriority="50"/>
-    <w:lsdException w:name="List Table 6 Colorful Accent 4" w:uiPriority="51"/>
-    <w:lsdException w:name="List Table 7 Colorful Accent 4" w:uiPriority="52"/>
-    <w:lsdException w:name="List Table 1 Light Accent 5" w:uiPriority="46"/>
-    <w:lsdException w:name="List Table 2 Accent 5" w:uiPriority="47"/>
-    <w:lsdException w:name="List Table 3 Accent 5" w:uiPriority="48"/>
-    <w:lsdException w:name="List Table 4 Accent 5" w:uiPriority="49"/>
-    <w:lsdException w:name="List Table 5 Dark Accent 5" w:uiPriority="50"/>
-    <w:lsdException w:name="List Table 6 Colorful Accent 5" w:uiPriority="51"/>
-    <w:lsdException w:name="List Table 7 Colorful Accent 5" w:uiPriority="52"/>
-    <w:lsdException w:name="List Table 1 Light Accent 6" w:uiPriority="46"/>
-    <w:lsdException w:name="List Table 2 Accent 6" w:uiPriority="47"/>
-    <w:lsdException w:name="List Table 3 Accent 6" w:uiPriority="48"/>
-    <w:lsdException w:name="List Table 4 Accent 6" w:uiPriority="49"/>
-    <w:lsdException w:name="List Table 5 Dark Accent 6" w:uiPriority="50"/>
-    <w:lsdException w:name="List Table 6 Colorful Accent 6" w:uiPriority="51"/>
-    <w:lsdException w:name="List Table 7 Colorful Accent 6" w:uiPriority="52"/>
-    <w:lsdException w:name="Mention" w:semiHidden="1" w:unhideWhenUsed="1"/>
-    <w:lsdException w:name="Smart Hyperlink" w:semiHidden="1" w:unhideWhenUsed="1"/>
-    <w:lsdException w:name="Hashtag" w:semiHidden="1" w:unhideWhenUsed="1"/>
-    <w:lsdException w:name="Unresolved Mention" w:semiHidden="1" w:unhideWhenUsed="1"/>
+  <w:latentStyles w:defLockedState="0" w:defUIPriority="99" w:defSemiHidden="1" w:defUnhideWhenUsed="1" w:defQFormat="0" w:count="267">
+    <w:lsdException w:name="Normal" w:semiHidden="0" w:uiPriority="0" w:unhideWhenUsed="0" w:qFormat="1"/>
+    <w:lsdException w:name="heading 1" w:semiHidden="0" w:uiPriority="9" w:unhideWhenUsed="0" w:qFormat="1"/>
+    <w:lsdException w:name="heading 2" w:uiPriority="9" w:qFormat="1"/>
+    <w:lsdException w:name="heading 3" w:uiPriority="9" w:qFormat="1"/>
+    <w:lsdException w:name="heading 4" w:uiPriority="9" w:qFormat="1"/>
+    <w:lsdException w:name="heading 5" w:uiPriority="9" w:qFormat="1"/>
+    <w:lsdException w:name="heading 6" w:uiPriority="9" w:qFormat="1"/>
+    <w:lsdException w:name="heading 7" w:uiPriority="9" w:qFormat="1"/>
+    <w:lsdException w:name="heading 8" w:uiPriority="9" w:qFormat="1"/>
+    <w:lsdException w:name="heading 9" w:uiPriority="9" w:qFormat="1"/>
+    <w:lsdException w:name="toc 1" w:uiPriority="39"/>
+    <w:lsdException w:name="toc 2" w:uiPriority="39"/>
+    <w:lsdException w:name="toc 3" w:uiPriority="39"/>
+    <w:lsdException w:name="toc 4" w:uiPriority="39"/>
+    <w:lsdException w:name="toc 5" w:uiPriority="39"/>
+    <w:lsdException w:name="toc 6" w:uiPriority="39"/>
+    <w:lsdException w:name="toc 7" w:uiPriority="39"/>
+    <w:lsdException w:name="toc 8" w:uiPriority="39"/>
+    <w:lsdException w:name="toc 9" w:uiPriority="39"/>
+    <w:lsdException w:name="caption" w:uiPriority="35" w:qFormat="1"/>
+    <w:lsdException w:name="Title" w:semiHidden="0" w:uiPriority="10" w:unhideWhenUsed="0" w:qFormat="1"/>
+    <w:lsdException w:name="Default Paragraph Font" w:uiPriority="1"/>
+    <w:lsdException w:name="Subtitle" w:semiHidden="0" w:uiPriority="11" w:unhideWhenUsed="0" w:qFormat="1"/>
+    <w:lsdException w:name="Strong" w:semiHidden="0" w:uiPriority="22" w:unhideWhenUsed="0" w:qFormat="1"/>
+    <w:lsdException w:name="Emphasis" w:semiHidden="0" w:uiPriority="20" w:unhideWhenUsed="0" w:qFormat="1"/>
+    <w:lsdException w:name="Table Grid" w:semiHidden="0" w:uiPriority="39" w:unhideWhenUsed="0"/>
+    <w:lsdException w:name="Placeholder Text" w:unhideWhenUsed="0"/>
+    <w:lsdException w:name="No Spacing" w:semiHidden="0" w:uiPriority="1" w:unhideWhenUsed="0" w:qFormat="1"/>
+    <w:lsdException w:name="Light Shading" w:semiHidden="0" w:uiPriority="60" w:unhideWhenUsed="0"/>
+    <w:lsdException w:name="Light List" w:semiHidden="0" w:uiPriority="61" w:unhideWhenUsed="0"/>
+    <w:lsdException w:name="Light Grid" w:semiHidden="0" w:uiPriority="62" w:unhideWhenUsed="0"/>
+    <w:lsdException w:name="Medium Shading 1" w:semiHidden="0" w:uiPriority="63" w:unhideWhenUsed="0"/>
+    <w:lsdException w:name="Medium Shading 2" w:semiHidden="0" w:uiPriority="64" w:unhideWhenUsed="0"/>
+    <w:lsdException w:name="Medium List 1" w:semiHidden="0" w:uiPriority="65" w:unhideWhenUsed="0"/>
+    <w:lsdException w:name="Medium List 2" w:semiHidden="0" w:uiPriority="66" w:unhideWhenUsed="0"/>
+    <w:lsdException w:name="Medium Grid 1" w:semiHidden="0" w:uiPriority="67" w:unhideWhenUsed="0"/>
+    <w:lsdException w:name="Medium Grid 2" w:semiHidden="0" w:uiPriority="68" w:unhideWhenUsed="0"/>
+    <w:lsdException w:name="Medium Grid 3" w:semiHidden="0" w:uiPriority="69" w:unhideWhenUsed="0"/>
+    <w:lsdException w:name="Dark List" w:semiHidden="0" w:uiPriority="70" w:unhideWhenUsed="0"/>
+    <w:lsdException w:name="Colorful Shading" w:semiHidden="0" w:uiPriority="71" w:unhideWhenUsed="0"/>
+    <w:lsdException w:name="Colorful List" w:semiHidden="0" w:uiPriority="72" w:unhideWhenUsed="0"/>
+    <w:lsdException w:name="Colorful Grid" w:semiHidden="0" w:uiPriority="73" w:unhideWhenUsed="0"/>
+    <w:lsdException w:name="Light Shading Accent 1" w:semiHidden="0" w:uiPriority="60" w:unhideWhenUsed="0"/>
+    <w:lsdException w:name="Light List Accent 1" w:semiHidden="0" w:uiPriority="61" w:unhideWhenUsed="0"/>
+    <w:lsdException w:name="Light Grid Accent 1" w:semiHidden="0" w:uiPriority="62" w:unhideWhenUsed="0"/>
+    <w:lsdException w:name="Medium Shading 1 Accent 1" w:semiHidden="0" w:uiPriority="63" w:unhideWhenUsed="0"/>
+    <w:lsdException w:name="Medium Shading 2 Accent 1" w:semiHidden="0" w:uiPriority="64" w:unhideWhenUsed="0"/>
+    <w:lsdException w:name="Medium List 1 Accent 1" w:semiHidden="0" w:uiPriority="65" w:unhideWhenUsed="0"/>
+    <w:lsdException w:name="Revision" w:unhideWhenUsed="0"/>
+    <w:lsdException w:name="List Paragraph" w:semiHidden="0" w:uiPriority="34" w:unhideWhenUsed="0" w:qFormat="1"/>
+    <w:lsdException w:name="Quote" w:semiHidden="0" w:uiPriority="29" w:unhideWhenUsed="0" w:qFormat="1"/>
+    <w:lsdException w:name="Intense Quote" w:semiHidden="0" w:uiPriority="30" w:unhideWhenUsed="0" w:qFormat="1"/>
+    <w:lsdException w:name="Medium List 2 Accent 1" w:semiHidden="0" w:uiPriority="66" w:unhideWhenUsed="0"/>
+    <w:lsdException w:name="Medium Grid 1 Accent 1" w:semiHidden="0" w:uiPriority="67" w:unhideWhenUsed="0"/>
+    <w:lsdException w:name="Medium Grid 2 Accent 1" w:semiHidden="0" w:uiPriority="68" w:unhideWhenUsed="0"/>
+    <w:lsdException w:name="Medium Grid 3 Accent 1" w:semiHidden="0" w:uiPriority="69" w:unhideWhenUsed="0"/>
+    <w:lsdException w:name="Dark List Accent 1" w:semiHidden="0" w:uiPriority="70" w:unhideWhenUsed="0"/>
+    <w:lsdException w:name="Colorful Shading Accent 1" w:semiHidden="0" w:uiPriority="71" w:unhideWhenUsed="0"/>
+    <w:lsdException w:name="Colorful List Accent 1" w:semiHidden="0" w:uiPriority="72" w:unhideWhenUsed="0"/>
+    <w:lsdException w:name="Colorful Grid Accent 1" w:semiHidden="0" w:uiPriority="73" w:unhideWhenUsed="0"/>
+    <w:lsdException w:name="Light Shading Accent 2" w:semiHidden="0" w:uiPriority="60" w:unhideWhenUsed="0"/>
+    <w:lsdException w:name="Light List Accent 2" w:semiHidden="0" w:uiPriority="61" w:unhideWhenUsed="0"/>
+    <w:lsdException w:name="Light Grid Accent 2" w:semiHidden="0" w:uiPriority="62" w:unhideWhenUsed="0"/>
+    <w:lsdException w:name="Medium Shading 1 Accent 2" w:semiHidden="0" w:uiPriority="63" w:unhideWhenUsed="0"/>
+    <w:lsdException w:name="Medium Shading 2 Accent 2" w:semiHidden="0" w:uiPriority="64" w:unhideWhenUsed="0"/>
+    <w:lsdException w:name="Medium List 1 Accent 2" w:semiHidden="0" w:uiPriority="65" w:unhideWhenUsed="0"/>
+    <w:lsdException w:name="Medium List 2 Accent 2" w:semiHidden="0" w:uiPriority="66" w:unhideWhenUsed="0"/>
+    <w:lsdException w:name="Medium Grid 1 Accent 2" w:semiHidden="0" w:uiPriority="67" w:unhideWhenUsed="0"/>
+    <w:lsdException w:name="Medium Grid 2 Accent 2" w:semiHidden="0" w:uiPriority="68" w:unhideWhenUsed="0"/>
+    <w:lsdException w:name="Medium Grid 3 Accent 2" w:semiHidden="0" w:uiPriority="69" w:unhideWhenUsed="0"/>
+    <w:lsdException w:name="Dark List Accent 2" w:semiHidden="0" w:uiPriority="70" w:unhideWhenUsed="0"/>
+    <w:lsdException w:name="Colorful Shading Accent 2" w:semiHidden="0" w:uiPriority="71" w:unhideWhenUsed="0"/>
+    <w:lsdException w:name="Colorful List Accent 2" w:semiHidden="0" w:uiPriority="72" w:unhideWhenUsed="0"/>
+    <w:lsdException w:name="Colorful Grid Accent 2" w:semiHidden="0" w:uiPriority="73" w:unhideWhenUsed="0"/>
+    <w:lsdException w:name="Light Shading Accent 3" w:semiHidden="0" w:uiPriority="60" w:unhideWhenUsed="0"/>
+    <w:lsdException w:name="Light List Accent 3" w:semiHidden="0" w:uiPriority="61" w:unhideWhenUsed="0"/>
+    <w:lsdException w:name="Light Grid Accent 3" w:semiHidden="0" w:uiPriority="62" w:unhideWhenUsed="0"/>
+    <w:lsdException w:name="Medium Shading 1 Accent 3" w:semiHidden="0" w:uiPriority="63" w:unhideWhenUsed="0"/>
+    <w:lsdException w:name="Medium Shading 2 Accent 3" w:semiHidden="0" w:uiPriority="64" w:unhideWhenUsed="0"/>
+    <w:lsdException w:name="Medium List 1 Accent 3" w:semiHidden="0" w:uiPriority="65" w:unhideWhenUsed="0"/>
+    <w:lsdException w:name="Medium List 2 Accent 3" w:semiHidden="0" w:uiPriority="66" w:unhideWhenUsed="0"/>
+    <w:lsdException w:name="Medium Grid 1 Accent 3" w:semiHidden="0" w:uiPriority="67" w:unhideWhenUsed="0"/>
+    <w:lsdException w:name="Medium Grid 2 Accent 3" w:semiHidden="0" w:uiPriority="68" w:unhideWhenUsed="0"/>
+    <w:lsdException w:name="Medium Grid 3 Accent 3" w:semiHidden="0" w:uiPriority="69" w:unhideWhenUsed="0"/>
+    <w:lsdException w:name="Dark List Accent 3" w:semiHidden="0" w:uiPriority="70" w:unhideWhenUsed="0"/>
+    <w:lsdException w:name="Colorful Shading Accent 3" w:semiHidden="0" w:uiPriority="71" w:unhideWhenUsed="0"/>
+    <w:lsdException w:name="Colorful List Accent 3" w:semiHidden="0" w:uiPriority="72" w:unhideWhenUsed="0"/>
+    <w:lsdException w:name="Colorful Grid Accent 3" w:semiHidden="0" w:uiPriority="73" w:unhideWhenUsed="0"/>
+    <w:lsdException w:name="Light Shading Accent 4" w:semiHidden="0" w:uiPriority="60" w:unhideWhenUsed="0"/>
+    <w:lsdException w:name="Light List Accent 4" w:semiHidden="0" w:uiPriority="61" w:unhideWhenUsed="0"/>
+    <w:lsdException w:name="Light Grid Accent 4" w:semiHidden="0" w:uiPriority="62" w:unhideWhenUsed="0"/>
+    <w:lsdException w:name="Medium Shading 1 Accent 4" w:semiHidden="0" w:uiPriority="63" w:unhideWhenUsed="0"/>
+    <w:lsdException w:name="Medium Shading 2 Accent 4" w:semiHidden="0" w:uiPriority="64" w:unhideWhenUsed="0"/>
+    <w:lsdException w:name="Medium List 1 Accent 4" w:semiHidden="0" w:uiPriority="65" w:unhideWhenUsed="0"/>
+    <w:lsdException w:name="Medium List 2 Accent 4" w:semiHidden="0" w:uiPriority="66" w:unhideWhenUsed="0"/>
+    <w:lsdException w:name="Medium Grid 1 Accent 4" w:semiHidden="0" w:uiPriority="67" w:unhideWhenUsed="0"/>
+    <w:lsdException w:name="Medium Grid 2 Accent 4" w:semiHidden="0" w:uiPriority="68" w:unhideWhenUsed="0"/>
+    <w:lsdException w:name="Medium Grid 3 Accent 4" w:semiHidden="0" w:uiPriority="69" w:unhideWhenUsed="0"/>
+    <w:lsdException w:name="Dark List Accent 4" w:semiHidden="0" w:uiPriority="70" w:unhideWhenUsed="0"/>
+    <w:lsdException w:name="Colorful Shading Accent 4" w:semiHidden="0" w:uiPriority="71" w:unhideWhenUsed="0"/>
+    <w:lsdException w:name="Colorful List Accent 4" w:semiHidden="0" w:uiPriority="72" w:unhideWhenUsed="0"/>
+    <w:lsdException w:name="Colorful Grid Accent 4" w:semiHidden="0" w:uiPriority="73" w:unhideWhenUsed="0"/>
+    <w:lsdException w:name="Light Shading Accent 5" w:semiHidden="0" w:uiPriority="60" w:unhideWhenUsed="0"/>
+    <w:lsdException w:name="Light List Accent 5" w:semiHidden="0" w:uiPriority="61" w:unhideWhenUsed="0"/>
+    <w:lsdException w:name="Light Grid Accent 5" w:semiHidden="0" w:uiPriority="62" w:unhideWhenUsed="0"/>
+    <w:lsdException w:name="Medium Shading 1 Accent 5" w:semiHidden="0" w:uiPriority="63" w:unhideWhenUsed="0"/>
+    <w:lsdException w:name="Medium Shading 2 Accent 5" w:semiHidden="0" w:uiPriority="64" w:unhideWhenUsed="0"/>
+    <w:lsdException w:name="Medium List 1 Accent 5" w:semiHidden="0" w:uiPriority="65" w:unhideWhenUsed="0"/>
+    <w:lsdException w:name="Medium List 2 Accent 5" w:semiHidden="0" w:uiPriority="66" w:unhideWhenUsed="0"/>
+    <w:lsdException w:name="Medium Grid 1 Accent 5" w:semiHidden="0" w:uiPriority="67" w:unhideWhenUsed="0"/>
+    <w:lsdException w:name="Medium Grid 2 Accent 5" w:semiHidden="0" w:uiPriority="68" w:unhideWhenUsed="0"/>
+    <w:lsdException w:name="Medium Grid 3 Accent 5" w:semiHidden="0" w:uiPriority="69" w:unhideWhenUsed="0"/>
+    <w:lsdException w:name="Dark List Accent 5" w:semiHidden="0" w:uiPriority="70" w:unhideWhenUsed="0"/>
+    <w:lsdException w:name="Colorful Shading Accent 5" w:semiHidden="0" w:uiPriority="71" w:unhideWhenUsed="0"/>
+    <w:lsdException w:name="Colorful List Accent 5" w:semiHidden="0" w:uiPriority="72" w:unhideWhenUsed="0"/>
+    <w:lsdException w:name="Colorful Grid Accent 5" w:semiHidden="0" w:uiPriority="73" w:unhideWhenUsed="0"/>
+    <w:lsdException w:name="Light Shading Accent 6" w:semiHidden="0" w:uiPriority="60" w:unhideWhenUsed="0"/>
+    <w:lsdException w:name="Light List Accent 6" w:semiHidden="0" w:uiPriority="61" w:unhideWhenUsed="0"/>
+    <w:lsdException w:name="Light Grid Accent 6" w:semiHidden="0" w:uiPriority="62" w:unhideWhenUsed="0"/>
+    <w:lsdException w:name="Medium Shading 1 Accent 6" w:semiHidden="0" w:uiPriority="63" w:unhideWhenUsed="0"/>
+    <w:lsdException w:name="Medium Shading 2 Accent 6" w:semiHidden="0" w:uiPriority="64" w:unhideWhenUsed="0"/>
+    <w:lsdException w:name="Medium List 1 Accent 6" w:semiHidden="0" w:uiPriority="65" w:unhideWhenUsed="0"/>
+    <w:lsdException w:name="Medium List 2 Accent 6" w:semiHidden="0" w:uiPriority="66" w:unhideWhenUsed="0"/>
+    <w:lsdException w:name="Medium Grid 1 Accent 6" w:semiHidden="0" w:uiPriority="67" w:unhideWhenUsed="0"/>
+    <w:lsdException w:name="Medium Grid 2 Accent 6" w:semiHidden="0" w:uiPriority="68" w:unhideWhenUsed="0"/>
+    <w:lsdException w:name="Medium Grid 3 Accent 6" w:semiHidden="0" w:uiPriority="69" w:unhideWhenUsed="0"/>
+    <w:lsdException w:name="Dark List Accent 6" w:semiHidden="0" w:uiPriority="70" w:unhideWhenUsed="0"/>
+    <w:lsdException w:name="Colorful Shading Accent 6" w:semiHidden="0" w:uiPriority="71" w:unhideWhenUsed="0"/>
+    <w:lsdException w:name="Colorful List Accent 6" w:semiHidden="0" w:uiPriority="72" w:unhideWhenUsed="0"/>
+    <w:lsdException w:name="Colorful Grid Accent 6" w:semiHidden="0" w:uiPriority="73" w:unhideWhenUsed="0"/>
+    <w:lsdException w:name="Subtle Emphasis" w:semiHidden="0" w:uiPriority="19" w:unhideWhenUsed="0" w:qFormat="1"/>
+    <w:lsdException w:name="Intense Emphasis" w:semiHidden="0" w:uiPriority="21" w:unhideWhenUsed="0" w:qFormat="1"/>
+    <w:lsdException w:name="Subtle Reference" w:semiHidden="0" w:uiPriority="31" w:unhideWhenUsed="0" w:qFormat="1"/>
+    <w:lsdException w:name="Intense Reference" w:semiHidden="0" w:uiPriority="32" w:unhideWhenUsed="0" w:qFormat="1"/>
+    <w:lsdException w:name="Book Title" w:semiHidden="0" w:uiPriority="33" w:unhideWhenUsed="0" w:qFormat="1"/>
+    <w:lsdException w:name="Bibliography" w:uiPriority="37"/>
+    <w:lsdException w:name="TOC Heading" w:uiPriority="39" w:qFormat="1"/>
+  </w:latentStyles>
+  <w:style w:type="paragraph" w:default="1" w:styleId="a">
+    <w:name w:val="Normal"/>
+    <w:qFormat/>
+    <w:pPr>
+      <w:widowControl w:val="0"/>
+    </w:pPr>
+  </w:style>
+  <w:style w:type="paragraph" w:styleId="1">
+    <w:name w:val="heading 1"/>
+    <w:uiPriority w:val="9"/>
+    <w:qFormat/>
+    <w:pPr>
+      <w:spacing w:before="360" w:after="120"/>
+      <w:outlineLvl w:val="0"/>
+    </w:pPr>
+    <w:rPr>
+      <w:rFonts w:eastAsia="Arial"/>
+      <w:b/>
+      <w:bCs/>
+      <w:color w:val="1F4E79"/>
+      <w:sz w:val="32"/>
+      <w:szCs w:val="32"/>
+    </w:rPr>
+  </w:style>
+  <w:style w:type="paragraph" w:styleId="2">
+    <w:name w:val="heading 2"/>
+    <w:uiPriority w:val="9"/>
+    <w:unhideWhenUsed/>
+    <w:qFormat/>
+    <w:pPr>
+      <w:spacing w:before="280" w:after="100"/>
+      <w:outlineLvl w:val="1"/>
+    </w:pPr>
+    <w:rPr>
+      <w:rFonts w:eastAsia="Arial"/>
+      <w:b/>
+      <w:bCs/>
+      <w:color w:val="2E75B6"/>
+      <w:sz w:val="28"/>
+      <w:szCs w:val="28"/>
+    </w:rPr>
+  </w:style>
+  <w:style w:type="paragraph" w:styleId="3">
+    <w:name w:val="heading 3"/>
+    <w:uiPriority w:val="9"/>
+    <w:semiHidden/>
+    <w:unhideWhenUsed/>
+    <w:qFormat/>
+    <w:pPr>
+      <w:spacing w:before="200" w:after="80"/>
+      <w:outlineLvl w:val="2"/>
+    </w:pPr>
+    <w:rPr>
+      <w:rFonts w:eastAsia="Arial"/>
+      <w:b/>
+      <w:bCs/>
+      <w:color w:val="1B6B6B"/>
+      <w:sz w:val="24"/>
+      <w:szCs w:val="24"/>
+    </w:rPr>
+  </w:style>
+  <w:style w:type="paragraph" w:styleId="4">
+    <w:name w:val="heading 4"/>
+    <w:uiPriority w:val="9"/>
+    <w:semiHidden/>
+    <w:unhideWhenUsed/>
+    <w:qFormat/>
+    <w:pPr>
+      <w:outlineLvl w:val="3"/>
+    </w:pPr>
+    <w:rPr>
+      <w:i/>
+      <w:iCs/>
+      <w:color w:val="2E74B5"/>
+    </w:rPr>
+  </w:style>
+  <w:style w:type="paragraph" w:styleId="5">
+    <w:name w:val="heading 5"/>
+    <w:uiPriority w:val="9"/>
+    <w:semiHidden/>
+    <w:unhideWhenUsed/>
+    <w:qFormat/>
+    <w:pPr>
+      <w:outlineLvl w:val="4"/>
+    </w:pPr>
+    <w:rPr>
+      <w:color w:val="2E74B5"/>
+    </w:rPr>
+  </w:style>
+  <w:style w:type="paragraph" w:styleId="6">
+    <w:name w:val="heading 6"/>
+    <w:uiPriority w:val="9"/>
+    <w:semiHidden/>
+    <w:unhideWhenUsed/>
+    <w:qFormat/>
+    <w:pPr>
+      <w:outlineLvl w:val="5"/>
+    </w:pPr>
+    <w:rPr>
+      <w:color w:val="1F4D78"/>
+    </w:rPr>
+  </w:style>
+  <w:style w:type="character" w:default="1" w:styleId="a0">
+    <w:name w:val="Default Paragraph Font"/>
+    <w:uiPriority w:val="1"/>
+    <w:semiHidden/>
+    <w:unhideWhenUsed/>
+  </w:style>
+  <w:style w:type="table" w:default="1" w:styleId="a1">
+    <w:name w:val="Normal Table"/>
+    <w:uiPriority w:val="99"/>
+    <w:semiHidden/>
+    <w:unhideWhenUsed/>
+    <w:tblPr>
+      <w:tblInd w:w="0" w:type="dxa"/>
+      <w:tblCellMar>
+        <w:top w:w="0" w:type="dxa"/>
+        <w:left w:w="108" w:type="dxa"/>
+        <w:bottom w:w="0" w:type="dxa"/>
+        <w:right w:w="108" w:type="dxa"/>
+      </w:tblCellMar>
+    </w:tblPr>
+  </w:style>
+  <w:style w:type="numbering" w:default="1" w:styleId="a2">
+    <w:name w:val="No List"/>
+    <w:uiPriority w:val="99"/>
+    <w:semiHidden/>
+    <w:unhideWhenUsed/>
+  </w:style>
+  <w:style w:type="paragraph" w:styleId="a3">
+    <w:name w:val="Title"/>
+    <w:uiPriority w:val="10"/>
+    <w:qFormat/>
+    <w:rPr>
+      <w:sz w:val="56"/>
+      <w:szCs w:val="56"/>
+    </w:rPr>
+  </w:style>
+  <w:style w:type="paragraph" w:customStyle="1" w:styleId="10">
+    <w:name w:val="強調粗體1"/>
+    <w:qFormat/>
+    <w:rPr>
+      <w:b/>
+      <w:bCs/>
+    </w:rPr>
+  </w:style>
+  <w:style w:type="paragraph" w:styleId="a4">
+    <w:name w:val="List Paragraph"/>
+    <w:qFormat/>
+  </w:style>
+  <w:style w:type="character" w:styleId="a5">
+    <w:name w:val="Hyperlink"/>
+    <w:uiPriority w:val="99"/>
+    <w:unhideWhenUsed/>
+    <w:rPr>
+      <w:color w:val="0563C1"/>
+      <w:u w:val="single"/>
+    </w:rPr>
+  </w:style>
+  <w:style w:type="character" w:styleId="a6">
+    <w:name w:val="footnote reference"/>
+    <w:uiPriority w:val="99"/>
+    <w:semiHidden/>
+    <w:unhideWhenUsed/>
+    <w:rPr>
+      <w:vertAlign w:val="superscript"/>
+    </w:rPr>
+  </w:style>
+  <w:style w:type="paragraph" w:styleId="a7">
+    <w:name w:val="footnote text"/>
+    <w:link w:val="a8"/>
+    <w:uiPriority w:val="99"/>
+    <w:semiHidden/>
+    <w:unhideWhenUsed/>
+    <w:rPr>
+      <w:sz w:val="20"/>
+      <w:szCs w:val="20"/>
+    </w:rPr>
+  </w:style>
+  <w:style w:type="character" w:customStyle="1" w:styleId="a8">
+    <w:name w:val="註腳文字 字元"/>
+    <w:link w:val="a7"/>
+    <w:uiPriority w:val="99"/>
+    <w:semiHidden/>
+    <w:unhideWhenUsed/>
+    <w:rPr>
+      <w:sz w:val="20"/>
+      <w:szCs w:val="20"/>
+    </w:rPr>
+  </w:style>
+  <w:style w:type="character" w:styleId="a9">
+    <w:name w:val="endnote reference"/>
+    <w:uiPriority w:val="99"/>
+    <w:semiHidden/>
+    <w:unhideWhenUsed/>
+    <w:rPr>
+      <w:vertAlign w:val="superscript"/>
+    </w:rPr>
+  </w:style>
+  <w:style w:type="paragraph" w:styleId="aa">
+    <w:name w:val="endnote text"/>
+    <w:link w:val="ab"/>
+    <w:uiPriority w:val="99"/>
+    <w:semiHidden/>
+    <w:unhideWhenUsed/>
+    <w:rPr>
+      <w:sz w:val="20"/>
+      <w:szCs w:val="20"/>
+    </w:rPr>
+  </w:style>
+  <w:style w:type="character" w:customStyle="1" w:styleId="ab">
+    <w:name w:val="章節附註文字 字元"/>
+    <w:link w:val="aa"/>
+    <w:uiPriority w:val="99"/>
+    <w:semiHidden/>
+    <w:unhideWhenUsed/>
+    <w:rPr>
+      <w:sz w:val="20"/>
+      <w:szCs w:val="20"/>
+    </w:rPr>
+  </w:style>
+</w:styles>
+</file>
+
+<file path=word/stylesWithEffects.xml><?xml version="1.0" encoding="utf-8"?>
+<w:styles xmlns:wpc="http://schemas.microsoft.com/office/word/2010/wordprocessingCanvas" xmlns:mc="http://schemas.openxmlformats.org/markup-compatibility/2006" xmlns:o="urn:schemas-microsoft-com:office:office" xmlns:r="http://schemas.openxmlformats.org/officeDocument/2006/relationships" xmlns:m="http://schemas.openxmlformats.org/officeDocument/2006/math" xmlns:v="urn:schemas-microsoft-com:vml" xmlns:wp14="http://schemas.microsoft.com/office/word/2010/wordprocessingDrawing" xmlns:wp="http://schemas.openxmlformats.org/drawingml/2006/wordprocessingDrawing" xmlns:w10="urn:schemas-microsoft-com:office:word" xmlns:w="http://schemas.openxmlformats.org/wordprocessingml/2006/main" xmlns:w14="http://schemas.microsoft.com/office/word/2010/wordml" xmlns:wpg="http://schemas.microsoft.com/office/word/2010/wordprocessingGroup" xmlns:wpi="http://schemas.microsoft.com/office/word/2010/wordprocessingInk" xmlns:wne="http://schemas.microsoft.com/office/word/2006/wordml" xmlns:wps="http://schemas.microsoft.com/office/word/2010/wordprocessingShape" mc:Ignorable="w14 wp14">
+  <w:docDefaults>
+    <w:rPrDefault>
+      <w:rPr>
+        <w:rFonts w:ascii="Arial" w:eastAsiaTheme="minorEastAsia" w:hAnsi="Arial" w:cs="Arial"/>
+        <w:sz w:val="22"/>
+        <w:szCs w:val="22"/>
+        <w:lang w:val="en-US" w:eastAsia="zh-TW" w:bidi="ar-SA"/>
+      </w:rPr>
+    </w:rPrDefault>
+    <w:pPrDefault/>
+  </w:docDefaults>
+  <w:latentStyles w:defLockedState="0" w:defUIPriority="99" w:defSemiHidden="1" w:defUnhideWhenUsed="1" w:defQFormat="0" w:count="267">
+    <w:lsdException w:name="Normal" w:semiHidden="0" w:uiPriority="0" w:unhideWhenUsed="0" w:qFormat="1"/>
+    <w:lsdException w:name="heading 1" w:semiHidden="0" w:uiPriority="9" w:unhideWhenUsed="0" w:qFormat="1"/>
+    <w:lsdException w:name="heading 2" w:uiPriority="9" w:qFormat="1"/>
+    <w:lsdException w:name="heading 3" w:uiPriority="9" w:qFormat="1"/>
+    <w:lsdException w:name="heading 4" w:uiPriority="9" w:qFormat="1"/>
+    <w:lsdException w:name="heading 5" w:uiPriority="9" w:qFormat="1"/>
+    <w:lsdException w:name="heading 6" w:uiPriority="9" w:qFormat="1"/>
+    <w:lsdException w:name="heading 7" w:uiPriority="9" w:qFormat="1"/>
+    <w:lsdException w:name="heading 8" w:uiPriority="9" w:qFormat="1"/>
+    <w:lsdException w:name="heading 9" w:uiPriority="9" w:qFormat="1"/>
+    <w:lsdException w:name="toc 1" w:uiPriority="39"/>
+    <w:lsdException w:name="toc 2" w:uiPriority="39"/>
+    <w:lsdException w:name="toc 3" w:uiPriority="39"/>
+    <w:lsdException w:name="toc 4" w:uiPriority="39"/>
+    <w:lsdException w:name="toc 5" w:uiPriority="39"/>
+    <w:lsdException w:name="toc 6" w:uiPriority="39"/>
+    <w:lsdException w:name="toc 7" w:uiPriority="39"/>
+    <w:lsdException w:name="toc 8" w:uiPriority="39"/>
+    <w:lsdException w:name="toc 9" w:uiPriority="39"/>
+    <w:lsdException w:name="caption" w:uiPriority="35" w:qFormat="1"/>
+    <w:lsdException w:name="Title" w:semiHidden="0" w:uiPriority="10" w:unhideWhenUsed="0" w:qFormat="1"/>
+    <w:lsdException w:name="Default Paragraph Font" w:uiPriority="1"/>
+    <w:lsdException w:name="Subtitle" w:semiHidden="0" w:uiPriority="11" w:unhideWhenUsed="0" w:qFormat="1"/>
+    <w:lsdException w:name="Strong" w:semiHidden="0" w:uiPriority="22" w:unhideWhenUsed="0" w:qFormat="1"/>
+    <w:lsdException w:name="Emphasis" w:semiHidden="0" w:uiPriority="20" w:unhideWhenUsed="0" w:qFormat="1"/>
+    <w:lsdException w:name="Table Grid" w:semiHidden="0" w:uiPriority="39" w:unhideWhenUsed="0"/>
+    <w:lsdException w:name="Placeholder Text" w:unhideWhenUsed="0"/>
+    <w:lsdException w:name="No Spacing" w:semiHidden="0" w:uiPriority="1" w:unhideWhenUsed="0" w:qFormat="1"/>
+    <w:lsdException w:name="Light Shading" w:semiHidden="0" w:uiPriority="60" w:unhideWhenUsed="0"/>
+    <w:lsdException w:name="Light List" w:semiHidden="0" w:uiPriority="61" w:unhideWhenUsed="0"/>
+    <w:lsdException w:name="Light Grid" w:semiHidden="0" w:uiPriority="62" w:unhideWhenUsed="0"/>
+    <w:lsdException w:name="Medium Shading 1" w:semiHidden="0" w:uiPriority="63" w:unhideWhenUsed="0"/>
+    <w:lsdException w:name="Medium Shading 2" w:semiHidden="0" w:uiPriority="64" w:unhideWhenUsed="0"/>
+    <w:lsdException w:name="Medium List 1" w:semiHidden="0" w:uiPriority="65" w:unhideWhenUsed="0"/>
+    <w:lsdException w:name="Medium List 2" w:semiHidden="0" w:uiPriority="66" w:unhideWhenUsed="0"/>
+    <w:lsdException w:name="Medium Grid 1" w:semiHidden="0" w:uiPriority="67" w:unhideWhenUsed="0"/>
+    <w:lsdException w:name="Medium Grid 2" w:semiHidden="0" w:uiPriority="68" w:unhideWhenUsed="0"/>
+    <w:lsdException w:name="Medium Grid 3" w:semiHidden="0" w:uiPriority="69" w:unhideWhenUsed="0"/>
+    <w:lsdException w:name="Dark List" w:semiHidden="0" w:uiPriority="70" w:unhideWhenUsed="0"/>
+    <w:lsdException w:name="Colorful Shading" w:semiHidden="0" w:uiPriority="71" w:unhideWhenUsed="0"/>
+    <w:lsdException w:name="Colorful List" w:semiHidden="0" w:uiPriority="72" w:unhideWhenUsed="0"/>
+    <w:lsdException w:name="Colorful Grid" w:semiHidden="0" w:uiPriority="73" w:unhideWhenUsed="0"/>
+    <w:lsdException w:name="Light Shading Accent 1" w:semiHidden="0" w:uiPriority="60" w:unhideWhenUsed="0"/>
+    <w:lsdException w:name="Light List Accent 1" w:semiHidden="0" w:uiPriority="61" w:unhideWhenUsed="0"/>
+    <w:lsdException w:name="Light Grid Accent 1" w:semiHidden="0" w:uiPriority="62" w:unhideWhenUsed="0"/>
+    <w:lsdException w:name="Medium Shading 1 Accent 1" w:semiHidden="0" w:uiPriority="63" w:unhideWhenUsed="0"/>
+    <w:lsdException w:name="Medium Shading 2 Accent 1" w:semiHidden="0" w:uiPriority="64" w:unhideWhenUsed="0"/>
+    <w:lsdException w:name="Medium List 1 Accent 1" w:semiHidden="0" w:uiPriority="65" w:unhideWhenUsed="0"/>
+    <w:lsdException w:name="Revision" w:unhideWhenUsed="0"/>
+    <w:lsdException w:name="List Paragraph" w:semiHidden="0" w:uiPriority="34" w:unhideWhenUsed="0" w:qFormat="1"/>
+    <w:lsdException w:name="Quote" w:semiHidden="0" w:uiPriority="29" w:unhideWhenUsed="0" w:qFormat="1"/>
+    <w:lsdException w:name="Intense Quote" w:semiHidden="0" w:uiPriority="30" w:unhideWhenUsed="0" w:qFormat="1"/>
+    <w:lsdException w:name="Medium List 2 Accent 1" w:semiHidden="0" w:uiPriority="66" w:unhideWhenUsed="0"/>
+    <w:lsdException w:name="Medium Grid 1 Accent 1" w:semiHidden="0" w:uiPriority="67" w:unhideWhenUsed="0"/>
+    <w:lsdException w:name="Medium Grid 2 Accent 1" w:semiHidden="0" w:uiPriority="68" w:unhideWhenUsed="0"/>
+    <w:lsdException w:name="Medium Grid 3 Accent 1" w:semiHidden="0" w:uiPriority="69" w:unhideWhenUsed="0"/>
+    <w:lsdException w:name="Dark List Accent 1" w:semiHidden="0" w:uiPriority="70" w:unhideWhenUsed="0"/>
+    <w:lsdException w:name="Colorful Shading Accent 1" w:semiHidden="0" w:uiPriority="71" w:unhideWhenUsed="0"/>
+    <w:lsdException w:name="Colorful List Accent 1" w:semiHidden="0" w:uiPriority="72" w:unhideWhenUsed="0"/>
+    <w:lsdException w:name="Colorful Grid Accent 1" w:semiHidden="0" w:uiPriority="73" w:unhideWhenUsed="0"/>
+    <w:lsdException w:name="Light Shading Accent 2" w:semiHidden="0" w:uiPriority="60" w:unhideWhenUsed="0"/>
+    <w:lsdException w:name="Light List Accent 2" w:semiHidden="0" w:uiPriority="61" w:unhideWhenUsed="0"/>
+    <w:lsdException w:name="Light Grid Accent 2" w:semiHidden="0" w:uiPriority="62" w:unhideWhenUsed="0"/>
+    <w:lsdException w:name="Medium Shading 1 Accent 2" w:semiHidden="0" w:uiPriority="63" w:unhideWhenUsed="0"/>
+    <w:lsdException w:name="Medium Shading 2 Accent 2" w:semiHidden="0" w:uiPriority="64" w:unhideWhenUsed="0"/>
+    <w:lsdException w:name="Medium List 1 Accent 2" w:semiHidden="0" w:uiPriority="65" w:unhideWhenUsed="0"/>
+    <w:lsdException w:name="Medium List 2 Accent 2" w:semiHidden="0" w:uiPriority="66" w:unhideWhenUsed="0"/>
+    <w:lsdException w:name="Medium Grid 1 Accent 2" w:semiHidden="0" w:uiPriority="67" w:unhideWhenUsed="0"/>
+    <w:lsdException w:name="Medium Grid 2 Accent 2" w:semiHidden="0" w:uiPriority="68" w:unhideWhenUsed="0"/>
+    <w:lsdException w:name="Medium Grid 3 Accent 2" w:semiHidden="0" w:uiPriority="69" w:unhideWhenUsed="0"/>
+    <w:lsdException w:name="Dark List Accent 2" w:semiHidden="0" w:uiPriority="70" w:unhideWhenUsed="0"/>
+    <w:lsdException w:name="Colorful Shading Accent 2" w:semiHidden="0" w:uiPriority="71" w:unhideWhenUsed="0"/>
+    <w:lsdException w:name="Colorful List Accent 2" w:semiHidden="0" w:uiPriority="72" w:unhideWhenUsed="0"/>
+    <w:lsdException w:name="Colorful Grid Accent 2" w:semiHidden="0" w:uiPriority="73" w:unhideWhenUsed="0"/>
+    <w:lsdException w:name="Light Shading Accent 3" w:semiHidden="0" w:uiPriority="60" w:unhideWhenUsed="0"/>
+    <w:lsdException w:name="Light List Accent 3" w:semiHidden="0" w:uiPriority="61" w:unhideWhenUsed="0"/>
+    <w:lsdException w:name="Light Grid Accent 3" w:semiHidden="0" w:uiPriority="62" w:unhideWhenUsed="0"/>
+    <w:lsdException w:name="Medium Shading 1 Accent 3" w:semiHidden="0" w:uiPriority="63" w:unhideWhenUsed="0"/>
+    <w:lsdException w:name="Medium Shading 2 Accent 3" w:semiHidden="0" w:uiPriority="64" w:unhideWhenUsed="0"/>
+    <w:lsdException w:name="Medium List 1 Accent 3" w:semiHidden="0" w:uiPriority="65" w:unhideWhenUsed="0"/>
+    <w:lsdException w:name="Medium List 2 Accent 3" w:semiHidden="0" w:uiPriority="66" w:unhideWhenUsed="0"/>
+    <w:lsdException w:name="Medium Grid 1 Accent 3" w:semiHidden="0" w:uiPriority="67" w:unhideWhenUsed="0"/>
+    <w:lsdException w:name="Medium Grid 2 Accent 3" w:semiHidden="0" w:uiPriority="68" w:unhideWhenUsed="0"/>
+    <w:lsdException w:name="Medium Grid 3 Accent 3" w:semiHidden="0" w:uiPriority="69" w:unhideWhenUsed="0"/>
+    <w:lsdException w:name="Dark List Accent 3" w:semiHidden="0" w:uiPriority="70" w:unhideWhenUsed="0"/>
+    <w:lsdException w:name="Colorful Shading Accent 3" w:semiHidden="0" w:uiPriority="71" w:unhideWhenUsed="0"/>
+    <w:lsdException w:name="Colorful List Accent 3" w:semiHidden="0" w:uiPriority="72" w:unhideWhenUsed="0"/>
+    <w:lsdException w:name="Colorful Grid Accent 3" w:semiHidden="0" w:uiPriority="73" w:unhideWhenUsed="0"/>
+    <w:lsdException w:name="Light Shading Accent 4" w:semiHidden="0" w:uiPriority="60" w:unhideWhenUsed="0"/>
+    <w:lsdException w:name="Light List Accent 4" w:semiHidden="0" w:uiPriority="61" w:unhideWhenUsed="0"/>
+    <w:lsdException w:name="Light Grid Accent 4" w:semiHidden="0" w:uiPriority="62" w:unhideWhenUsed="0"/>
+    <w:lsdException w:name="Medium Shading 1 Accent 4" w:semiHidden="0" w:uiPriority="63" w:unhideWhenUsed="0"/>
+    <w:lsdException w:name="Medium Shading 2 Accent 4" w:semiHidden="0" w:uiPriority="64" w:unhideWhenUsed="0"/>
+    <w:lsdException w:name="Medium List 1 Accent 4" w:semiHidden="0" w:uiPriority="65" w:unhideWhenUsed="0"/>
+    <w:lsdException w:name="Medium List 2 Accent 4" w:semiHidden="0" w:uiPriority="66" w:unhideWhenUsed="0"/>
+    <w:lsdException w:name="Medium Grid 1 Accent 4" w:semiHidden="0" w:uiPriority="67" w:unhideWhenUsed="0"/>
+    <w:lsdException w:name="Medium Grid 2 Accent 4" w:semiHidden="0" w:uiPriority="68" w:unhideWhenUsed="0"/>
+    <w:lsdException w:name="Medium Grid 3 Accent 4" w:semiHidden="0" w:uiPriority="69" w:unhideWhenUsed="0"/>
+    <w:lsdException w:name="Dark List Accent 4" w:semiHidden="0" w:uiPriority="70" w:unhideWhenUsed="0"/>
+    <w:lsdException w:name="Colorful Shading Accent 4" w:semiHidden="0" w:uiPriority="71" w:unhideWhenUsed="0"/>
+    <w:lsdException w:name="Colorful List Accent 4" w:semiHidden="0" w:uiPriority="72" w:unhideWhenUsed="0"/>
+    <w:lsdException w:name="Colorful Grid Accent 4" w:semiHidden="0" w:uiPriority="73" w:unhideWhenUsed="0"/>
+    <w:lsdException w:name="Light Shading Accent 5" w:semiHidden="0" w:uiPriority="60" w:unhideWhenUsed="0"/>
+    <w:lsdException w:name="Light List Accent 5" w:semiHidden="0" w:uiPriority="61" w:unhideWhenUsed="0"/>
+    <w:lsdException w:name="Light Grid Accent 5" w:semiHidden="0" w:uiPriority="62" w:unhideWhenUsed="0"/>
+    <w:lsdException w:name="Medium Shading 1 Accent 5" w:semiHidden="0" w:uiPriority="63" w:unhideWhenUsed="0"/>
+    <w:lsdException w:name="Medium Shading 2 Accent 5" w:semiHidden="0" w:uiPriority="64" w:unhideWhenUsed="0"/>
+    <w:lsdException w:name="Medium List 1 Accent 5" w:semiHidden="0" w:uiPriority="65" w:unhideWhenUsed="0"/>
+    <w:lsdException w:name="Medium List 2 Accent 5" w:semiHidden="0" w:uiPriority="66" w:unhideWhenUsed="0"/>
+    <w:lsdException w:name="Medium Grid 1 Accent 5" w:semiHidden="0" w:uiPriority="67" w:unhideWhenUsed="0"/>
+    <w:lsdException w:name="Medium Grid 2 Accent 5" w:semiHidden="0" w:uiPriority="68" w:unhideWhenUsed="0"/>
+    <w:lsdException w:name="Medium Grid 3 Accent 5" w:semiHidden="0" w:uiPriority="69" w:unhideWhenUsed="0"/>
+    <w:lsdException w:name="Dark List Accent 5" w:semiHidden="0" w:uiPriority="70" w:unhideWhenUsed="0"/>
+    <w:lsdException w:name="Colorful Shading Accent 5" w:semiHidden="0" w:uiPriority="71" w:unhideWhenUsed="0"/>
+    <w:lsdException w:name="Colorful List Accent 5" w:semiHidden="0" w:uiPriority="72" w:unhideWhenUsed="0"/>
+    <w:lsdException w:name="Colorful Grid Accent 5" w:semiHidden="0" w:uiPriority="73" w:unhideWhenUsed="0"/>
+    <w:lsdException w:name="Light Shading Accent 6" w:semiHidden="0" w:uiPriority="60" w:unhideWhenUsed="0"/>
+    <w:lsdException w:name="Light List Accent 6" w:semiHidden="0" w:uiPriority="61" w:unhideWhenUsed="0"/>
+    <w:lsdException w:name="Light Grid Accent 6" w:semiHidden="0" w:uiPriority="62" w:unhideWhenUsed="0"/>
+    <w:lsdException w:name="Medium Shading 1 Accent 6" w:semiHidden="0" w:uiPriority="63" w:unhideWhenUsed="0"/>
+    <w:lsdException w:name="Medium Shading 2 Accent 6" w:semiHidden="0" w:uiPriority="64" w:unhideWhenUsed="0"/>
+    <w:lsdException w:name="Medium List 1 Accent 6" w:semiHidden="0" w:uiPriority="65" w:unhideWhenUsed="0"/>
+    <w:lsdException w:name="Medium List 2 Accent 6" w:semiHidden="0" w:uiPriority="66" w:unhideWhenUsed="0"/>
+    <w:lsdException w:name="Medium Grid 1 Accent 6" w:semiHidden="0" w:uiPriority="67" w:unhideWhenUsed="0"/>
+    <w:lsdException w:name="Medium Grid 2 Accent 6" w:semiHidden="0" w:uiPriority="68" w:unhideWhenUsed="0"/>
+    <w:lsdException w:name="Medium Grid 3 Accent 6" w:semiHidden="0" w:uiPriority="69" w:unhideWhenUsed="0"/>
+    <w:lsdException w:name="Dark List Accent 6" w:semiHidden="0" w:uiPriority="70" w:unhideWhenUsed="0"/>
+    <w:lsdException w:name="Colorful Shading Accent 6" w:semiHidden="0" w:uiPriority="71" w:unhideWhenUsed="0"/>
+    <w:lsdException w:name="Colorful List Accent 6" w:semiHidden="0" w:uiPriority="72" w:unhideWhenUsed="0"/>
+    <w:lsdException w:name="Colorful Grid Accent 6" w:semiHidden="0" w:uiPriority="73" w:unhideWhenUsed="0"/>
+    <w:lsdException w:name="Subtle Emphasis" w:semiHidden="0" w:uiPriority="19" w:unhideWhenUsed="0" w:qFormat="1"/>
+    <w:lsdException w:name="Intense Emphasis" w:semiHidden="0" w:uiPriority="21" w:unhideWhenUsed="0" w:qFormat="1"/>
+    <w:lsdException w:name="Subtle Reference" w:semiHidden="0" w:uiPriority="31" w:unhideWhenUsed="0" w:qFormat="1"/>
+    <w:lsdException w:name="Intense Reference" w:semiHidden="0" w:uiPriority="32" w:unhideWhenUsed="0" w:qFormat="1"/>
+    <w:lsdException w:name="Book Title" w:semiHidden="0" w:uiPriority="33" w:unhideWhenUsed="0" w:qFormat="1"/>
+    <w:lsdException w:name="Bibliography" w:uiPriority="37"/>
+    <w:lsdException w:name="TOC Heading" w:uiPriority="39" w:qFormat="1"/>
   </w:latentStyles>
   <w:style w:type="paragraph" w:default="1" w:styleId="a">
     <w:name w:val="Normal"/>
@@ -25376,7 +25626,7 @@
   <a:extraClrSchemeLst/>
   <a:extLst>
     <a:ext uri="{05A4C25C-085E-4340-85A3-A5531E510DB2}">
-      <thm15:themeFamily xmlns:thm15="http://schemas.microsoft.com/office/thememl/2012/main" name="Office Theme" id="{62F939B6-93AF-4DB8-9C6B-D6C7DFDC589F}" vid="{4A3C46E8-61CC-4603-A589-7422A47A8E4A}"/>
+      <thm15:themeFamily xmlns:thm15="http://schemas.microsoft.com/office/thememl/2012/main" xmlns="" name="Office Theme" id="{62F939B6-93AF-4DB8-9C6B-D6C7DFDC589F}" vid="{4A3C46E8-61CC-4603-A589-7422A47A8E4A}"/>
     </a:ext>
   </a:extLst>
 </a:theme>

--- a/Document/fuClaw AIoT Agent 技術教學手冊.docx
+++ b/Document/fuClaw AIoT Agent 技術教學手冊.docx
@@ -2634,33 +2634,21 @@
     <w:p>
       <w:pPr>
         <w:spacing w:after="120"/>
-        <w:rPr>
-          <w:rFonts w:hint="eastAsia"/>
-        </w:rPr>
       </w:pPr>
     </w:p>
     <w:p>
       <w:pPr>
         <w:spacing w:after="120"/>
-        <w:rPr>
-          <w:rFonts w:hint="eastAsia"/>
-        </w:rPr>
       </w:pPr>
     </w:p>
     <w:p>
       <w:pPr>
         <w:spacing w:after="120"/>
-        <w:rPr>
-          <w:rFonts w:hint="eastAsia"/>
-        </w:rPr>
       </w:pPr>
     </w:p>
     <w:p>
       <w:pPr>
         <w:spacing w:after="120"/>
-        <w:rPr>
-          <w:rFonts w:hint="eastAsia"/>
-        </w:rPr>
       </w:pPr>
     </w:p>
     <w:p>
@@ -3523,11 +3511,6 @@
             </w:tcMar>
           </w:tcPr>
           <w:p>
-            <w:pPr>
-              <w:rPr>
-                <w:rFonts w:hint="eastAsia"/>
-              </w:rPr>
-            </w:pPr>
             <w:proofErr w:type="spellStart"/>
             <w:r>
               <w:rPr>
@@ -3820,18 +3803,7 @@
                 <w:sz w:val="20"/>
                 <w:szCs w:val="20"/>
               </w:rPr>
-              <w:t>排程</w:t>
-            </w:r>
-            <w:r>
-              <w:rPr>
-                <w:rFonts w:ascii="細明體" w:eastAsia="細明體" w:hAnsi="細明體" w:cs="細明體" w:hint="eastAsia"/>
-                <w:b/>
-                <w:bCs/>
-                <w:color w:val="1F4E79"/>
-                <w:sz w:val="20"/>
-                <w:szCs w:val="20"/>
-              </w:rPr>
-              <w:t>檢查</w:t>
+              <w:t>排程檢查</w:t>
             </w:r>
           </w:p>
         </w:tc>
@@ -3855,7 +3827,7 @@
           <w:p>
             <w:pPr>
               <w:rPr>
-                <w:rFonts w:ascii="Courier New" w:hAnsi="Courier New" w:cs="Courier New" w:hint="eastAsia"/>
+                <w:rFonts w:ascii="Courier New" w:hAnsi="Courier New" w:cs="Courier New"/>
                 <w:color w:val="1B6B6B"/>
                 <w:sz w:val="18"/>
                 <w:szCs w:val="18"/>
@@ -8094,78 +8066,78 @@
         <w:shd w:val="clear" w:color="auto" w:fill="1E1E1E"/>
         <w:ind w:left="360" w:right="360"/>
         <w:rPr>
+          <w:rFonts w:ascii="Courier New" w:hAnsi="Courier New" w:cs="Courier New"/>
+          <w:color w:val="DCDCAA"/>
+          <w:sz w:val="18"/>
+          <w:szCs w:val="18"/>
+        </w:rPr>
+      </w:pPr>
+      <w:r>
+        <w:rPr>
+          <w:rFonts w:ascii="Courier New" w:eastAsia="Courier New" w:hAnsi="Courier New" w:cs="Courier New"/>
+          <w:color w:val="DCDCAA"/>
+          <w:sz w:val="18"/>
+          <w:szCs w:val="18"/>
+        </w:rPr>
+        <w:t xml:space="preserve">  "</w:t>
+      </w:r>
+      <w:proofErr w:type="spellStart"/>
+      <w:r>
+        <w:rPr>
+          <w:rFonts w:ascii="Courier New" w:eastAsia="Courier New" w:hAnsi="Courier New" w:cs="Courier New"/>
+          <w:color w:val="DCDCAA"/>
+          <w:sz w:val="18"/>
+          <w:szCs w:val="18"/>
+        </w:rPr>
+        <w:t>gemini_apikey</w:t>
+      </w:r>
+      <w:proofErr w:type="spellEnd"/>
+      <w:r>
+        <w:rPr>
+          <w:rFonts w:ascii="Courier New" w:eastAsia="Courier New" w:hAnsi="Courier New" w:cs="Courier New"/>
+          <w:color w:val="DCDCAA"/>
+          <w:sz w:val="18"/>
+          <w:szCs w:val="18"/>
+        </w:rPr>
+        <w:t>":      "</w:t>
+      </w:r>
+      <w:proofErr w:type="spellStart"/>
+      <w:r>
+        <w:rPr>
+          <w:rFonts w:ascii="Courier New" w:eastAsia="Courier New" w:hAnsi="Courier New" w:cs="Courier New"/>
+          <w:color w:val="DCDCAA"/>
+          <w:sz w:val="18"/>
+          <w:szCs w:val="18"/>
+        </w:rPr>
+        <w:t>AIzaSy</w:t>
+      </w:r>
+      <w:proofErr w:type="spellEnd"/>
+      <w:r>
+        <w:rPr>
+          <w:rFonts w:ascii="Courier New" w:eastAsia="Courier New" w:hAnsi="Courier New" w:cs="Courier New"/>
+          <w:color w:val="DCDCAA"/>
+          <w:sz w:val="18"/>
+          <w:szCs w:val="18"/>
+        </w:rPr>
+        <w:t>...</w:t>
+      </w:r>
+      <w:proofErr w:type="gramStart"/>
+      <w:r>
+        <w:rPr>
+          <w:rFonts w:ascii="Courier New" w:eastAsia="Courier New" w:hAnsi="Courier New" w:cs="Courier New"/>
+          <w:color w:val="DCDCAA"/>
+          <w:sz w:val="18"/>
+          <w:szCs w:val="18"/>
+        </w:rPr>
+        <w:t>"</w:t>
+      </w:r>
+      <w:r>
+        <w:rPr>
           <w:rFonts w:ascii="Courier New" w:hAnsi="Courier New" w:cs="Courier New" w:hint="eastAsia"/>
           <w:color w:val="DCDCAA"/>
           <w:sz w:val="18"/>
           <w:szCs w:val="18"/>
         </w:rPr>
-      </w:pPr>
-      <w:r>
-        <w:rPr>
-          <w:rFonts w:ascii="Courier New" w:eastAsia="Courier New" w:hAnsi="Courier New" w:cs="Courier New"/>
-          <w:color w:val="DCDCAA"/>
-          <w:sz w:val="18"/>
-          <w:szCs w:val="18"/>
-        </w:rPr>
-        <w:t xml:space="preserve">  "</w:t>
-      </w:r>
-      <w:proofErr w:type="spellStart"/>
-      <w:r>
-        <w:rPr>
-          <w:rFonts w:ascii="Courier New" w:eastAsia="Courier New" w:hAnsi="Courier New" w:cs="Courier New"/>
-          <w:color w:val="DCDCAA"/>
-          <w:sz w:val="18"/>
-          <w:szCs w:val="18"/>
-        </w:rPr>
-        <w:t>gemini_apikey</w:t>
-      </w:r>
-      <w:proofErr w:type="spellEnd"/>
-      <w:r>
-        <w:rPr>
-          <w:rFonts w:ascii="Courier New" w:eastAsia="Courier New" w:hAnsi="Courier New" w:cs="Courier New"/>
-          <w:color w:val="DCDCAA"/>
-          <w:sz w:val="18"/>
-          <w:szCs w:val="18"/>
-        </w:rPr>
-        <w:t>":      "</w:t>
-      </w:r>
-      <w:proofErr w:type="spellStart"/>
-      <w:r>
-        <w:rPr>
-          <w:rFonts w:ascii="Courier New" w:eastAsia="Courier New" w:hAnsi="Courier New" w:cs="Courier New"/>
-          <w:color w:val="DCDCAA"/>
-          <w:sz w:val="18"/>
-          <w:szCs w:val="18"/>
-        </w:rPr>
-        <w:t>AIzaSy</w:t>
-      </w:r>
-      <w:proofErr w:type="spellEnd"/>
-      <w:r>
-        <w:rPr>
-          <w:rFonts w:ascii="Courier New" w:eastAsia="Courier New" w:hAnsi="Courier New" w:cs="Courier New"/>
-          <w:color w:val="DCDCAA"/>
-          <w:sz w:val="18"/>
-          <w:szCs w:val="18"/>
-        </w:rPr>
-        <w:t>...</w:t>
-      </w:r>
-      <w:proofErr w:type="gramStart"/>
-      <w:r>
-        <w:rPr>
-          <w:rFonts w:ascii="Courier New" w:eastAsia="Courier New" w:hAnsi="Courier New" w:cs="Courier New"/>
-          <w:color w:val="DCDCAA"/>
-          <w:sz w:val="18"/>
-          <w:szCs w:val="18"/>
-        </w:rPr>
-        <w:t>"</w:t>
-      </w:r>
-      <w:r>
-        <w:rPr>
-          <w:rFonts w:ascii="Courier New" w:hAnsi="Courier New" w:cs="Courier New" w:hint="eastAsia"/>
-          <w:color w:val="DCDCAA"/>
-          <w:sz w:val="18"/>
-          <w:szCs w:val="18"/>
-        </w:rPr>
         <w:t>,</w:t>
       </w:r>
       <w:proofErr w:type="gramEnd"/>
@@ -8175,7 +8147,6 @@
         <w:shd w:val="clear" w:color="auto" w:fill="1E1E1E"/>
         <w:ind w:left="360" w:right="360"/>
         <w:rPr>
-          <w:rFonts w:hint="eastAsia"/>
           <w:color w:val="00B050"/>
         </w:rPr>
       </w:pPr>
@@ -8379,57 +8350,36 @@
     <w:p>
       <w:pPr>
         <w:spacing w:after="120"/>
-        <w:rPr>
-          <w:rFonts w:hint="eastAsia"/>
-        </w:rPr>
       </w:pPr>
     </w:p>
     <w:p>
       <w:pPr>
         <w:spacing w:after="120"/>
-        <w:rPr>
-          <w:rFonts w:hint="eastAsia"/>
-        </w:rPr>
       </w:pPr>
     </w:p>
     <w:p>
       <w:pPr>
         <w:spacing w:after="120"/>
-        <w:rPr>
-          <w:rFonts w:hint="eastAsia"/>
-        </w:rPr>
       </w:pPr>
     </w:p>
     <w:p>
       <w:pPr>
         <w:spacing w:after="120"/>
-        <w:rPr>
-          <w:rFonts w:hint="eastAsia"/>
-        </w:rPr>
       </w:pPr>
     </w:p>
     <w:p>
       <w:pPr>
         <w:spacing w:after="120"/>
-        <w:rPr>
-          <w:rFonts w:hint="eastAsia"/>
-        </w:rPr>
       </w:pPr>
     </w:p>
     <w:p>
       <w:pPr>
         <w:spacing w:after="120"/>
-        <w:rPr>
-          <w:rFonts w:hint="eastAsia"/>
-        </w:rPr>
       </w:pPr>
     </w:p>
     <w:p>
       <w:pPr>
         <w:spacing w:after="120"/>
-        <w:rPr>
-          <w:rFonts w:hint="eastAsia"/>
-        </w:rPr>
       </w:pPr>
     </w:p>
     <w:p>
@@ -10987,65 +10937,41 @@
     <w:p>
       <w:pPr>
         <w:spacing w:after="120"/>
-        <w:rPr>
-          <w:rFonts w:hint="eastAsia"/>
-        </w:rPr>
       </w:pPr>
     </w:p>
     <w:p>
       <w:pPr>
         <w:spacing w:after="120"/>
-        <w:rPr>
-          <w:rFonts w:hint="eastAsia"/>
-        </w:rPr>
       </w:pPr>
     </w:p>
     <w:p>
       <w:pPr>
         <w:spacing w:after="120"/>
-        <w:rPr>
-          <w:rFonts w:hint="eastAsia"/>
-        </w:rPr>
       </w:pPr>
     </w:p>
     <w:p>
       <w:pPr>
         <w:spacing w:after="120"/>
-        <w:rPr>
-          <w:rFonts w:hint="eastAsia"/>
-        </w:rPr>
       </w:pPr>
     </w:p>
     <w:p>
       <w:pPr>
         <w:spacing w:after="120"/>
-        <w:rPr>
-          <w:rFonts w:hint="eastAsia"/>
-        </w:rPr>
       </w:pPr>
     </w:p>
     <w:p>
       <w:pPr>
         <w:spacing w:after="120"/>
-        <w:rPr>
-          <w:rFonts w:hint="eastAsia"/>
-        </w:rPr>
       </w:pPr>
     </w:p>
     <w:p>
       <w:pPr>
         <w:spacing w:after="120"/>
-        <w:rPr>
-          <w:rFonts w:hint="eastAsia"/>
-        </w:rPr>
       </w:pPr>
     </w:p>
     <w:p>
       <w:pPr>
         <w:spacing w:after="120"/>
-        <w:rPr>
-          <w:rFonts w:hint="eastAsia"/>
-        </w:rPr>
       </w:pPr>
     </w:p>
     <w:p>
@@ -11542,9 +11468,6 @@
     <w:p>
       <w:pPr>
         <w:spacing w:after="120"/>
-        <w:rPr>
-          <w:rFonts w:hint="eastAsia"/>
-        </w:rPr>
       </w:pPr>
     </w:p>
     <w:p>
@@ -11559,10 +11482,12 @@
       <w:r>
         <w:t>4.3 語音處理流程（</w:t>
       </w:r>
+      <w:bookmarkStart w:id="0" w:name="_GoBack"/>
       <w:proofErr w:type="spellStart"/>
       <w:r>
-        <w:t>sendAudioFileToGeminiSTT</w:t>
-      </w:r>
+        <w:t>sendFileToGemini</w:t>
+      </w:r>
+      <w:bookmarkEnd w:id="0"/>
       <w:proofErr w:type="spellEnd"/>
       <w:r>
         <w:t>）</w:t>
@@ -12024,7 +11949,7 @@
                 <w:sz w:val="18"/>
                 <w:szCs w:val="18"/>
               </w:rPr>
-              <w:t>sendAudioFileToGeminiSTT</w:t>
+              <w:t>sendFileToGemini</w:t>
             </w:r>
             <w:proofErr w:type="spellEnd"/>
             <w:r>
@@ -13080,7 +13005,6 @@
           <w:p>
             <w:pPr>
               <w:rPr>
-                <w:rFonts w:hint="eastAsia"/>
                 <w:color w:val="404040"/>
                 <w:sz w:val="20"/>
                 <w:szCs w:val="20"/>
@@ -13228,7 +13152,6 @@
           <w:p>
             <w:pPr>
               <w:rPr>
-                <w:rFonts w:hint="eastAsia"/>
                 <w:color w:val="404040"/>
                 <w:sz w:val="20"/>
                 <w:szCs w:val="20"/>
@@ -14204,97 +14127,61 @@
     <w:p>
       <w:pPr>
         <w:spacing w:after="120"/>
-        <w:rPr>
-          <w:rFonts w:hint="eastAsia"/>
-        </w:rPr>
       </w:pPr>
     </w:p>
     <w:p>
       <w:pPr>
         <w:spacing w:after="120"/>
-        <w:rPr>
-          <w:rFonts w:hint="eastAsia"/>
-        </w:rPr>
       </w:pPr>
     </w:p>
     <w:p>
       <w:pPr>
         <w:spacing w:after="120"/>
-        <w:rPr>
-          <w:rFonts w:hint="eastAsia"/>
-        </w:rPr>
       </w:pPr>
     </w:p>
     <w:p>
       <w:pPr>
         <w:spacing w:after="120"/>
-        <w:rPr>
-          <w:rFonts w:hint="eastAsia"/>
-        </w:rPr>
       </w:pPr>
     </w:p>
     <w:p>
       <w:pPr>
         <w:spacing w:after="120"/>
-        <w:rPr>
-          <w:rFonts w:hint="eastAsia"/>
-        </w:rPr>
       </w:pPr>
     </w:p>
     <w:p>
       <w:pPr>
         <w:spacing w:after="120"/>
-        <w:rPr>
-          <w:rFonts w:hint="eastAsia"/>
-        </w:rPr>
       </w:pPr>
     </w:p>
     <w:p>
       <w:pPr>
         <w:spacing w:after="120"/>
-        <w:rPr>
-          <w:rFonts w:hint="eastAsia"/>
-        </w:rPr>
       </w:pPr>
     </w:p>
     <w:p>
       <w:pPr>
         <w:spacing w:after="120"/>
-        <w:rPr>
-          <w:rFonts w:hint="eastAsia"/>
-        </w:rPr>
       </w:pPr>
     </w:p>
     <w:p>
       <w:pPr>
         <w:spacing w:after="120"/>
-        <w:rPr>
-          <w:rFonts w:hint="eastAsia"/>
-        </w:rPr>
       </w:pPr>
     </w:p>
     <w:p>
       <w:pPr>
         <w:spacing w:after="120"/>
-        <w:rPr>
-          <w:rFonts w:hint="eastAsia"/>
-        </w:rPr>
       </w:pPr>
     </w:p>
     <w:p>
       <w:pPr>
         <w:spacing w:after="120"/>
-        <w:rPr>
-          <w:rFonts w:hint="eastAsia"/>
-        </w:rPr>
       </w:pPr>
     </w:p>
     <w:p>
       <w:pPr>
         <w:spacing w:after="120"/>
-        <w:rPr>
-          <w:rFonts w:hint="eastAsia"/>
-        </w:rPr>
       </w:pPr>
     </w:p>
     <w:p>
@@ -16041,25 +15928,16 @@
     <w:p>
       <w:pPr>
         <w:spacing w:after="120"/>
-        <w:rPr>
-          <w:rFonts w:hint="eastAsia"/>
-        </w:rPr>
       </w:pPr>
     </w:p>
     <w:p>
       <w:pPr>
         <w:spacing w:after="120"/>
-        <w:rPr>
-          <w:rFonts w:hint="eastAsia"/>
-        </w:rPr>
       </w:pPr>
     </w:p>
     <w:p>
       <w:pPr>
         <w:spacing w:after="120"/>
-        <w:rPr>
-          <w:rFonts w:hint="eastAsia"/>
-        </w:rPr>
       </w:pPr>
     </w:p>
     <w:p>
@@ -20112,8 +19990,6 @@
       <w:pPr>
         <w:pStyle w:val="2"/>
       </w:pPr>
-      <w:bookmarkStart w:id="0" w:name="_GoBack"/>
-      <w:bookmarkEnd w:id="0"/>
       <w:r>
         <w:lastRenderedPageBreak/>
         <w:t>7.4 Gemini 輸出的不確定性</w:t>
@@ -25352,7 +25228,7 @@
         <w:sz w:val="18"/>
         <w:szCs w:val="18"/>
       </w:rPr>
-      <w:t>22</w:t>
+      <w:t>11</w:t>
     </w:r>
     <w:r>
       <w:rPr>
@@ -26719,7 +26595,7 @@
   <a:extraClrSchemeLst/>
   <a:extLst>
     <a:ext uri="{05A4C25C-085E-4340-85A3-A5531E510DB2}">
-      <thm15:themeFamily xmlns:thm15="http://schemas.microsoft.com/office/thememl/2012/main" xmlns="" name="Office Theme" id="{62F939B6-93AF-4DB8-9C6B-D6C7DFDC589F}" vid="{4A3C46E8-61CC-4603-A589-7422A47A8E4A}"/>
+      <thm15:themeFamily xmlns="" xmlns:thm15="http://schemas.microsoft.com/office/thememl/2012/main" name="Office Theme" id="{62F939B6-93AF-4DB8-9C6B-D6C7DFDC589F}" vid="{4A3C46E8-61CC-4603-A589-7422A47A8E4A}"/>
     </a:ext>
   </a:extLst>
 </a:theme>
